--- a/Workspace/SDD/PuntiSingoli/1 e 2 - Introduzione+Current System Design.docx
+++ b/Workspace/SDD/PuntiSingoli/1 e 2 - Introduzione+Current System Design.docx
@@ -15,40 +15,337 @@
         <w:pStyle w:val="Titolo2"/>
       </w:pPr>
       <w:r>
-        <w:t>1. Introduzione</w:t>
-      </w:r>
+        <w:t xml:space="preserve">1. </w:t>
+      </w:r>
+      <w:proofErr w:type="spellStart"/>
+      <w:r>
+        <w:t>Introduzione</w:t>
+      </w:r>
+      <w:proofErr w:type="spellEnd"/>
     </w:p>
     <w:p>
       <w:pPr>
         <w:pStyle w:val="Titolo3"/>
       </w:pPr>
       <w:r>
-        <w:t>1.1 Scopo del Sistema</w:t>
+        <w:t xml:space="preserve">1.1 </w:t>
+      </w:r>
+      <w:proofErr w:type="spellStart"/>
+      <w:r>
+        <w:t>Scopo</w:t>
+      </w:r>
+      <w:proofErr w:type="spellEnd"/>
+      <w:r>
+        <w:t xml:space="preserve"> del Sistema</w:t>
       </w:r>
     </w:p>
     <w:p>
       <w:r>
-        <w:t>E.W.M.S.</w:t>
-      </w:r>
-      <w:r>
-        <w:t xml:space="preserve"> è una piattaforma di gestione dei task progettata per facilitare la comunicazione tra dipendenti e supervisori in contesti operativi caratterizzati da un elevato volume di attività, come magazzini, centri logistici e reparti industriali. </w:t>
+        <w:t xml:space="preserve">E.W.M.S. è </w:t>
+      </w:r>
+      <w:proofErr w:type="spellStart"/>
+      <w:r>
+        <w:t>una</w:t>
+      </w:r>
+      <w:proofErr w:type="spellEnd"/>
+      <w:r>
+        <w:t xml:space="preserve"> </w:t>
+      </w:r>
+      <w:proofErr w:type="spellStart"/>
+      <w:r>
+        <w:t>piattaforma</w:t>
+      </w:r>
+      <w:proofErr w:type="spellEnd"/>
+      <w:r>
+        <w:t xml:space="preserve"> di </w:t>
+      </w:r>
+      <w:proofErr w:type="spellStart"/>
+      <w:r>
+        <w:t>gestione</w:t>
+      </w:r>
+      <w:proofErr w:type="spellEnd"/>
+      <w:r>
+        <w:t xml:space="preserve"> </w:t>
+      </w:r>
+      <w:proofErr w:type="spellStart"/>
+      <w:r>
+        <w:t>dei</w:t>
+      </w:r>
+      <w:proofErr w:type="spellEnd"/>
+      <w:r>
+        <w:t xml:space="preserve"> task </w:t>
+      </w:r>
+      <w:proofErr w:type="spellStart"/>
+      <w:r>
+        <w:t>progettata</w:t>
+      </w:r>
+      <w:proofErr w:type="spellEnd"/>
+      <w:r>
+        <w:t xml:space="preserve"> per </w:t>
+      </w:r>
+      <w:proofErr w:type="spellStart"/>
+      <w:r>
+        <w:t>facilitare</w:t>
+      </w:r>
+      <w:proofErr w:type="spellEnd"/>
+      <w:r>
+        <w:t xml:space="preserve"> la </w:t>
+      </w:r>
+      <w:proofErr w:type="spellStart"/>
+      <w:r>
+        <w:t>comunicazione</w:t>
+      </w:r>
+      <w:proofErr w:type="spellEnd"/>
+      <w:r>
+        <w:t xml:space="preserve"> </w:t>
+      </w:r>
+      <w:proofErr w:type="spellStart"/>
+      <w:r>
+        <w:t>tra</w:t>
+      </w:r>
+      <w:proofErr w:type="spellEnd"/>
+      <w:r>
+        <w:t xml:space="preserve"> </w:t>
+      </w:r>
+      <w:proofErr w:type="spellStart"/>
+      <w:r>
+        <w:t>dipendenti</w:t>
+      </w:r>
+      <w:proofErr w:type="spellEnd"/>
+      <w:r>
+        <w:t xml:space="preserve"> e </w:t>
+      </w:r>
+      <w:proofErr w:type="spellStart"/>
+      <w:r>
+        <w:t>supervisori</w:t>
+      </w:r>
+      <w:proofErr w:type="spellEnd"/>
+      <w:r>
+        <w:t xml:space="preserve"> in </w:t>
+      </w:r>
+      <w:proofErr w:type="spellStart"/>
+      <w:r>
+        <w:t>contesti</w:t>
+      </w:r>
+      <w:proofErr w:type="spellEnd"/>
+      <w:r>
+        <w:t xml:space="preserve"> </w:t>
+      </w:r>
+      <w:proofErr w:type="spellStart"/>
+      <w:r>
+        <w:t>operativi</w:t>
+      </w:r>
+      <w:proofErr w:type="spellEnd"/>
+      <w:r>
+        <w:t xml:space="preserve"> </w:t>
+      </w:r>
+      <w:proofErr w:type="spellStart"/>
+      <w:r>
+        <w:t>caratterizzati</w:t>
+      </w:r>
+      <w:proofErr w:type="spellEnd"/>
+      <w:r>
+        <w:t xml:space="preserve"> da un </w:t>
+      </w:r>
+      <w:proofErr w:type="spellStart"/>
+      <w:r>
+        <w:t>elevato</w:t>
+      </w:r>
+      <w:proofErr w:type="spellEnd"/>
+      <w:r>
+        <w:t xml:space="preserve"> volume di </w:t>
+      </w:r>
+      <w:proofErr w:type="spellStart"/>
+      <w:r>
+        <w:t>attività</w:t>
+      </w:r>
+      <w:proofErr w:type="spellEnd"/>
+      <w:r>
+        <w:t xml:space="preserve">, come </w:t>
+      </w:r>
+      <w:proofErr w:type="spellStart"/>
+      <w:r>
+        <w:t>magazzini</w:t>
+      </w:r>
+      <w:proofErr w:type="spellEnd"/>
+      <w:r>
+        <w:t xml:space="preserve">, </w:t>
+      </w:r>
+      <w:proofErr w:type="spellStart"/>
+      <w:r>
+        <w:t>centri</w:t>
+      </w:r>
+      <w:proofErr w:type="spellEnd"/>
+      <w:r>
+        <w:t xml:space="preserve"> </w:t>
+      </w:r>
+      <w:proofErr w:type="spellStart"/>
+      <w:r>
+        <w:t>logistici</w:t>
+      </w:r>
+      <w:proofErr w:type="spellEnd"/>
+      <w:r>
+        <w:t xml:space="preserve"> e </w:t>
+      </w:r>
+      <w:proofErr w:type="spellStart"/>
+      <w:r>
+        <w:t>reparti</w:t>
+      </w:r>
+      <w:proofErr w:type="spellEnd"/>
+      <w:r>
+        <w:t xml:space="preserve"> </w:t>
+      </w:r>
+      <w:proofErr w:type="spellStart"/>
+      <w:r>
+        <w:t>industriali</w:t>
+      </w:r>
+      <w:proofErr w:type="spellEnd"/>
+      <w:r>
+        <w:t xml:space="preserve">. </w:t>
       </w:r>
     </w:p>
     <w:p>
       <w:r>
-        <w:t xml:space="preserve">Il sistema </w:t>
-      </w:r>
+        <w:t xml:space="preserve">Il </w:t>
+      </w:r>
+      <w:proofErr w:type="spellStart"/>
+      <w:r>
+        <w:t>sistema</w:t>
+      </w:r>
+      <w:proofErr w:type="spellEnd"/>
+      <w:r>
+        <w:t xml:space="preserve"> </w:t>
+      </w:r>
+      <w:proofErr w:type="spellStart"/>
       <w:r>
         <w:t>punta</w:t>
       </w:r>
-      <w:r>
-        <w:t xml:space="preserve"> a centralizzare l’assegnazione dei compiti</w:t>
-      </w:r>
+      <w:proofErr w:type="spellEnd"/>
+      <w:r>
+        <w:t xml:space="preserve"> a </w:t>
+      </w:r>
+      <w:proofErr w:type="spellStart"/>
+      <w:r>
+        <w:t>centralizzare</w:t>
+      </w:r>
+      <w:proofErr w:type="spellEnd"/>
+      <w:r>
+        <w:t xml:space="preserve"> </w:t>
+      </w:r>
+      <w:proofErr w:type="spellStart"/>
+      <w:r>
+        <w:t>l’assegnazione</w:t>
+      </w:r>
+      <w:proofErr w:type="spellEnd"/>
+      <w:r>
+        <w:t xml:space="preserve"> </w:t>
+      </w:r>
+      <w:proofErr w:type="spellStart"/>
+      <w:r>
+        <w:t>dei</w:t>
+      </w:r>
+      <w:proofErr w:type="spellEnd"/>
+      <w:r>
+        <w:t xml:space="preserve"> </w:t>
+      </w:r>
+      <w:proofErr w:type="spellStart"/>
+      <w:r>
+        <w:t>compiti</w:t>
+      </w:r>
+      <w:proofErr w:type="spellEnd"/>
       <w:r>
         <w:t xml:space="preserve"> e</w:t>
       </w:r>
       <w:r>
-        <w:t xml:space="preserve"> il monitoraggio dello stato delle attività, riducendo i tempi di coordinamento e aumentando l’efficienza e la trasparenza organizzativa.</w:t>
+        <w:t xml:space="preserve"> il </w:t>
+      </w:r>
+      <w:proofErr w:type="spellStart"/>
+      <w:r>
+        <w:t>monitoraggio</w:t>
+      </w:r>
+      <w:proofErr w:type="spellEnd"/>
+      <w:r>
+        <w:t xml:space="preserve"> </w:t>
+      </w:r>
+      <w:proofErr w:type="spellStart"/>
+      <w:r>
+        <w:t>dello</w:t>
+      </w:r>
+      <w:proofErr w:type="spellEnd"/>
+      <w:r>
+        <w:t xml:space="preserve"> </w:t>
+      </w:r>
+      <w:proofErr w:type="spellStart"/>
+      <w:r>
+        <w:t>stato</w:t>
+      </w:r>
+      <w:proofErr w:type="spellEnd"/>
+      <w:r>
+        <w:t xml:space="preserve"> delle </w:t>
+      </w:r>
+      <w:proofErr w:type="spellStart"/>
+      <w:r>
+        <w:t>attività</w:t>
+      </w:r>
+      <w:proofErr w:type="spellEnd"/>
+      <w:r>
+        <w:t xml:space="preserve">, </w:t>
+      </w:r>
+      <w:proofErr w:type="spellStart"/>
+      <w:r>
+        <w:t>riducendo</w:t>
+      </w:r>
+      <w:proofErr w:type="spellEnd"/>
+      <w:r>
+        <w:t xml:space="preserve"> </w:t>
+      </w:r>
+      <w:proofErr w:type="spellStart"/>
+      <w:r>
+        <w:t>i</w:t>
+      </w:r>
+      <w:proofErr w:type="spellEnd"/>
+      <w:r>
+        <w:t xml:space="preserve"> tempi di </w:t>
+      </w:r>
+      <w:proofErr w:type="spellStart"/>
+      <w:r>
+        <w:t>coordinamento</w:t>
+      </w:r>
+      <w:proofErr w:type="spellEnd"/>
+      <w:r>
+        <w:t xml:space="preserve"> e </w:t>
+      </w:r>
+      <w:proofErr w:type="spellStart"/>
+      <w:r>
+        <w:t>aumentando</w:t>
+      </w:r>
+      <w:proofErr w:type="spellEnd"/>
+      <w:r>
+        <w:t xml:space="preserve"> </w:t>
+      </w:r>
+      <w:proofErr w:type="spellStart"/>
+      <w:r>
+        <w:t>l’efficienza</w:t>
+      </w:r>
+      <w:proofErr w:type="spellEnd"/>
+      <w:r>
+        <w:t xml:space="preserve"> e la </w:t>
+      </w:r>
+      <w:proofErr w:type="spellStart"/>
+      <w:r>
+        <w:t>trasparenza</w:t>
+      </w:r>
+      <w:proofErr w:type="spellEnd"/>
+      <w:r>
+        <w:t xml:space="preserve"> </w:t>
+      </w:r>
+      <w:proofErr w:type="spellStart"/>
+      <w:r>
+        <w:t>organizzativa</w:t>
+      </w:r>
+      <w:proofErr w:type="spellEnd"/>
+      <w:r>
+        <w:t>.</w:t>
       </w:r>
     </w:p>
     <w:p>
@@ -56,141 +353,3230 @@
         <w:pStyle w:val="Titolo3"/>
       </w:pPr>
       <w:r>
-        <w:t>1.2 Obiettivi di Progettazione</w:t>
+        <w:t xml:space="preserve">1.2 </w:t>
+      </w:r>
+      <w:r>
+        <w:t>Design goals</w:t>
       </w:r>
     </w:p>
     <w:p>
-      <w:r>
-        <w:t>- Fornire un ambiente unificato per l’assegnazione, la gestione e il tracciamento dei task.</w:t>
-      </w:r>
-      <w:r>
-        <w:br/>
-        <w:t>- Abilitare comunicazioni tempestive e strutturate tra supervisori e dipendenti.</w:t>
-      </w:r>
-      <w:r>
-        <w:br/>
-        <w:t>- Garantire tracciabilità completa delle operazioni tramite log e cronologia degli stati.</w:t>
-      </w:r>
-      <w:r>
-        <w:br/>
-        <w:t>- Supportare la scalabilità del sistema in contesti con migliaia di micro-task giornalieri.</w:t>
-      </w:r>
-      <w:r>
-        <w:br/>
-        <w:t>- Migliorare l’efficienza riducendo dipendenze da strumenti manuali o non centralizzati.</w:t>
-      </w:r>
+      <w:pPr>
+        <w:rPr>
+          <w:b/>
+          <w:bCs/>
+          <w:lang w:val="it-IT"/>
+        </w:rPr>
+      </w:pPr>
     </w:p>
     <w:p>
       <w:pPr>
-        <w:pStyle w:val="Titolo3"/>
-      </w:pPr>
-      <w:r>
-        <w:t>1.3 Definizioni, Acronimi e Abbreviazioni</w:t>
+        <w:rPr>
+          <w:b/>
+          <w:bCs/>
+          <w:lang w:val="it-IT"/>
+        </w:rPr>
+      </w:pPr>
+      <w:r>
+        <w:rPr>
+          <w:b/>
+          <w:bCs/>
+          <w:lang w:val="it-IT"/>
+        </w:rPr>
+        <w:t>D</w:t>
+      </w:r>
+      <w:r>
+        <w:rPr>
+          <w:b/>
+          <w:bCs/>
+          <w:lang w:val="it-IT"/>
+        </w:rPr>
+        <w:t>G_</w:t>
+      </w:r>
+      <w:r>
+        <w:rPr>
+          <w:b/>
+          <w:bCs/>
+          <w:lang w:val="it-IT"/>
+        </w:rPr>
+        <w:t xml:space="preserve">1 – UI Web </w:t>
+      </w:r>
+      <w:r>
+        <w:rPr>
+          <w:b/>
+          <w:bCs/>
+          <w:lang w:val="it-IT"/>
+        </w:rPr>
+        <w:t>b</w:t>
+      </w:r>
+      <w:r>
+        <w:rPr>
+          <w:b/>
+          <w:bCs/>
+          <w:lang w:val="it-IT"/>
+        </w:rPr>
+        <w:t xml:space="preserve">asata su </w:t>
+      </w:r>
+      <w:r>
+        <w:rPr>
+          <w:b/>
+          <w:bCs/>
+          <w:lang w:val="it-IT"/>
+        </w:rPr>
+        <w:t>b</w:t>
+      </w:r>
+      <w:r>
+        <w:rPr>
+          <w:b/>
+          <w:bCs/>
+          <w:lang w:val="it-IT"/>
+        </w:rPr>
+        <w:t xml:space="preserve">rowser </w:t>
+      </w:r>
+      <w:r>
+        <w:rPr>
+          <w:b/>
+          <w:bCs/>
+          <w:lang w:val="it-IT"/>
+        </w:rPr>
+        <w:t>m</w:t>
+      </w:r>
+      <w:r>
+        <w:rPr>
+          <w:b/>
+          <w:bCs/>
+          <w:lang w:val="it-IT"/>
+        </w:rPr>
+        <w:t>oderni</w:t>
+      </w:r>
+      <w:r>
+        <w:rPr>
+          <w:b/>
+          <w:bCs/>
+          <w:lang w:val="it-IT"/>
+        </w:rPr>
+        <w:t xml:space="preserve"> (RNF 3.31 – Usabilità)</w:t>
       </w:r>
     </w:p>
     <w:p>
-      <w:r>
-        <w:t>Vedere il Glossario (qui ci aggiungiamo un collegamento al punto 4)</w:t>
+      <w:pPr>
+        <w:rPr>
+          <w:lang w:val="it-IT"/>
+        </w:rPr>
+      </w:pPr>
+      <w:r>
+        <w:rPr>
+          <w:b/>
+          <w:bCs/>
+          <w:lang w:val="it-IT"/>
+        </w:rPr>
+        <w:t>Obiettivo:</w:t>
+      </w:r>
+      <w:r>
+        <w:rPr>
+          <w:lang w:val="it-IT"/>
+        </w:rPr>
+        <w:br/>
+        <w:t>Garantire che l’interfaccia utente sia completamente fruibile attraverso i principali browser moderni (Chrome, Firefox, Edge, Safari), senza richiedere installazioni locali o software aggiuntivo</w:t>
+      </w:r>
+      <w:r>
+        <w:rPr>
+          <w:lang w:val="it-IT"/>
+        </w:rPr>
+        <w:t>,</w:t>
+      </w:r>
+      <w:r>
+        <w:rPr>
+          <w:lang w:val="it-IT"/>
+        </w:rPr>
+        <w:t xml:space="preserve"> massimizza</w:t>
+      </w:r>
+      <w:r>
+        <w:rPr>
+          <w:lang w:val="it-IT"/>
+        </w:rPr>
+        <w:t>ndo quanto possibile l’UX,</w:t>
+      </w:r>
+      <w:r>
+        <w:rPr>
+          <w:lang w:val="it-IT"/>
+        </w:rPr>
+        <w:t xml:space="preserve"> la semplicità di adozione e ridurre i costi di manutenzione relativi ai client.</w:t>
       </w:r>
     </w:p>
     <w:p>
       <w:pPr>
-        <w:pStyle w:val="Titolo3"/>
-      </w:pPr>
-      <w:r>
-        <w:t>1.4 Riferimenti</w:t>
+        <w:rPr>
+          <w:lang w:val="it-IT"/>
+        </w:rPr>
+      </w:pPr>
+      <w:r>
+        <w:rPr>
+          <w:b/>
+          <w:bCs/>
+          <w:lang w:val="it-IT"/>
+        </w:rPr>
+        <w:t>Trade-off:</w:t>
       </w:r>
     </w:p>
     <w:p>
-      <w:r>
-        <w:t>RAD – versione 1.0 – 11/11/2025</w:t>
+      <w:pPr>
+        <w:numPr>
+          <w:ilvl w:val="0"/>
+          <w:numId w:val="12"/>
+        </w:numPr>
+        <w:rPr>
+          <w:lang w:val="it-IT"/>
+        </w:rPr>
+      </w:pPr>
+      <w:r>
+        <w:rPr>
+          <w:b/>
+          <w:bCs/>
+          <w:lang w:val="it-IT"/>
+        </w:rPr>
+        <w:t xml:space="preserve">Compatibilità vs. </w:t>
+      </w:r>
+      <w:r>
+        <w:rPr>
+          <w:b/>
+          <w:bCs/>
+          <w:lang w:val="it-IT"/>
+        </w:rPr>
+        <w:t>f</w:t>
+      </w:r>
+      <w:r>
+        <w:rPr>
+          <w:b/>
+          <w:bCs/>
+          <w:lang w:val="it-IT"/>
+        </w:rPr>
+        <w:t xml:space="preserve">unzionalità </w:t>
+      </w:r>
+      <w:r>
+        <w:rPr>
+          <w:b/>
+          <w:bCs/>
+          <w:lang w:val="it-IT"/>
+        </w:rPr>
+        <w:t>a</w:t>
+      </w:r>
+      <w:r>
+        <w:rPr>
+          <w:b/>
+          <w:bCs/>
+          <w:lang w:val="it-IT"/>
+        </w:rPr>
+        <w:t>vanzate</w:t>
+      </w:r>
+      <w:r>
+        <w:rPr>
+          <w:lang w:val="it-IT"/>
+        </w:rPr>
+        <w:br/>
+        <w:t xml:space="preserve">Per garantire la compatibilità cross-browser, è necessario rinunciare o limitare l’uso di funzionalità web </w:t>
+      </w:r>
+      <w:r>
+        <w:rPr>
+          <w:lang w:val="it-IT"/>
+        </w:rPr>
+        <w:t>ultra-moderne</w:t>
+      </w:r>
+      <w:r>
+        <w:rPr>
+          <w:lang w:val="it-IT"/>
+        </w:rPr>
+        <w:t xml:space="preserve"> non ancora supportate uniformemente dai browser.</w:t>
+      </w:r>
+      <w:r>
+        <w:rPr>
+          <w:lang w:val="it-IT"/>
+        </w:rPr>
+        <w:br/>
+        <w:t>Ciò può impedire l’adozione di librerie grafiche o feature molto moderne</w:t>
+      </w:r>
+      <w:r>
+        <w:rPr>
+          <w:lang w:val="it-IT"/>
+        </w:rPr>
+        <w:t xml:space="preserve"> come</w:t>
+      </w:r>
+      <w:r>
+        <w:rPr>
+          <w:lang w:val="it-IT"/>
+        </w:rPr>
+        <w:t xml:space="preserve"> API sperimentali</w:t>
+      </w:r>
+      <w:r>
+        <w:rPr>
+          <w:lang w:val="it-IT"/>
+        </w:rPr>
+        <w:t xml:space="preserve"> o</w:t>
+      </w:r>
+      <w:r>
+        <w:rPr>
+          <w:lang w:val="it-IT"/>
+        </w:rPr>
+        <w:t xml:space="preserve"> animazioni </w:t>
+      </w:r>
+      <w:proofErr w:type="spellStart"/>
+      <w:r>
+        <w:rPr>
+          <w:lang w:val="it-IT"/>
+        </w:rPr>
+        <w:t>WebGPU</w:t>
+      </w:r>
+      <w:proofErr w:type="spellEnd"/>
+      <w:r>
+        <w:rPr>
+          <w:lang w:val="it-IT"/>
+        </w:rPr>
+        <w:t xml:space="preserve"> </w:t>
+      </w:r>
+      <w:r>
+        <w:rPr>
+          <w:lang w:val="it-IT"/>
+        </w:rPr>
+        <w:t>che potrebbero migliorare la UX ma ridurre la compatibilità</w:t>
+      </w:r>
+      <w:r>
+        <w:rPr>
+          <w:lang w:val="it-IT"/>
+        </w:rPr>
+        <w:t xml:space="preserve"> e le performance</w:t>
+      </w:r>
+      <w:r>
+        <w:rPr>
+          <w:lang w:val="it-IT"/>
+        </w:rPr>
+        <w:t>.</w:t>
       </w:r>
     </w:p>
     <w:p>
-      <w:r>
-        <w:t>Inoltre ci si riferisce anche a qualsiasi policy dell’azienda che implementerà E.W.M.S. oltre che alle linee guida</w:t>
+      <w:pPr>
+        <w:numPr>
+          <w:ilvl w:val="0"/>
+          <w:numId w:val="12"/>
+        </w:numPr>
+        <w:rPr>
+          <w:lang w:val="it-IT"/>
+        </w:rPr>
+      </w:pPr>
+      <w:r>
+        <w:rPr>
+          <w:b/>
+          <w:bCs/>
+          <w:lang w:val="it-IT"/>
+        </w:rPr>
+        <w:t xml:space="preserve">Performance vs. </w:t>
+      </w:r>
+      <w:r>
+        <w:rPr>
+          <w:b/>
+          <w:bCs/>
+          <w:lang w:val="it-IT"/>
+        </w:rPr>
+        <w:t>a</w:t>
+      </w:r>
+      <w:r>
+        <w:rPr>
+          <w:b/>
+          <w:bCs/>
+          <w:lang w:val="it-IT"/>
+        </w:rPr>
+        <w:t>ccessibilità</w:t>
+      </w:r>
+      <w:r>
+        <w:rPr>
+          <w:lang w:val="it-IT"/>
+        </w:rPr>
+        <w:br/>
+        <w:t>Garantire l’accesso da browser differenti comporta un design più ottimizzato e standardizzato, che talvolta limita scelte architetturali più performanti o soluzioni proprietarie.</w:t>
       </w:r>
     </w:p>
     <w:p>
       <w:pPr>
-        <w:pStyle w:val="Titolo3"/>
-      </w:pPr>
-      <w:r>
-        <w:t>1.5 Panoramica del Documento</w:t>
-      </w:r>
+        <w:rPr>
+          <w:lang w:val="it-IT"/>
+        </w:rPr>
+      </w:pPr>
     </w:p>
     <w:p>
-      <w:r>
-        <w:t>Questo documento descrive il contesto architetturale corrente, le motivazioni e le scelte che hanno guidato la progettazione dell’architettura del sistema EWMS.</w:t>
-      </w:r>
+      <w:pPr>
+        <w:rPr>
+          <w:lang w:val="it-IT"/>
+        </w:rPr>
+      </w:pPr>
     </w:p>
     <w:p>
       <w:pPr>
-        <w:pStyle w:val="Titolo2"/>
-      </w:pPr>
-      <w:r>
-        <w:t>2. Architettura Software Corrente</w:t>
-      </w:r>
+        <w:rPr>
+          <w:lang w:val="it-IT"/>
+        </w:rPr>
+      </w:pPr>
     </w:p>
     <w:p>
-      <w:r>
-        <w:t>Questa parte del documento analizza la struttura delle architetture correnti, ne sottolinea le inefficienze e le limitazioni.</w:t>
+      <w:pPr>
+        <w:rPr>
+          <w:b/>
+          <w:bCs/>
+          <w:lang w:val="it-IT"/>
+        </w:rPr>
+      </w:pPr>
+      <w:r>
+        <w:rPr>
+          <w:b/>
+          <w:bCs/>
+          <w:lang w:val="it-IT"/>
+        </w:rPr>
+        <w:lastRenderedPageBreak/>
+        <w:t>D</w:t>
+      </w:r>
+      <w:r>
+        <w:rPr>
+          <w:b/>
+          <w:bCs/>
+          <w:lang w:val="it-IT"/>
+        </w:rPr>
+        <w:t xml:space="preserve">G_2 </w:t>
+      </w:r>
+      <w:r>
+        <w:rPr>
+          <w:b/>
+          <w:bCs/>
+          <w:lang w:val="it-IT"/>
+        </w:rPr>
+        <w:t>– Interfaccia Software Database via JDBC</w:t>
+      </w:r>
+      <w:r>
+        <w:rPr>
+          <w:b/>
+          <w:bCs/>
+          <w:lang w:val="it-IT"/>
+        </w:rPr>
+        <w:t xml:space="preserve"> (RNF 3.3.6 – Interfaccia)</w:t>
       </w:r>
     </w:p>
     <w:p>
-      <w:r>
-        <w:t xml:space="preserve">Confrontando queste modalità con il nostro sistema, si può notare come E.W.M.S. offra fessibilità, addattabilità e usabilità nella gestione dei task, rendendo più facile il Lavoro sia per i dipendenti che per i dirigenti. </w:t>
+      <w:pPr>
+        <w:rPr>
+          <w:lang w:val="it-IT"/>
+        </w:rPr>
+      </w:pPr>
+      <w:r>
+        <w:rPr>
+          <w:b/>
+          <w:bCs/>
+          <w:lang w:val="it-IT"/>
+        </w:rPr>
+        <w:t>Obiettivo:</w:t>
+      </w:r>
+      <w:r>
+        <w:rPr>
+          <w:lang w:val="it-IT"/>
+        </w:rPr>
+        <w:br/>
+        <w:t>Utilizzare JDBC come standard per comunicare con l’RDBMS aziendale assicur</w:t>
+      </w:r>
+      <w:r>
+        <w:rPr>
+          <w:lang w:val="it-IT"/>
+        </w:rPr>
+        <w:t>a</w:t>
+      </w:r>
+      <w:r>
+        <w:rPr>
+          <w:lang w:val="it-IT"/>
+        </w:rPr>
+        <w:t xml:space="preserve"> portabilità tra diversi DBMS, stabilità, compatibilità con Java e facilità di manutenzione del </w:t>
+      </w:r>
+      <w:proofErr w:type="spellStart"/>
+      <w:r>
+        <w:rPr>
+          <w:lang w:val="it-IT"/>
+        </w:rPr>
+        <w:t>layer</w:t>
+      </w:r>
+      <w:proofErr w:type="spellEnd"/>
+      <w:r>
+        <w:rPr>
+          <w:lang w:val="it-IT"/>
+        </w:rPr>
+        <w:t xml:space="preserve"> di persistenza.</w:t>
       </w:r>
     </w:p>
     <w:p>
       <w:pPr>
-        <w:pStyle w:val="Titolo3"/>
-      </w:pPr>
-      <w:r>
-        <w:t>2.1 Architetture e Metodi in Contesti Simili</w:t>
+        <w:rPr>
+          <w:lang w:val="it-IT"/>
+        </w:rPr>
+      </w:pPr>
+      <w:r>
+        <w:rPr>
+          <w:b/>
+          <w:bCs/>
+          <w:lang w:val="it-IT"/>
+        </w:rPr>
+        <w:t>Trade-off:</w:t>
       </w:r>
     </w:p>
     <w:p>
-      <w:r>
-        <w:t>M</w:t>
-      </w:r>
-      <w:r>
-        <w:t>olte</w:t>
-      </w:r>
-      <w:r>
-        <w:t xml:space="preserve"> aziende</w:t>
-      </w:r>
-      <w:r>
-        <w:t xml:space="preserve"> fanno </w:t>
-      </w:r>
-      <w:r>
-        <w:t xml:space="preserve">ancora </w:t>
-      </w:r>
-      <w:r>
-        <w:t xml:space="preserve">affidamento su strumenti manuali o semi-digitali, come fogli di calcolo condivisi, task list cartacee, comunicazioni tramite telefono o messaggistica </w:t>
-      </w:r>
-      <w:r>
-        <w:lastRenderedPageBreak/>
-        <w:t>istantanea, oppure moduli generici inclusi in suite aziendali non specializzate</w:t>
-      </w:r>
-      <w:r>
-        <w:t>: q</w:t>
-      </w:r>
-      <w:r>
-        <w:t>uesti approcci non offrono scalabilità, controllo centralizzato né visibilità in tempo reale.</w:t>
+      <w:pPr>
+        <w:numPr>
+          <w:ilvl w:val="0"/>
+          <w:numId w:val="13"/>
+        </w:numPr>
+        <w:rPr>
+          <w:lang w:val="it-IT"/>
+        </w:rPr>
+      </w:pPr>
+      <w:r>
+        <w:rPr>
+          <w:b/>
+          <w:bCs/>
+          <w:lang w:val="it-IT"/>
+        </w:rPr>
+        <w:t xml:space="preserve">Portabilità vs. </w:t>
+      </w:r>
+      <w:r>
+        <w:rPr>
+          <w:b/>
+          <w:bCs/>
+          <w:lang w:val="it-IT"/>
+        </w:rPr>
+        <w:t>o</w:t>
+      </w:r>
+      <w:r>
+        <w:rPr>
+          <w:b/>
+          <w:bCs/>
+          <w:lang w:val="it-IT"/>
+        </w:rPr>
+        <w:t xml:space="preserve">ttimizzazioni </w:t>
+      </w:r>
+      <w:r>
+        <w:rPr>
+          <w:b/>
+          <w:bCs/>
+          <w:lang w:val="it-IT"/>
+        </w:rPr>
+        <w:t>s</w:t>
+      </w:r>
+      <w:r>
+        <w:rPr>
+          <w:b/>
+          <w:bCs/>
+          <w:lang w:val="it-IT"/>
+        </w:rPr>
+        <w:t>pecifiche del DBMS</w:t>
+      </w:r>
+      <w:r>
+        <w:rPr>
+          <w:lang w:val="it-IT"/>
+        </w:rPr>
+        <w:br/>
+        <w:t xml:space="preserve">L’uso di JDBC permette astrarre il DBMS, ma </w:t>
+      </w:r>
+      <w:r>
+        <w:rPr>
+          <w:lang w:val="it-IT"/>
+        </w:rPr>
+        <w:t xml:space="preserve">non permette l’implementazione di alcune funzionalità proprietarie che si vorrebbero aggiungere. </w:t>
+      </w:r>
+      <w:r>
+        <w:rPr>
+          <w:lang w:val="it-IT"/>
+        </w:rPr>
+        <w:t>Ciò limita il massimo livello di performance raggiungibile rispetto a soluzioni più vincolate a un singolo database.</w:t>
       </w:r>
     </w:p>
     <w:p>
       <w:pPr>
-        <w:pStyle w:val="Titolo3"/>
-      </w:pPr>
-      <w:r>
-        <w:t>2.2 Assunzioni Derivate dal Contesto Attuale</w:t>
+        <w:numPr>
+          <w:ilvl w:val="0"/>
+          <w:numId w:val="13"/>
+        </w:numPr>
+        <w:rPr>
+          <w:lang w:val="it-IT"/>
+        </w:rPr>
+      </w:pPr>
+      <w:r>
+        <w:rPr>
+          <w:b/>
+          <w:bCs/>
+          <w:lang w:val="it-IT"/>
+        </w:rPr>
+        <w:t xml:space="preserve">Semplicità d’integrazione vs. Complessità delle </w:t>
+      </w:r>
+      <w:r>
+        <w:rPr>
+          <w:b/>
+          <w:bCs/>
+          <w:lang w:val="it-IT"/>
+        </w:rPr>
+        <w:t>q</w:t>
+      </w:r>
+      <w:r>
+        <w:rPr>
+          <w:b/>
+          <w:bCs/>
+          <w:lang w:val="it-IT"/>
+        </w:rPr>
+        <w:t>uery</w:t>
+      </w:r>
+      <w:r>
+        <w:rPr>
+          <w:lang w:val="it-IT"/>
+        </w:rPr>
+        <w:br/>
+        <w:t xml:space="preserve">L’astrazione JDBC richiede spesso la gestione manuale delle query SQL e del mapping dei risultati, aumentando la quantità di codice </w:t>
+      </w:r>
+      <w:r>
+        <w:rPr>
+          <w:lang w:val="it-IT"/>
+        </w:rPr>
+        <w:t>da scrivere</w:t>
+      </w:r>
+      <w:r>
+        <w:rPr>
+          <w:lang w:val="it-IT"/>
+        </w:rPr>
+        <w:t>.</w:t>
       </w:r>
     </w:p>
     <w:p>
-      <w:r>
-        <w:t xml:space="preserve">La progettazione del sistema parte dall’assunzione che siano necessari: </w:t>
+      <w:pPr>
+        <w:rPr>
+          <w:lang w:val="it-IT"/>
+        </w:rPr>
+      </w:pPr>
+    </w:p>
+    <w:p>
+      <w:pPr>
+        <w:rPr>
+          <w:b/>
+          <w:bCs/>
+          <w:lang w:val="it-IT"/>
+        </w:rPr>
+      </w:pPr>
+      <w:r>
+        <w:rPr>
+          <w:b/>
+          <w:bCs/>
+          <w:lang w:val="it-IT"/>
+        </w:rPr>
+        <w:t>D</w:t>
+      </w:r>
+      <w:r>
+        <w:rPr>
+          <w:b/>
+          <w:bCs/>
+          <w:lang w:val="it-IT"/>
+        </w:rPr>
+        <w:t>G_</w:t>
+      </w:r>
+      <w:r>
+        <w:rPr>
+          <w:b/>
+          <w:bCs/>
+          <w:lang w:val="it-IT"/>
+        </w:rPr>
+        <w:t xml:space="preserve">3 – Interfaccia </w:t>
+      </w:r>
+      <w:proofErr w:type="spellStart"/>
+      <w:r>
+        <w:rPr>
+          <w:b/>
+          <w:bCs/>
+          <w:lang w:val="it-IT"/>
+        </w:rPr>
+        <w:t>WebSocket</w:t>
+      </w:r>
+      <w:proofErr w:type="spellEnd"/>
+      <w:r>
+        <w:rPr>
+          <w:b/>
+          <w:bCs/>
+          <w:lang w:val="it-IT"/>
+        </w:rPr>
+        <w:t xml:space="preserve"> per </w:t>
+      </w:r>
+      <w:r>
+        <w:rPr>
+          <w:b/>
+          <w:bCs/>
+          <w:lang w:val="it-IT"/>
+        </w:rPr>
+        <w:t>n</w:t>
+      </w:r>
+      <w:r>
+        <w:rPr>
+          <w:b/>
+          <w:bCs/>
+          <w:lang w:val="it-IT"/>
+        </w:rPr>
+        <w:t xml:space="preserve">otifiche in </w:t>
+      </w:r>
+      <w:r>
+        <w:rPr>
+          <w:b/>
+          <w:bCs/>
+          <w:lang w:val="it-IT"/>
+        </w:rPr>
+        <w:t>t</w:t>
+      </w:r>
+      <w:r>
+        <w:rPr>
+          <w:b/>
+          <w:bCs/>
+          <w:lang w:val="it-IT"/>
+        </w:rPr>
+        <w:t xml:space="preserve">empo </w:t>
+      </w:r>
+      <w:r>
+        <w:rPr>
+          <w:b/>
+          <w:bCs/>
+          <w:lang w:val="it-IT"/>
+        </w:rPr>
+        <w:t>r</w:t>
+      </w:r>
+      <w:r>
+        <w:rPr>
+          <w:b/>
+          <w:bCs/>
+          <w:lang w:val="it-IT"/>
+        </w:rPr>
+        <w:t>eale</w:t>
+      </w:r>
+      <w:r>
+        <w:rPr>
+          <w:b/>
+          <w:bCs/>
+          <w:lang w:val="it-IT"/>
+        </w:rPr>
+        <w:t xml:space="preserve"> (RNF 3.3.6 – Interfaccia)</w:t>
+      </w:r>
+    </w:p>
+    <w:p>
+      <w:pPr>
+        <w:rPr>
+          <w:lang w:val="it-IT"/>
+        </w:rPr>
+      </w:pPr>
+      <w:r>
+        <w:rPr>
+          <w:b/>
+          <w:bCs/>
+          <w:lang w:val="it-IT"/>
+        </w:rPr>
+        <w:t>Obiettivo:</w:t>
+      </w:r>
+      <w:r>
+        <w:rPr>
+          <w:lang w:val="it-IT"/>
+        </w:rPr>
+        <w:br/>
+        <w:t xml:space="preserve">Fornire aggiornamenti immediati dell’interfaccia utente tramite </w:t>
+      </w:r>
+      <w:proofErr w:type="spellStart"/>
+      <w:r>
+        <w:rPr>
+          <w:lang w:val="it-IT"/>
+        </w:rPr>
+        <w:t>WebSocket</w:t>
+      </w:r>
+      <w:proofErr w:type="spellEnd"/>
+      <w:r>
+        <w:rPr>
+          <w:lang w:val="it-IT"/>
+        </w:rPr>
+        <w:t xml:space="preserve">, permettendo al client di ricevere notifiche </w:t>
+      </w:r>
+      <w:proofErr w:type="spellStart"/>
+      <w:r>
+        <w:rPr>
+          <w:lang w:val="it-IT"/>
+        </w:rPr>
+        <w:t>push</w:t>
+      </w:r>
+      <w:proofErr w:type="spellEnd"/>
+      <w:r>
+        <w:rPr>
+          <w:lang w:val="it-IT"/>
+        </w:rPr>
+        <w:t xml:space="preserve"> senza refresh della pagina.</w:t>
+      </w:r>
+    </w:p>
+    <w:p>
+      <w:pPr>
+        <w:rPr>
+          <w:lang w:val="it-IT"/>
+        </w:rPr>
+      </w:pPr>
+      <w:r>
+        <w:rPr>
+          <w:b/>
+          <w:bCs/>
+          <w:lang w:val="it-IT"/>
+        </w:rPr>
+        <w:t>Trade-off:</w:t>
+      </w:r>
+    </w:p>
+    <w:p>
+      <w:pPr>
+        <w:numPr>
+          <w:ilvl w:val="0"/>
+          <w:numId w:val="14"/>
+        </w:numPr>
+        <w:rPr>
+          <w:lang w:val="it-IT"/>
+        </w:rPr>
+      </w:pPr>
+      <w:r>
+        <w:rPr>
+          <w:b/>
+          <w:bCs/>
+          <w:lang w:val="it-IT"/>
+        </w:rPr>
+        <w:t xml:space="preserve">Reattività vs. </w:t>
+      </w:r>
+      <w:r>
+        <w:rPr>
+          <w:b/>
+          <w:bCs/>
+          <w:lang w:val="it-IT"/>
+        </w:rPr>
+        <w:t>c</w:t>
+      </w:r>
+      <w:r>
+        <w:rPr>
+          <w:b/>
+          <w:bCs/>
+          <w:lang w:val="it-IT"/>
+        </w:rPr>
+        <w:t>arico sul Server</w:t>
+      </w:r>
+      <w:r>
+        <w:rPr>
+          <w:lang w:val="it-IT"/>
+        </w:rPr>
+        <w:br/>
+        <w:t xml:space="preserve">Le connessioni </w:t>
+      </w:r>
+      <w:proofErr w:type="spellStart"/>
+      <w:r>
+        <w:rPr>
+          <w:lang w:val="it-IT"/>
+        </w:rPr>
+        <w:t>WebSocket</w:t>
+      </w:r>
+      <w:proofErr w:type="spellEnd"/>
+      <w:r>
+        <w:rPr>
+          <w:lang w:val="it-IT"/>
+        </w:rPr>
+        <w:t xml:space="preserve"> sono persistenti</w:t>
+      </w:r>
+      <w:r>
+        <w:rPr>
+          <w:lang w:val="it-IT"/>
+        </w:rPr>
+        <w:t>, quindi</w:t>
+      </w:r>
+      <w:r>
+        <w:rPr>
+          <w:lang w:val="it-IT"/>
+        </w:rPr>
+        <w:t xml:space="preserve"> migliorano l’esperienza utente ma aumentano il numero di connessioni aperte sul server, con conseguenti costi di gestione della scalabilità e della memoria.</w:t>
+      </w:r>
+    </w:p>
+    <w:p>
+      <w:pPr>
+        <w:numPr>
+          <w:ilvl w:val="0"/>
+          <w:numId w:val="14"/>
+        </w:numPr>
+        <w:rPr>
+          <w:lang w:val="it-IT"/>
+        </w:rPr>
+      </w:pPr>
+      <w:r>
+        <w:rPr>
+          <w:b/>
+          <w:bCs/>
+          <w:lang w:val="it-IT"/>
+        </w:rPr>
+        <w:t xml:space="preserve">Complessità di </w:t>
+      </w:r>
+      <w:r>
+        <w:rPr>
+          <w:b/>
+          <w:bCs/>
+          <w:lang w:val="it-IT"/>
+        </w:rPr>
+        <w:t>m</w:t>
+      </w:r>
+      <w:r>
+        <w:rPr>
+          <w:b/>
+          <w:bCs/>
+          <w:lang w:val="it-IT"/>
+        </w:rPr>
+        <w:t xml:space="preserve">anutenzione vs. UX </w:t>
+      </w:r>
+      <w:r>
+        <w:rPr>
+          <w:b/>
+          <w:bCs/>
+          <w:lang w:val="it-IT"/>
+        </w:rPr>
+        <w:t>m</w:t>
+      </w:r>
+      <w:r>
+        <w:rPr>
+          <w:b/>
+          <w:bCs/>
+          <w:lang w:val="it-IT"/>
+        </w:rPr>
+        <w:t>igliorata</w:t>
+      </w:r>
+      <w:r>
+        <w:rPr>
+          <w:lang w:val="it-IT"/>
+        </w:rPr>
+        <w:br/>
+        <w:t xml:space="preserve">Introduce complessità maggiore rispetto al classico modello </w:t>
+      </w:r>
+      <w:proofErr w:type="spellStart"/>
+      <w:r>
+        <w:rPr>
+          <w:lang w:val="it-IT"/>
+        </w:rPr>
+        <w:t>request</w:t>
+      </w:r>
+      <w:proofErr w:type="spellEnd"/>
+      <w:r>
+        <w:rPr>
+          <w:lang w:val="it-IT"/>
+        </w:rPr>
+        <w:t>/</w:t>
+      </w:r>
+      <w:proofErr w:type="spellStart"/>
+      <w:r>
+        <w:rPr>
+          <w:lang w:val="it-IT"/>
+        </w:rPr>
+        <w:t>response</w:t>
+      </w:r>
+      <w:proofErr w:type="spellEnd"/>
+      <w:r>
+        <w:rPr>
+          <w:lang w:val="it-IT"/>
+        </w:rPr>
+        <w:t xml:space="preserve">. </w:t>
+      </w:r>
+      <w:r>
+        <w:rPr>
+          <w:lang w:val="it-IT"/>
+        </w:rPr>
+        <w:t>Tuttavia, la UX migliora notevolmente grazie all’aggiornamento immediato del contenuto.</w:t>
+      </w:r>
+    </w:p>
+    <w:p>
+      <w:pPr>
+        <w:rPr>
+          <w:lang w:val="it-IT"/>
+        </w:rPr>
+      </w:pPr>
+    </w:p>
+    <w:p>
+      <w:pPr>
+        <w:rPr>
+          <w:lang w:val="it-IT"/>
+        </w:rPr>
+      </w:pPr>
+    </w:p>
+    <w:p>
+      <w:pPr>
+        <w:rPr>
+          <w:lang w:val="it-IT"/>
+        </w:rPr>
+      </w:pPr>
+    </w:p>
+    <w:p>
+      <w:pPr>
+        <w:rPr>
+          <w:lang w:val="it-IT"/>
+        </w:rPr>
+      </w:pPr>
+    </w:p>
+    <w:p>
+      <w:pPr>
+        <w:rPr>
+          <w:lang w:val="it-IT"/>
+        </w:rPr>
+      </w:pPr>
+    </w:p>
+    <w:p>
+      <w:pPr>
+        <w:rPr>
+          <w:b/>
+          <w:bCs/>
+          <w:lang w:val="it-IT"/>
+        </w:rPr>
+      </w:pPr>
+      <w:r>
+        <w:rPr>
+          <w:b/>
+          <w:bCs/>
+          <w:lang w:val="it-IT"/>
+        </w:rPr>
+        <w:lastRenderedPageBreak/>
+        <w:t>DG_</w:t>
+      </w:r>
+      <w:r>
+        <w:rPr>
+          <w:b/>
+          <w:bCs/>
+          <w:lang w:val="it-IT"/>
+        </w:rPr>
+        <w:t xml:space="preserve">4 – Accesso </w:t>
+      </w:r>
+      <w:r>
+        <w:rPr>
+          <w:b/>
+          <w:bCs/>
+          <w:lang w:val="it-IT"/>
+        </w:rPr>
+        <w:t>l</w:t>
+      </w:r>
+      <w:r>
+        <w:rPr>
+          <w:b/>
+          <w:bCs/>
+          <w:lang w:val="it-IT"/>
+        </w:rPr>
+        <w:t xml:space="preserve">imitato alla </w:t>
+      </w:r>
+      <w:r>
+        <w:rPr>
+          <w:b/>
+          <w:bCs/>
+          <w:lang w:val="it-IT"/>
+        </w:rPr>
+        <w:t>r</w:t>
+      </w:r>
+      <w:r>
+        <w:rPr>
+          <w:b/>
+          <w:bCs/>
+          <w:lang w:val="it-IT"/>
+        </w:rPr>
+        <w:t xml:space="preserve">ete </w:t>
+      </w:r>
+      <w:r>
+        <w:rPr>
+          <w:b/>
+          <w:bCs/>
+          <w:lang w:val="it-IT"/>
+        </w:rPr>
+        <w:t>i</w:t>
+      </w:r>
+      <w:r>
+        <w:rPr>
+          <w:b/>
+          <w:bCs/>
+          <w:lang w:val="it-IT"/>
+        </w:rPr>
+        <w:t>ntranet</w:t>
+      </w:r>
+    </w:p>
+    <w:p>
+      <w:pPr>
+        <w:rPr>
+          <w:lang w:val="it-IT"/>
+        </w:rPr>
+      </w:pPr>
+      <w:r>
+        <w:rPr>
+          <w:b/>
+          <w:bCs/>
+          <w:lang w:val="it-IT"/>
+        </w:rPr>
+        <w:t>Obiettivo:</w:t>
+      </w:r>
+      <w:r>
+        <w:rPr>
+          <w:lang w:val="it-IT"/>
+        </w:rPr>
+        <w:br/>
+        <w:t>Garantire che l’applicazione sia accessibile esclusivamente dalla rete intranet aziendale, assicurando un livello di sicurezza più elevato e controllato.</w:t>
+      </w:r>
+    </w:p>
+    <w:p>
+      <w:pPr>
+        <w:rPr>
+          <w:lang w:val="it-IT"/>
+        </w:rPr>
+      </w:pPr>
+      <w:r>
+        <w:rPr>
+          <w:b/>
+          <w:bCs/>
+          <w:lang w:val="it-IT"/>
+        </w:rPr>
+        <w:t>Trade-off:</w:t>
+      </w:r>
+    </w:p>
+    <w:p>
+      <w:pPr>
+        <w:numPr>
+          <w:ilvl w:val="0"/>
+          <w:numId w:val="15"/>
+        </w:numPr>
+        <w:rPr>
+          <w:lang w:val="it-IT"/>
+        </w:rPr>
+      </w:pPr>
+      <w:r>
+        <w:rPr>
+          <w:b/>
+          <w:bCs/>
+          <w:lang w:val="it-IT"/>
+        </w:rPr>
+        <w:t xml:space="preserve">Sicurezza vs. </w:t>
+      </w:r>
+      <w:r>
+        <w:rPr>
+          <w:b/>
+          <w:bCs/>
+          <w:lang w:val="it-IT"/>
+        </w:rPr>
+        <w:t>a</w:t>
+      </w:r>
+      <w:r>
+        <w:rPr>
+          <w:b/>
+          <w:bCs/>
+          <w:lang w:val="it-IT"/>
+        </w:rPr>
+        <w:t xml:space="preserve">ccessibilità </w:t>
+      </w:r>
+      <w:r>
+        <w:rPr>
+          <w:b/>
+          <w:bCs/>
+          <w:lang w:val="it-IT"/>
+        </w:rPr>
+        <w:t>e</w:t>
+      </w:r>
+      <w:r>
+        <w:rPr>
+          <w:b/>
+          <w:bCs/>
+          <w:lang w:val="it-IT"/>
+        </w:rPr>
+        <w:t>sterna</w:t>
+      </w:r>
+      <w:r>
+        <w:rPr>
+          <w:lang w:val="it-IT"/>
+        </w:rPr>
+        <w:br/>
+        <w:t xml:space="preserve">Limitare l’accesso alla sola intranet riduce </w:t>
+      </w:r>
+      <w:r>
+        <w:rPr>
+          <w:lang w:val="it-IT"/>
+        </w:rPr>
+        <w:t>enormemente le possibilità</w:t>
+      </w:r>
+      <w:r>
+        <w:rPr>
+          <w:lang w:val="it-IT"/>
+        </w:rPr>
+        <w:t xml:space="preserve"> di attacco, ma impedisce l’uso esterno (es. supervisori in mobilità, smart working).</w:t>
+      </w:r>
+      <w:r>
+        <w:rPr>
+          <w:lang w:val="it-IT"/>
+        </w:rPr>
+        <w:br/>
+        <w:t>Richiede l’eventuale creazione futura di VPN o proxy sicuri se si volesse espandere l’accesso.</w:t>
+      </w:r>
+    </w:p>
+    <w:p>
+      <w:pPr>
+        <w:numPr>
+          <w:ilvl w:val="0"/>
+          <w:numId w:val="15"/>
+        </w:numPr>
+        <w:rPr>
+          <w:lang w:val="it-IT"/>
+        </w:rPr>
+      </w:pPr>
+      <w:r>
+        <w:rPr>
+          <w:b/>
+          <w:bCs/>
+          <w:lang w:val="it-IT"/>
+        </w:rPr>
+        <w:t xml:space="preserve">Affidabilità della </w:t>
+      </w:r>
+      <w:r>
+        <w:rPr>
+          <w:b/>
+          <w:bCs/>
+          <w:lang w:val="it-IT"/>
+        </w:rPr>
+        <w:t>r</w:t>
+      </w:r>
+      <w:r>
+        <w:rPr>
+          <w:b/>
+          <w:bCs/>
+          <w:lang w:val="it-IT"/>
+        </w:rPr>
+        <w:t xml:space="preserve">ete vs. </w:t>
+      </w:r>
+      <w:r>
+        <w:rPr>
+          <w:b/>
+          <w:bCs/>
+          <w:lang w:val="it-IT"/>
+        </w:rPr>
+        <w:t>f</w:t>
+      </w:r>
+      <w:r>
+        <w:rPr>
+          <w:b/>
+          <w:bCs/>
+          <w:lang w:val="it-IT"/>
+        </w:rPr>
+        <w:t>lessibilità d’</w:t>
+      </w:r>
+      <w:r>
+        <w:rPr>
+          <w:b/>
+          <w:bCs/>
+          <w:lang w:val="it-IT"/>
+        </w:rPr>
+        <w:t>u</w:t>
+      </w:r>
+      <w:r>
+        <w:rPr>
+          <w:b/>
+          <w:bCs/>
+          <w:lang w:val="it-IT"/>
+        </w:rPr>
+        <w:t>so</w:t>
+      </w:r>
+      <w:r>
+        <w:rPr>
+          <w:lang w:val="it-IT"/>
+        </w:rPr>
+        <w:br/>
+        <w:t>La disponibilità del sistema diventa dipendente in modo critico dall’infrastruttura interna dell’azienda: problemi sulla rete locale significano indisponibilità totale del servizio.</w:t>
+      </w:r>
+    </w:p>
+    <w:p>
+      <w:pPr>
+        <w:rPr>
+          <w:b/>
+          <w:bCs/>
+          <w:lang w:val="it-IT"/>
+        </w:rPr>
+      </w:pPr>
+    </w:p>
+    <w:p>
+      <w:pPr>
+        <w:rPr>
+          <w:b/>
+          <w:bCs/>
+          <w:lang w:val="it-IT"/>
+        </w:rPr>
+      </w:pPr>
+      <w:r>
+        <w:rPr>
+          <w:b/>
+          <w:bCs/>
+          <w:lang w:val="it-IT"/>
+        </w:rPr>
+        <w:t xml:space="preserve">DG_5 - </w:t>
+      </w:r>
+      <w:r>
+        <w:rPr>
+          <w:b/>
+          <w:bCs/>
+          <w:lang w:val="it-IT"/>
+        </w:rPr>
+        <w:t>Distribuzione e portabilità del pacchetto (RNF 3.3.7</w:t>
+      </w:r>
+      <w:r>
+        <w:rPr>
+          <w:b/>
+          <w:bCs/>
+          <w:lang w:val="it-IT"/>
+        </w:rPr>
+        <w:t xml:space="preserve"> - Packaging</w:t>
+      </w:r>
+      <w:r>
+        <w:rPr>
+          <w:b/>
+          <w:bCs/>
+          <w:lang w:val="it-IT"/>
+        </w:rPr>
+        <w:t>)</w:t>
+      </w:r>
+    </w:p>
+    <w:p>
+      <w:pPr>
+        <w:rPr>
+          <w:b/>
+          <w:bCs/>
+          <w:lang w:val="it-IT"/>
+        </w:rPr>
+      </w:pPr>
+      <w:r>
+        <w:rPr>
+          <w:b/>
+          <w:bCs/>
+          <w:lang w:val="it-IT"/>
+        </w:rPr>
+        <w:t>Obiettivo:</w:t>
+      </w:r>
+    </w:p>
+    <w:p>
+      <w:pPr>
+        <w:rPr>
+          <w:lang w:val="it-IT"/>
+        </w:rPr>
+      </w:pPr>
+      <w:r>
+        <w:rPr>
+          <w:lang w:val="it-IT"/>
+        </w:rPr>
+        <w:t xml:space="preserve">Garantire che l’applicazione sia facilmente distribuibile come pacchetto </w:t>
+      </w:r>
+      <w:r>
+        <w:rPr>
+          <w:b/>
+          <w:bCs/>
+          <w:lang w:val="it-IT"/>
+        </w:rPr>
+        <w:t>WAR</w:t>
+      </w:r>
+      <w:r>
+        <w:rPr>
+          <w:lang w:val="it-IT"/>
+        </w:rPr>
+        <w:t>, compatibile con Apache Tomcat 9+ e JRE 17+.</w:t>
+      </w:r>
+    </w:p>
+    <w:p>
+      <w:pPr>
+        <w:rPr>
+          <w:lang w:val="it-IT"/>
+        </w:rPr>
+      </w:pPr>
+      <w:proofErr w:type="spellStart"/>
+      <w:r>
+        <w:rPr>
+          <w:b/>
+          <w:bCs/>
+          <w:lang w:val="it-IT"/>
+        </w:rPr>
+        <w:t>Tradeoff:</w:t>
+      </w:r>
+      <w:proofErr w:type="spellEnd"/>
+    </w:p>
+    <w:p>
+      <w:pPr>
+        <w:pStyle w:val="Paragrafoelenco"/>
+        <w:numPr>
+          <w:ilvl w:val="0"/>
+          <w:numId w:val="21"/>
+        </w:numPr>
+        <w:rPr>
+          <w:lang w:val="it-IT"/>
+        </w:rPr>
+      </w:pPr>
+      <w:r>
+        <w:rPr>
+          <w:b/>
+          <w:bCs/>
+          <w:lang w:val="it-IT"/>
+        </w:rPr>
+        <w:t>Compatibilità vs. ottimizzazione</w:t>
+      </w:r>
+    </w:p>
+    <w:p>
+      <w:pPr>
+        <w:pStyle w:val="Paragrafoelenco"/>
+        <w:rPr>
+          <w:lang w:val="it-IT"/>
+        </w:rPr>
+      </w:pPr>
+      <w:r>
+        <w:rPr>
+          <w:lang w:val="it-IT"/>
+        </w:rPr>
+        <w:t>La scelta di WAR assicura portabilità e compatibilità standard, ma limita alcune ottimizzazioni specifiche del server o dell’infrastruttura cloud.</w:t>
+      </w:r>
+    </w:p>
+    <w:p>
+      <w:pPr>
+        <w:pStyle w:val="Paragrafoelenco"/>
+        <w:rPr>
+          <w:lang w:val="it-IT"/>
+        </w:rPr>
+      </w:pPr>
+    </w:p>
+    <w:p>
+      <w:pPr>
+        <w:pStyle w:val="Paragrafoelenco"/>
+        <w:numPr>
+          <w:ilvl w:val="0"/>
+          <w:numId w:val="21"/>
+        </w:numPr>
+        <w:rPr>
+          <w:lang w:val="it-IT"/>
+        </w:rPr>
+      </w:pPr>
+      <w:r>
+        <w:rPr>
+          <w:b/>
+          <w:bCs/>
+          <w:lang w:val="it-IT"/>
+        </w:rPr>
+        <w:t>Stabilità vs. versioni aggiornate</w:t>
+      </w:r>
+    </w:p>
+    <w:p>
+      <w:pPr>
+        <w:pStyle w:val="Paragrafoelenco"/>
+        <w:rPr>
+          <w:lang w:val="it-IT"/>
+        </w:rPr>
+      </w:pPr>
+      <w:r>
+        <w:rPr>
+          <w:lang w:val="it-IT"/>
+        </w:rPr>
+        <w:t>La dipendenza da versioni specifiche di Tomcat e JRE assicura stabilità, ma può richiedere aggiornamenti frequenti in caso di upgrade dell’ambiente di produzione.</w:t>
+      </w:r>
+    </w:p>
+    <w:p>
+      <w:pPr>
+        <w:rPr>
+          <w:lang w:val="it-IT"/>
+        </w:rPr>
+      </w:pPr>
+    </w:p>
+    <w:p>
+      <w:pPr>
+        <w:rPr>
+          <w:lang w:val="it-IT"/>
+        </w:rPr>
+      </w:pPr>
+    </w:p>
+    <w:p>
+      <w:pPr>
+        <w:rPr>
+          <w:lang w:val="it-IT"/>
+        </w:rPr>
+      </w:pPr>
+    </w:p>
+    <w:p>
+      <w:pPr>
+        <w:rPr>
+          <w:lang w:val="it-IT"/>
+        </w:rPr>
+      </w:pPr>
+    </w:p>
+    <w:p>
+      <w:pPr>
+        <w:rPr>
+          <w:lang w:val="it-IT"/>
+        </w:rPr>
+      </w:pPr>
+    </w:p>
+    <w:p>
+      <w:pPr>
+        <w:rPr>
+          <w:lang w:val="it-IT"/>
+        </w:rPr>
+      </w:pPr>
+    </w:p>
+    <w:p>
+      <w:pPr>
+        <w:rPr>
+          <w:lang w:val="it-IT"/>
+        </w:rPr>
+      </w:pPr>
+    </w:p>
+    <w:p>
+      <w:pPr>
+        <w:rPr>
+          <w:b/>
+          <w:bCs/>
+          <w:lang w:val="it-IT"/>
+        </w:rPr>
+      </w:pPr>
+      <w:r>
+        <w:rPr>
+          <w:b/>
+          <w:bCs/>
+          <w:lang w:val="it-IT"/>
+        </w:rPr>
+        <w:t>DG_6 - C</w:t>
+      </w:r>
+      <w:r>
+        <w:rPr>
+          <w:b/>
+          <w:bCs/>
+          <w:lang w:val="it-IT"/>
+        </w:rPr>
+        <w:t>onfigurabilità del database (RNF 3.3.7</w:t>
+      </w:r>
+      <w:r>
+        <w:rPr>
+          <w:b/>
+          <w:bCs/>
+          <w:lang w:val="it-IT"/>
+        </w:rPr>
+        <w:t xml:space="preserve"> - Packaging</w:t>
+      </w:r>
+      <w:r>
+        <w:rPr>
+          <w:b/>
+          <w:bCs/>
+          <w:lang w:val="it-IT"/>
+        </w:rPr>
+        <w:t>)</w:t>
+      </w:r>
+    </w:p>
+    <w:p>
+      <w:pPr>
+        <w:rPr>
+          <w:b/>
+          <w:bCs/>
+          <w:lang w:val="it-IT"/>
+        </w:rPr>
+      </w:pPr>
+      <w:r>
+        <w:rPr>
+          <w:b/>
+          <w:bCs/>
+          <w:lang w:val="it-IT"/>
+        </w:rPr>
+        <w:t>Obiettivo:</w:t>
+      </w:r>
+    </w:p>
+    <w:p>
+      <w:pPr>
+        <w:rPr>
+          <w:lang w:val="it-IT"/>
+        </w:rPr>
+      </w:pPr>
+      <w:r>
+        <w:rPr>
+          <w:lang w:val="it-IT"/>
+        </w:rPr>
+        <w:t>Consentire la configurazione del database tramite il contesto del server o file di configurazione interni al pacchetto, rendendo l’applicazione flessibile per diversi ambienti.</w:t>
+      </w:r>
+    </w:p>
+    <w:p>
+      <w:pPr>
+        <w:rPr>
+          <w:lang w:val="it-IT"/>
+        </w:rPr>
+      </w:pPr>
+      <w:proofErr w:type="spellStart"/>
+      <w:r>
+        <w:rPr>
+          <w:b/>
+          <w:bCs/>
+          <w:lang w:val="it-IT"/>
+        </w:rPr>
+        <w:t>Tradeoff</w:t>
+      </w:r>
+      <w:proofErr w:type="spellEnd"/>
+      <w:r>
+        <w:rPr>
+          <w:b/>
+          <w:bCs/>
+          <w:lang w:val="it-IT"/>
+        </w:rPr>
+        <w:t>:</w:t>
+      </w:r>
+    </w:p>
+    <w:p>
+      <w:pPr>
+        <w:pStyle w:val="Paragrafoelenco"/>
+        <w:numPr>
+          <w:ilvl w:val="0"/>
+          <w:numId w:val="22"/>
+        </w:numPr>
+        <w:rPr>
+          <w:lang w:val="it-IT"/>
+        </w:rPr>
+      </w:pPr>
+      <w:r>
+        <w:rPr>
+          <w:b/>
+          <w:bCs/>
+          <w:lang w:val="it-IT"/>
+        </w:rPr>
+        <w:t>Flessibilità vs. complessità</w:t>
+      </w:r>
+    </w:p>
+    <w:p>
+      <w:pPr>
+        <w:pStyle w:val="Paragrafoelenco"/>
+        <w:rPr>
+          <w:lang w:val="it-IT"/>
+        </w:rPr>
+      </w:pPr>
+      <w:r>
+        <w:rPr>
+          <w:lang w:val="it-IT"/>
+        </w:rPr>
+        <w:t xml:space="preserve">Esternalizzare la configurazione migliora la portabilità e facilita la gestione di ambienti multipli, ma aumenta la complessità del </w:t>
+      </w:r>
+      <w:proofErr w:type="spellStart"/>
+      <w:r>
+        <w:rPr>
+          <w:lang w:val="it-IT"/>
+        </w:rPr>
+        <w:t>deploy</w:t>
+      </w:r>
+      <w:proofErr w:type="spellEnd"/>
+      <w:r>
+        <w:rPr>
+          <w:lang w:val="it-IT"/>
+        </w:rPr>
+        <w:t xml:space="preserve"> e la possibilità di errori di configurazione.</w:t>
+      </w:r>
+    </w:p>
+    <w:p>
+      <w:pPr>
+        <w:pStyle w:val="Paragrafoelenco"/>
+        <w:rPr>
+          <w:lang w:val="it-IT"/>
+        </w:rPr>
+      </w:pPr>
+    </w:p>
+    <w:p>
+      <w:pPr>
+        <w:pStyle w:val="Paragrafoelenco"/>
+        <w:numPr>
+          <w:ilvl w:val="0"/>
+          <w:numId w:val="22"/>
+        </w:numPr>
+        <w:rPr>
+          <w:lang w:val="it-IT"/>
+        </w:rPr>
+      </w:pPr>
+      <w:r>
+        <w:rPr>
+          <w:b/>
+          <w:bCs/>
+          <w:lang w:val="it-IT"/>
+        </w:rPr>
+        <w:t>Semplicità vs. modificabilità</w:t>
+      </w:r>
+    </w:p>
+    <w:p>
+      <w:pPr>
+        <w:pStyle w:val="Paragrafoelenco"/>
+        <w:rPr>
+          <w:lang w:val="it-IT"/>
+        </w:rPr>
+      </w:pPr>
+      <w:r>
+        <w:rPr>
+          <w:lang w:val="it-IT"/>
+        </w:rPr>
+        <w:t xml:space="preserve">Configurazioni interne semplificano il </w:t>
+      </w:r>
+      <w:proofErr w:type="spellStart"/>
+      <w:r>
+        <w:rPr>
+          <w:lang w:val="it-IT"/>
+        </w:rPr>
+        <w:t>deploy</w:t>
+      </w:r>
+      <w:proofErr w:type="spellEnd"/>
+      <w:r>
+        <w:rPr>
+          <w:lang w:val="it-IT"/>
+        </w:rPr>
+        <w:t>, ma rendono più difficile modificare i parametri senza ricreare il pacchetto WAR.</w:t>
+      </w:r>
+    </w:p>
+    <w:p>
+      <w:pPr>
+        <w:pStyle w:val="Paragrafoelenco"/>
+        <w:rPr>
+          <w:lang w:val="it-IT"/>
+        </w:rPr>
+      </w:pPr>
+    </w:p>
+    <w:p>
+      <w:pPr>
+        <w:pStyle w:val="Paragrafoelenco"/>
+        <w:rPr>
+          <w:lang w:val="it-IT"/>
+        </w:rPr>
+      </w:pPr>
+    </w:p>
+    <w:p>
+      <w:pPr>
+        <w:rPr>
+          <w:b/>
+          <w:bCs/>
+          <w:lang w:val="it-IT"/>
+        </w:rPr>
+      </w:pPr>
+      <w:r>
+        <w:rPr>
+          <w:b/>
+          <w:bCs/>
+          <w:lang w:val="it-IT"/>
+        </w:rPr>
+        <w:t xml:space="preserve">DG_7 - </w:t>
+      </w:r>
+      <w:r>
+        <w:rPr>
+          <w:b/>
+          <w:bCs/>
+          <w:lang w:val="it-IT"/>
+        </w:rPr>
+        <w:t>Sicurezza dei dati sensibili (RNF 3.3.8</w:t>
+      </w:r>
+      <w:r>
+        <w:rPr>
+          <w:b/>
+          <w:bCs/>
+          <w:lang w:val="it-IT"/>
+        </w:rPr>
+        <w:t xml:space="preserve"> - Legale</w:t>
+      </w:r>
+      <w:r>
+        <w:rPr>
+          <w:b/>
+          <w:bCs/>
+          <w:lang w:val="it-IT"/>
+        </w:rPr>
+        <w:t>)</w:t>
+      </w:r>
+    </w:p>
+    <w:p>
+      <w:pPr>
+        <w:rPr>
+          <w:b/>
+          <w:bCs/>
+          <w:lang w:val="it-IT"/>
+        </w:rPr>
+      </w:pPr>
+      <w:r>
+        <w:rPr>
+          <w:b/>
+          <w:bCs/>
+          <w:lang w:val="it-IT"/>
+        </w:rPr>
+        <w:t>Obiettivo:</w:t>
+      </w:r>
+    </w:p>
+    <w:p>
+      <w:pPr>
+        <w:rPr>
+          <w:lang w:val="it-IT"/>
+        </w:rPr>
+      </w:pPr>
+      <w:r>
+        <w:rPr>
+          <w:lang w:val="it-IT"/>
+        </w:rPr>
+        <w:t xml:space="preserve">Proteggere le informazioni personali dei dipendenti tramite cifratura sicura delle password (AES, </w:t>
+      </w:r>
+      <w:proofErr w:type="spellStart"/>
+      <w:r>
+        <w:rPr>
+          <w:lang w:val="it-IT"/>
+        </w:rPr>
+        <w:t>scrypt</w:t>
+      </w:r>
+      <w:proofErr w:type="spellEnd"/>
+      <w:r>
+        <w:rPr>
+          <w:lang w:val="it-IT"/>
+        </w:rPr>
+        <w:t xml:space="preserve">, </w:t>
+      </w:r>
+      <w:proofErr w:type="spellStart"/>
+      <w:r>
+        <w:rPr>
+          <w:lang w:val="it-IT"/>
+        </w:rPr>
+        <w:t>bcrypt</w:t>
+      </w:r>
+      <w:proofErr w:type="spellEnd"/>
+      <w:r>
+        <w:rPr>
+          <w:lang w:val="it-IT"/>
+        </w:rPr>
+        <w:t>) e accessi profilati per ruolo.</w:t>
+      </w:r>
+    </w:p>
+    <w:p>
+      <w:pPr>
+        <w:rPr>
+          <w:b/>
+          <w:bCs/>
+          <w:lang w:val="it-IT"/>
+        </w:rPr>
+      </w:pPr>
+      <w:proofErr w:type="spellStart"/>
+      <w:r>
+        <w:rPr>
+          <w:b/>
+          <w:bCs/>
+          <w:lang w:val="it-IT"/>
+        </w:rPr>
+        <w:t>Tradeoff</w:t>
+      </w:r>
+      <w:proofErr w:type="spellEnd"/>
+      <w:r>
+        <w:rPr>
+          <w:b/>
+          <w:bCs/>
+          <w:lang w:val="it-IT"/>
+        </w:rPr>
+        <w:t>:</w:t>
+      </w:r>
+    </w:p>
+    <w:p>
+      <w:pPr>
+        <w:pStyle w:val="Paragrafoelenco"/>
+        <w:numPr>
+          <w:ilvl w:val="0"/>
+          <w:numId w:val="22"/>
+        </w:numPr>
+        <w:rPr>
+          <w:lang w:val="it-IT"/>
+        </w:rPr>
+      </w:pPr>
+      <w:r>
+        <w:rPr>
+          <w:b/>
+          <w:bCs/>
+          <w:lang w:val="it-IT"/>
+        </w:rPr>
+        <w:t>Sicurezza vs. performance</w:t>
+      </w:r>
+    </w:p>
+    <w:p>
+      <w:pPr>
+        <w:pStyle w:val="Paragrafoelenco"/>
+        <w:rPr>
+          <w:lang w:val="it-IT"/>
+        </w:rPr>
+      </w:pPr>
+      <w:r>
+        <w:rPr>
+          <w:lang w:val="it-IT"/>
+        </w:rPr>
+        <w:t>Algoritmi di cifratura avanzati garantiscono sicurezza, ma aumentano il carico computazionale durante autenticazione e gestione delle credenziali.</w:t>
+      </w:r>
+    </w:p>
+    <w:p>
+      <w:pPr>
+        <w:pStyle w:val="Paragrafoelenco"/>
+        <w:rPr>
+          <w:lang w:val="it-IT"/>
+        </w:rPr>
+      </w:pPr>
+    </w:p>
+    <w:p>
+      <w:pPr>
+        <w:pStyle w:val="Paragrafoelenco"/>
+        <w:numPr>
+          <w:ilvl w:val="0"/>
+          <w:numId w:val="22"/>
+        </w:numPr>
+        <w:rPr>
+          <w:lang w:val="it-IT"/>
+        </w:rPr>
+      </w:pPr>
+      <w:r>
+        <w:rPr>
+          <w:b/>
+          <w:bCs/>
+          <w:lang w:val="it-IT"/>
+        </w:rPr>
+        <w:t>Sicurezza vs. manutenibilità</w:t>
+      </w:r>
+    </w:p>
+    <w:p>
+      <w:pPr>
+        <w:pStyle w:val="Paragrafoelenco"/>
+        <w:rPr>
+          <w:lang w:val="it-IT"/>
+        </w:rPr>
+      </w:pPr>
+      <w:r>
+        <w:rPr>
+          <w:lang w:val="it-IT"/>
+        </w:rPr>
+        <w:t>Controlli di accesso rigorosi riducono il rischio di violazioni, ma complicano lo sviluppo e la manutenzione del sistema.</w:t>
+      </w:r>
+    </w:p>
+    <w:p>
+      <w:pPr>
+        <w:pStyle w:val="Paragrafoelenco"/>
+        <w:rPr>
+          <w:lang w:val="it-IT"/>
+        </w:rPr>
+      </w:pPr>
+    </w:p>
+    <w:p>
+      <w:pPr>
+        <w:pStyle w:val="Paragrafoelenco"/>
+        <w:rPr>
+          <w:lang w:val="it-IT"/>
+        </w:rPr>
+      </w:pPr>
+    </w:p>
+    <w:p>
+      <w:pPr>
+        <w:pStyle w:val="Paragrafoelenco"/>
+        <w:rPr>
+          <w:lang w:val="it-IT"/>
+        </w:rPr>
+      </w:pPr>
+    </w:p>
+    <w:p>
+      <w:pPr>
+        <w:pStyle w:val="Paragrafoelenco"/>
+        <w:rPr>
+          <w:lang w:val="it-IT"/>
+        </w:rPr>
+      </w:pPr>
+    </w:p>
+    <w:p>
+      <w:pPr>
+        <w:pStyle w:val="Paragrafoelenco"/>
+        <w:rPr>
+          <w:lang w:val="it-IT"/>
+        </w:rPr>
+      </w:pPr>
+    </w:p>
+    <w:p>
+      <w:pPr>
+        <w:pStyle w:val="Paragrafoelenco"/>
+        <w:rPr>
+          <w:lang w:val="it-IT"/>
+        </w:rPr>
+      </w:pPr>
+    </w:p>
+    <w:p>
+      <w:pPr>
+        <w:rPr>
+          <w:b/>
+          <w:bCs/>
+          <w:lang w:val="it-IT"/>
+        </w:rPr>
+      </w:pPr>
+      <w:r>
+        <w:rPr>
+          <w:b/>
+          <w:bCs/>
+          <w:lang w:val="it-IT"/>
+        </w:rPr>
+        <w:lastRenderedPageBreak/>
+        <w:t>DG-8 -</w:t>
+      </w:r>
+      <w:r>
+        <w:rPr>
+          <w:b/>
+          <w:bCs/>
+          <w:lang w:val="it-IT"/>
+        </w:rPr>
+        <w:t xml:space="preserve"> Gestione sicura delle sessioni (RNF 3.3.8</w:t>
+      </w:r>
+      <w:r>
+        <w:rPr>
+          <w:b/>
+          <w:bCs/>
+          <w:lang w:val="it-IT"/>
+        </w:rPr>
+        <w:t xml:space="preserve"> - Legale</w:t>
+      </w:r>
+      <w:r>
+        <w:rPr>
+          <w:b/>
+          <w:bCs/>
+          <w:lang w:val="it-IT"/>
+        </w:rPr>
+        <w:t>)</w:t>
+      </w:r>
+    </w:p>
+    <w:p>
+      <w:pPr>
+        <w:rPr>
+          <w:b/>
+          <w:bCs/>
+          <w:lang w:val="it-IT"/>
+        </w:rPr>
+      </w:pPr>
+      <w:r>
+        <w:rPr>
+          <w:b/>
+          <w:bCs/>
+          <w:lang w:val="it-IT"/>
+        </w:rPr>
+        <w:t>Obiettivo:</w:t>
+      </w:r>
+    </w:p>
+    <w:p>
+      <w:pPr>
+        <w:rPr>
+          <w:lang w:val="it-IT"/>
+        </w:rPr>
+      </w:pPr>
+      <w:r>
+        <w:rPr>
+          <w:lang w:val="it-IT"/>
+        </w:rPr>
+        <w:t>Scadenza automatica delle sessioni dopo 30 minuti di inattività, per ridurre il rischio di accessi non autorizzati.</w:t>
+      </w:r>
+    </w:p>
+    <w:p>
+      <w:pPr>
+        <w:rPr>
+          <w:lang w:val="it-IT"/>
+        </w:rPr>
+      </w:pPr>
+      <w:proofErr w:type="spellStart"/>
+      <w:r>
+        <w:rPr>
+          <w:b/>
+          <w:bCs/>
+          <w:lang w:val="it-IT"/>
+        </w:rPr>
+        <w:t>Tradeoff</w:t>
+      </w:r>
+      <w:proofErr w:type="spellEnd"/>
+      <w:r>
+        <w:rPr>
+          <w:b/>
+          <w:bCs/>
+          <w:lang w:val="it-IT"/>
+        </w:rPr>
+        <w:t>:</w:t>
+      </w:r>
+    </w:p>
+    <w:p>
+      <w:pPr>
+        <w:pStyle w:val="Paragrafoelenco"/>
+        <w:numPr>
+          <w:ilvl w:val="0"/>
+          <w:numId w:val="22"/>
+        </w:numPr>
+        <w:rPr>
+          <w:lang w:val="it-IT"/>
+        </w:rPr>
+      </w:pPr>
+      <w:r>
+        <w:rPr>
+          <w:b/>
+          <w:bCs/>
+          <w:lang w:val="it-IT"/>
+        </w:rPr>
+        <w:t xml:space="preserve">Sicurezza vs. user </w:t>
+      </w:r>
+      <w:proofErr w:type="spellStart"/>
+      <w:r>
+        <w:rPr>
+          <w:b/>
+          <w:bCs/>
+          <w:lang w:val="it-IT"/>
+        </w:rPr>
+        <w:t>experience</w:t>
+      </w:r>
+      <w:proofErr w:type="spellEnd"/>
+    </w:p>
+    <w:p>
+      <w:pPr>
+        <w:pStyle w:val="Paragrafoelenco"/>
+        <w:rPr>
+          <w:lang w:val="it-IT"/>
+        </w:rPr>
+      </w:pPr>
+      <w:r>
+        <w:rPr>
+          <w:lang w:val="it-IT"/>
+        </w:rPr>
+        <w:t>Sessioni più brevi aumentano la sicurezza, ma possono essere frustranti per gli utenti con task prolungati.</w:t>
+      </w:r>
+      <w:r>
+        <w:rPr>
+          <w:lang w:val="it-IT"/>
+        </w:rPr>
+        <w:t xml:space="preserve"> </w:t>
+      </w:r>
+    </w:p>
+    <w:p>
+      <w:pPr>
+        <w:pStyle w:val="Paragrafoelenco"/>
+        <w:rPr>
+          <w:lang w:val="it-IT"/>
+        </w:rPr>
+      </w:pPr>
+      <w:r>
+        <w:rPr>
+          <w:lang w:val="it-IT"/>
+        </w:rPr>
+        <w:t>Sessioni più lunghe migliorano l’usabilità, ma aumentano la finestra di rischio per accessi non autorizzati.</w:t>
+      </w:r>
+    </w:p>
+    <w:p>
+      <w:pPr>
+        <w:pStyle w:val="Paragrafoelenco"/>
+        <w:rPr>
+          <w:lang w:val="it-IT"/>
+        </w:rPr>
+      </w:pPr>
+    </w:p>
+    <w:p>
+      <w:pPr>
+        <w:rPr>
+          <w:b/>
+          <w:bCs/>
+          <w:lang w:val="it-IT"/>
+        </w:rPr>
+      </w:pPr>
+      <w:r>
+        <w:rPr>
+          <w:b/>
+          <w:bCs/>
+          <w:lang w:val="it-IT"/>
+        </w:rPr>
+        <w:t xml:space="preserve">DG_9 - </w:t>
+      </w:r>
+      <w:r>
+        <w:rPr>
+          <w:b/>
+          <w:bCs/>
+          <w:lang w:val="it-IT"/>
+        </w:rPr>
+        <w:t>Prevenzione di attacchi (RNF 3.3.8</w:t>
+      </w:r>
+      <w:r>
+        <w:rPr>
+          <w:b/>
+          <w:bCs/>
+          <w:lang w:val="it-IT"/>
+        </w:rPr>
+        <w:t xml:space="preserve"> - Legale</w:t>
+      </w:r>
+      <w:r>
+        <w:rPr>
+          <w:b/>
+          <w:bCs/>
+          <w:lang w:val="it-IT"/>
+        </w:rPr>
+        <w:t>)</w:t>
+      </w:r>
+    </w:p>
+    <w:p>
+      <w:pPr>
+        <w:rPr>
+          <w:b/>
+          <w:bCs/>
+          <w:lang w:val="it-IT"/>
+        </w:rPr>
+      </w:pPr>
+      <w:r>
+        <w:rPr>
+          <w:b/>
+          <w:bCs/>
+          <w:lang w:val="it-IT"/>
+        </w:rPr>
+        <w:t>Obiettivo:</w:t>
+      </w:r>
+    </w:p>
+    <w:p>
+      <w:pPr>
+        <w:rPr>
+          <w:lang w:val="it-IT"/>
+        </w:rPr>
+      </w:pPr>
+      <w:r>
+        <w:rPr>
+          <w:lang w:val="it-IT"/>
+        </w:rPr>
+        <w:t xml:space="preserve">Prevenire SQL injection utilizzando </w:t>
+      </w:r>
+      <w:proofErr w:type="spellStart"/>
+      <w:r>
+        <w:rPr>
+          <w:b/>
+          <w:bCs/>
+          <w:lang w:val="it-IT"/>
+        </w:rPr>
+        <w:t>prepared</w:t>
+      </w:r>
+      <w:proofErr w:type="spellEnd"/>
+      <w:r>
+        <w:rPr>
+          <w:b/>
+          <w:bCs/>
+          <w:lang w:val="it-IT"/>
+        </w:rPr>
+        <w:t xml:space="preserve"> </w:t>
+      </w:r>
+      <w:proofErr w:type="spellStart"/>
+      <w:r>
+        <w:rPr>
+          <w:b/>
+          <w:bCs/>
+          <w:lang w:val="it-IT"/>
+        </w:rPr>
+        <w:t>statements</w:t>
+      </w:r>
+      <w:proofErr w:type="spellEnd"/>
+      <w:r>
+        <w:rPr>
+          <w:lang w:val="it-IT"/>
+        </w:rPr>
+        <w:t xml:space="preserve"> e best practice di validazione input.</w:t>
+      </w:r>
+    </w:p>
+    <w:p>
+      <w:pPr>
+        <w:rPr>
+          <w:lang w:val="it-IT"/>
+        </w:rPr>
+      </w:pPr>
+      <w:proofErr w:type="spellStart"/>
+      <w:r>
+        <w:rPr>
+          <w:b/>
+          <w:bCs/>
+          <w:lang w:val="it-IT"/>
+        </w:rPr>
+        <w:t>Tradeoff</w:t>
+      </w:r>
+      <w:proofErr w:type="spellEnd"/>
+      <w:r>
+        <w:rPr>
+          <w:b/>
+          <w:bCs/>
+          <w:lang w:val="it-IT"/>
+        </w:rPr>
+        <w:t>:</w:t>
+      </w:r>
+    </w:p>
+    <w:p>
+      <w:pPr>
+        <w:pStyle w:val="Paragrafoelenco"/>
+        <w:numPr>
+          <w:ilvl w:val="0"/>
+          <w:numId w:val="22"/>
+        </w:numPr>
+        <w:rPr>
+          <w:lang w:val="it-IT"/>
+        </w:rPr>
+      </w:pPr>
+      <w:r>
+        <w:rPr>
+          <w:b/>
+          <w:bCs/>
+          <w:lang w:val="it-IT"/>
+        </w:rPr>
+        <w:t>Sicurezza vs. complessità di sviluppo</w:t>
+      </w:r>
+    </w:p>
+    <w:p>
+      <w:pPr>
+        <w:pStyle w:val="Paragrafoelenco"/>
+        <w:rPr>
+          <w:lang w:val="it-IT"/>
+        </w:rPr>
+      </w:pPr>
+      <w:r>
+        <w:rPr>
+          <w:lang w:val="it-IT"/>
+        </w:rPr>
+        <w:t>L’uso di query parametrizzate aumenta la sicurezza, ma può rendere più complesse query dinamiche o complesse.</w:t>
+      </w:r>
+    </w:p>
+    <w:p>
+      <w:pPr>
+        <w:pStyle w:val="Paragrafoelenco"/>
+        <w:rPr>
+          <w:lang w:val="it-IT"/>
+        </w:rPr>
+      </w:pPr>
+      <w:r>
+        <w:rPr>
+          <w:lang w:val="it-IT"/>
+        </w:rPr>
+        <w:t>La validazione completa dell’input migliora la protezione, ma aumenta il tempo di sviluppo e testing.</w:t>
+      </w:r>
+    </w:p>
+    <w:p/>
+    <w:p>
+      <w:pPr>
+        <w:pStyle w:val="Titolo3"/>
+      </w:pPr>
+      <w:r>
+        <w:t xml:space="preserve">1.3 </w:t>
+      </w:r>
+      <w:proofErr w:type="spellStart"/>
+      <w:r>
+        <w:t>Definizioni</w:t>
+      </w:r>
+      <w:proofErr w:type="spellEnd"/>
+      <w:r>
+        <w:t xml:space="preserve">, </w:t>
+      </w:r>
+      <w:proofErr w:type="spellStart"/>
+      <w:r>
+        <w:t>Acronimi</w:t>
+      </w:r>
+      <w:proofErr w:type="spellEnd"/>
+      <w:r>
+        <w:t xml:space="preserve"> e </w:t>
+      </w:r>
+      <w:proofErr w:type="spellStart"/>
+      <w:r>
+        <w:t>Abbreviazioni</w:t>
+      </w:r>
+      <w:proofErr w:type="spellEnd"/>
+    </w:p>
+    <w:p>
+      <w:r>
+        <w:t xml:space="preserve">Vedere il </w:t>
+      </w:r>
+      <w:proofErr w:type="spellStart"/>
+      <w:r>
+        <w:t>Glossario</w:t>
+      </w:r>
+      <w:proofErr w:type="spellEnd"/>
+      <w:r>
+        <w:t xml:space="preserve"> (qui ci </w:t>
+      </w:r>
+      <w:proofErr w:type="spellStart"/>
+      <w:r>
+        <w:t>aggiungiamo</w:t>
+      </w:r>
+      <w:proofErr w:type="spellEnd"/>
+      <w:r>
+        <w:t xml:space="preserve"> un </w:t>
+      </w:r>
+      <w:proofErr w:type="spellStart"/>
+      <w:r>
+        <w:t>collegamento</w:t>
+      </w:r>
+      <w:proofErr w:type="spellEnd"/>
+      <w:r>
+        <w:t xml:space="preserve"> al punto 4)</w:t>
+      </w:r>
+    </w:p>
+    <w:p>
+      <w:pPr>
+        <w:pStyle w:val="Titolo3"/>
+      </w:pPr>
+      <w:r>
+        <w:t xml:space="preserve">1.4 </w:t>
+      </w:r>
+      <w:proofErr w:type="spellStart"/>
+      <w:r>
+        <w:t>Riferimenti</w:t>
+      </w:r>
+      <w:proofErr w:type="spellEnd"/>
+    </w:p>
+    <w:p>
+      <w:r>
+        <w:t xml:space="preserve">RAD – </w:t>
+      </w:r>
+      <w:proofErr w:type="spellStart"/>
+      <w:r>
+        <w:t>versione</w:t>
+      </w:r>
+      <w:proofErr w:type="spellEnd"/>
+      <w:r>
+        <w:t xml:space="preserve"> 1.0 – 11/11/2025</w:t>
+      </w:r>
+    </w:p>
+    <w:p>
+      <w:proofErr w:type="spellStart"/>
+      <w:r>
+        <w:t>Inoltre</w:t>
+      </w:r>
+      <w:proofErr w:type="spellEnd"/>
+      <w:r>
+        <w:t xml:space="preserve"> ci </w:t>
+      </w:r>
+      <w:proofErr w:type="spellStart"/>
+      <w:r>
+        <w:t>si</w:t>
+      </w:r>
+      <w:proofErr w:type="spellEnd"/>
+      <w:r>
+        <w:t xml:space="preserve"> </w:t>
+      </w:r>
+      <w:proofErr w:type="spellStart"/>
+      <w:r>
+        <w:t>riferisce</w:t>
+      </w:r>
+      <w:proofErr w:type="spellEnd"/>
+      <w:r>
+        <w:t xml:space="preserve"> </w:t>
+      </w:r>
+      <w:proofErr w:type="spellStart"/>
+      <w:r>
+        <w:t>anche</w:t>
+      </w:r>
+      <w:proofErr w:type="spellEnd"/>
+      <w:r>
+        <w:t xml:space="preserve"> a </w:t>
+      </w:r>
+      <w:proofErr w:type="spellStart"/>
+      <w:r>
+        <w:t>qualsiasi</w:t>
+      </w:r>
+      <w:proofErr w:type="spellEnd"/>
+      <w:r>
+        <w:t xml:space="preserve"> policy </w:t>
+      </w:r>
+      <w:proofErr w:type="spellStart"/>
+      <w:r>
+        <w:t>dell’azienda</w:t>
+      </w:r>
+      <w:proofErr w:type="spellEnd"/>
+      <w:r>
+        <w:t xml:space="preserve"> </w:t>
+      </w:r>
+      <w:proofErr w:type="spellStart"/>
+      <w:r>
+        <w:t>che</w:t>
+      </w:r>
+      <w:proofErr w:type="spellEnd"/>
+      <w:r>
+        <w:t xml:space="preserve"> </w:t>
+      </w:r>
+      <w:proofErr w:type="spellStart"/>
+      <w:r>
+        <w:t>implementerà</w:t>
+      </w:r>
+      <w:proofErr w:type="spellEnd"/>
+      <w:r>
+        <w:t xml:space="preserve"> E.W.M.S. </w:t>
+      </w:r>
+      <w:proofErr w:type="spellStart"/>
+      <w:r>
+        <w:t>oltre</w:t>
+      </w:r>
+      <w:proofErr w:type="spellEnd"/>
+      <w:r>
+        <w:t xml:space="preserve"> </w:t>
+      </w:r>
+      <w:proofErr w:type="spellStart"/>
+      <w:r>
+        <w:t>che</w:t>
+      </w:r>
+      <w:proofErr w:type="spellEnd"/>
+      <w:r>
+        <w:t xml:space="preserve"> alle </w:t>
+      </w:r>
+      <w:proofErr w:type="spellStart"/>
+      <w:r>
+        <w:t>linee</w:t>
+      </w:r>
+      <w:proofErr w:type="spellEnd"/>
+      <w:r>
+        <w:t xml:space="preserve"> </w:t>
+      </w:r>
+      <w:proofErr w:type="spellStart"/>
+      <w:r>
+        <w:t>guida</w:t>
+      </w:r>
+      <w:proofErr w:type="spellEnd"/>
+    </w:p>
+    <w:p>
+      <w:pPr>
+        <w:pStyle w:val="Titolo3"/>
+      </w:pPr>
+      <w:r>
+        <w:t xml:space="preserve">1.5 </w:t>
+      </w:r>
+      <w:proofErr w:type="spellStart"/>
+      <w:r>
+        <w:t>Panoramica</w:t>
+      </w:r>
+      <w:proofErr w:type="spellEnd"/>
+      <w:r>
+        <w:t xml:space="preserve"> del </w:t>
+      </w:r>
+      <w:proofErr w:type="spellStart"/>
+      <w:r>
+        <w:t>Documento</w:t>
+      </w:r>
+      <w:proofErr w:type="spellEnd"/>
+    </w:p>
+    <w:p>
+      <w:proofErr w:type="spellStart"/>
+      <w:r>
+        <w:t>Questo</w:t>
+      </w:r>
+      <w:proofErr w:type="spellEnd"/>
+      <w:r>
+        <w:t xml:space="preserve"> </w:t>
+      </w:r>
+      <w:proofErr w:type="spellStart"/>
+      <w:r>
+        <w:t>documento</w:t>
+      </w:r>
+      <w:proofErr w:type="spellEnd"/>
+      <w:r>
+        <w:t xml:space="preserve"> </w:t>
+      </w:r>
+      <w:proofErr w:type="spellStart"/>
+      <w:r>
+        <w:t>descrive</w:t>
+      </w:r>
+      <w:proofErr w:type="spellEnd"/>
+      <w:r>
+        <w:t xml:space="preserve"> il </w:t>
+      </w:r>
+      <w:proofErr w:type="spellStart"/>
+      <w:r>
+        <w:t>contesto</w:t>
+      </w:r>
+      <w:proofErr w:type="spellEnd"/>
+      <w:r>
+        <w:t xml:space="preserve"> </w:t>
+      </w:r>
+      <w:proofErr w:type="spellStart"/>
+      <w:r>
+        <w:t>architetturale</w:t>
+      </w:r>
+      <w:proofErr w:type="spellEnd"/>
+      <w:r>
+        <w:t xml:space="preserve"> </w:t>
+      </w:r>
+      <w:proofErr w:type="spellStart"/>
+      <w:r>
+        <w:t>corrente</w:t>
+      </w:r>
+      <w:proofErr w:type="spellEnd"/>
+      <w:r>
+        <w:t xml:space="preserve">, le </w:t>
+      </w:r>
+      <w:proofErr w:type="spellStart"/>
+      <w:r>
+        <w:t>motivazioni</w:t>
+      </w:r>
+      <w:proofErr w:type="spellEnd"/>
+      <w:r>
+        <w:t xml:space="preserve"> e le </w:t>
+      </w:r>
+      <w:proofErr w:type="spellStart"/>
+      <w:r>
+        <w:t>scelte</w:t>
+      </w:r>
+      <w:proofErr w:type="spellEnd"/>
+      <w:r>
+        <w:t xml:space="preserve"> </w:t>
+      </w:r>
+      <w:proofErr w:type="spellStart"/>
+      <w:r>
+        <w:t>che</w:t>
+      </w:r>
+      <w:proofErr w:type="spellEnd"/>
+      <w:r>
+        <w:t xml:space="preserve"> </w:t>
+      </w:r>
+      <w:proofErr w:type="spellStart"/>
+      <w:r>
+        <w:t>hanno</w:t>
+      </w:r>
+      <w:proofErr w:type="spellEnd"/>
+      <w:r>
+        <w:t xml:space="preserve"> </w:t>
+      </w:r>
+      <w:proofErr w:type="spellStart"/>
+      <w:r>
+        <w:t>guidato</w:t>
+      </w:r>
+      <w:proofErr w:type="spellEnd"/>
+      <w:r>
+        <w:t xml:space="preserve"> la </w:t>
+      </w:r>
+      <w:proofErr w:type="spellStart"/>
+      <w:r>
+        <w:t>progettazione</w:t>
+      </w:r>
+      <w:proofErr w:type="spellEnd"/>
+      <w:r>
+        <w:t xml:space="preserve"> </w:t>
+      </w:r>
+      <w:proofErr w:type="spellStart"/>
+      <w:r>
+        <w:t>dell’architettura</w:t>
+      </w:r>
+      <w:proofErr w:type="spellEnd"/>
+      <w:r>
+        <w:t xml:space="preserve"> del </w:t>
+      </w:r>
+      <w:proofErr w:type="spellStart"/>
+      <w:r>
+        <w:t>sistema</w:t>
+      </w:r>
+      <w:proofErr w:type="spellEnd"/>
+      <w:r>
+        <w:t xml:space="preserve"> EWMS.</w:t>
+      </w:r>
+    </w:p>
+    <w:p>
+      <w:pPr>
+        <w:pStyle w:val="Titolo2"/>
+      </w:pPr>
+      <w:r>
+        <w:lastRenderedPageBreak/>
+        <w:t xml:space="preserve">2. </w:t>
+      </w:r>
+      <w:proofErr w:type="spellStart"/>
+      <w:r>
+        <w:t>Architettura</w:t>
+      </w:r>
+      <w:proofErr w:type="spellEnd"/>
+      <w:r>
+        <w:t xml:space="preserve"> Software Corrente</w:t>
+      </w:r>
+    </w:p>
+    <w:p>
+      <w:r>
+        <w:t xml:space="preserve">Questa </w:t>
+      </w:r>
+      <w:proofErr w:type="spellStart"/>
+      <w:r>
+        <w:t>parte</w:t>
+      </w:r>
+      <w:proofErr w:type="spellEnd"/>
+      <w:r>
+        <w:t xml:space="preserve"> del </w:t>
+      </w:r>
+      <w:proofErr w:type="spellStart"/>
+      <w:r>
+        <w:t>documento</w:t>
+      </w:r>
+      <w:proofErr w:type="spellEnd"/>
+      <w:r>
+        <w:t xml:space="preserve"> </w:t>
+      </w:r>
+      <w:proofErr w:type="spellStart"/>
+      <w:r>
+        <w:t>analizza</w:t>
+      </w:r>
+      <w:proofErr w:type="spellEnd"/>
+      <w:r>
+        <w:t xml:space="preserve"> la </w:t>
+      </w:r>
+      <w:proofErr w:type="spellStart"/>
+      <w:r>
+        <w:t>struttura</w:t>
+      </w:r>
+      <w:proofErr w:type="spellEnd"/>
+      <w:r>
+        <w:t xml:space="preserve"> delle </w:t>
+      </w:r>
+      <w:proofErr w:type="spellStart"/>
+      <w:r>
+        <w:t>architetture</w:t>
+      </w:r>
+      <w:proofErr w:type="spellEnd"/>
+      <w:r>
+        <w:t xml:space="preserve"> </w:t>
+      </w:r>
+      <w:proofErr w:type="spellStart"/>
+      <w:r>
+        <w:t>correnti</w:t>
+      </w:r>
+      <w:proofErr w:type="spellEnd"/>
+      <w:r>
+        <w:t xml:space="preserve">, ne </w:t>
+      </w:r>
+      <w:proofErr w:type="spellStart"/>
+      <w:r>
+        <w:t>sottolinea</w:t>
+      </w:r>
+      <w:proofErr w:type="spellEnd"/>
+      <w:r>
+        <w:t xml:space="preserve"> le </w:t>
+      </w:r>
+      <w:proofErr w:type="spellStart"/>
+      <w:r>
+        <w:t>inefficienze</w:t>
+      </w:r>
+      <w:proofErr w:type="spellEnd"/>
+      <w:r>
+        <w:t xml:space="preserve"> e le </w:t>
+      </w:r>
+      <w:proofErr w:type="spellStart"/>
+      <w:r>
+        <w:t>limitazioni</w:t>
+      </w:r>
+      <w:proofErr w:type="spellEnd"/>
+      <w:r>
+        <w:t>.</w:t>
+      </w:r>
+    </w:p>
+    <w:p>
+      <w:proofErr w:type="spellStart"/>
+      <w:r>
+        <w:t>Confrontando</w:t>
+      </w:r>
+      <w:proofErr w:type="spellEnd"/>
+      <w:r>
+        <w:t xml:space="preserve"> </w:t>
+      </w:r>
+      <w:proofErr w:type="spellStart"/>
+      <w:r>
+        <w:t>queste</w:t>
+      </w:r>
+      <w:proofErr w:type="spellEnd"/>
+      <w:r>
+        <w:t xml:space="preserve"> </w:t>
+      </w:r>
+      <w:proofErr w:type="spellStart"/>
+      <w:r>
+        <w:t>modalità</w:t>
+      </w:r>
+      <w:proofErr w:type="spellEnd"/>
+      <w:r>
+        <w:t xml:space="preserve"> con il nostro </w:t>
+      </w:r>
+      <w:proofErr w:type="spellStart"/>
+      <w:r>
+        <w:t>sistema</w:t>
+      </w:r>
+      <w:proofErr w:type="spellEnd"/>
+      <w:r>
+        <w:t xml:space="preserve">, </w:t>
+      </w:r>
+      <w:proofErr w:type="spellStart"/>
+      <w:r>
+        <w:t>si</w:t>
+      </w:r>
+      <w:proofErr w:type="spellEnd"/>
+      <w:r>
+        <w:t xml:space="preserve"> </w:t>
+      </w:r>
+      <w:proofErr w:type="spellStart"/>
+      <w:r>
+        <w:t>può</w:t>
+      </w:r>
+      <w:proofErr w:type="spellEnd"/>
+      <w:r>
+        <w:t xml:space="preserve"> </w:t>
+      </w:r>
+      <w:proofErr w:type="spellStart"/>
+      <w:r>
+        <w:t>notare</w:t>
+      </w:r>
+      <w:proofErr w:type="spellEnd"/>
+      <w:r>
+        <w:t xml:space="preserve"> come E.W.M.S. </w:t>
+      </w:r>
+      <w:proofErr w:type="spellStart"/>
+      <w:r>
+        <w:t>offra</w:t>
+      </w:r>
+      <w:proofErr w:type="spellEnd"/>
+      <w:r>
+        <w:t xml:space="preserve"> </w:t>
+      </w:r>
+      <w:proofErr w:type="spellStart"/>
+      <w:r>
+        <w:t>fessibilità</w:t>
+      </w:r>
+      <w:proofErr w:type="spellEnd"/>
+      <w:r>
+        <w:t xml:space="preserve">, </w:t>
+      </w:r>
+      <w:proofErr w:type="spellStart"/>
+      <w:r>
+        <w:t>addattabilità</w:t>
+      </w:r>
+      <w:proofErr w:type="spellEnd"/>
+      <w:r>
+        <w:t xml:space="preserve"> e </w:t>
+      </w:r>
+      <w:proofErr w:type="spellStart"/>
+      <w:r>
+        <w:t>usabilità</w:t>
+      </w:r>
+      <w:proofErr w:type="spellEnd"/>
+      <w:r>
+        <w:t xml:space="preserve"> </w:t>
+      </w:r>
+      <w:proofErr w:type="spellStart"/>
+      <w:r>
+        <w:t>nella</w:t>
+      </w:r>
+      <w:proofErr w:type="spellEnd"/>
+      <w:r>
+        <w:t xml:space="preserve"> </w:t>
+      </w:r>
+      <w:proofErr w:type="spellStart"/>
+      <w:r>
+        <w:t>gestione</w:t>
+      </w:r>
+      <w:proofErr w:type="spellEnd"/>
+      <w:r>
+        <w:t xml:space="preserve"> </w:t>
+      </w:r>
+      <w:proofErr w:type="spellStart"/>
+      <w:r>
+        <w:t>dei</w:t>
+      </w:r>
+      <w:proofErr w:type="spellEnd"/>
+      <w:r>
+        <w:t xml:space="preserve"> task, </w:t>
+      </w:r>
+      <w:proofErr w:type="spellStart"/>
+      <w:r>
+        <w:t>rendendo</w:t>
+      </w:r>
+      <w:proofErr w:type="spellEnd"/>
+      <w:r>
+        <w:t xml:space="preserve"> </w:t>
+      </w:r>
+      <w:proofErr w:type="spellStart"/>
+      <w:r>
+        <w:t>più</w:t>
+      </w:r>
+      <w:proofErr w:type="spellEnd"/>
+      <w:r>
+        <w:t xml:space="preserve"> facile il Lavoro </w:t>
+      </w:r>
+      <w:proofErr w:type="spellStart"/>
+      <w:r>
+        <w:t>sia</w:t>
+      </w:r>
+      <w:proofErr w:type="spellEnd"/>
+      <w:r>
+        <w:t xml:space="preserve"> per </w:t>
+      </w:r>
+      <w:proofErr w:type="spellStart"/>
+      <w:r>
+        <w:t>i</w:t>
+      </w:r>
+      <w:proofErr w:type="spellEnd"/>
+      <w:r>
+        <w:t xml:space="preserve"> </w:t>
+      </w:r>
+      <w:proofErr w:type="spellStart"/>
+      <w:r>
+        <w:t>dipendenti</w:t>
+      </w:r>
+      <w:proofErr w:type="spellEnd"/>
+      <w:r>
+        <w:t xml:space="preserve"> </w:t>
+      </w:r>
+      <w:proofErr w:type="spellStart"/>
+      <w:r>
+        <w:t>che</w:t>
+      </w:r>
+      <w:proofErr w:type="spellEnd"/>
+      <w:r>
+        <w:t xml:space="preserve"> per </w:t>
+      </w:r>
+      <w:proofErr w:type="spellStart"/>
+      <w:r>
+        <w:t>i</w:t>
+      </w:r>
+      <w:proofErr w:type="spellEnd"/>
+      <w:r>
+        <w:t xml:space="preserve"> </w:t>
+      </w:r>
+      <w:proofErr w:type="spellStart"/>
+      <w:r>
+        <w:t>dirigenti</w:t>
+      </w:r>
+      <w:proofErr w:type="spellEnd"/>
+      <w:r>
+        <w:t xml:space="preserve">. </w:t>
+      </w:r>
+    </w:p>
+    <w:p>
+      <w:pPr>
+        <w:pStyle w:val="Titolo3"/>
+      </w:pPr>
+      <w:r>
+        <w:t xml:space="preserve">2.1 </w:t>
+      </w:r>
+      <w:proofErr w:type="spellStart"/>
+      <w:r>
+        <w:t>Architetture</w:t>
+      </w:r>
+      <w:proofErr w:type="spellEnd"/>
+      <w:r>
+        <w:t xml:space="preserve"> e Metodi in </w:t>
+      </w:r>
+      <w:proofErr w:type="spellStart"/>
+      <w:r>
+        <w:t>Contesti</w:t>
+      </w:r>
+      <w:proofErr w:type="spellEnd"/>
+      <w:r>
+        <w:t xml:space="preserve"> </w:t>
+      </w:r>
+      <w:proofErr w:type="spellStart"/>
+      <w:r>
+        <w:t>Simili</w:t>
+      </w:r>
+      <w:proofErr w:type="spellEnd"/>
+    </w:p>
+    <w:p>
+      <w:r>
+        <w:t xml:space="preserve">Molte </w:t>
+      </w:r>
+      <w:proofErr w:type="spellStart"/>
+      <w:r>
+        <w:t>aziende</w:t>
+      </w:r>
+      <w:proofErr w:type="spellEnd"/>
+      <w:r>
+        <w:t xml:space="preserve"> </w:t>
+      </w:r>
+      <w:proofErr w:type="spellStart"/>
+      <w:r>
+        <w:t>fanno</w:t>
+      </w:r>
+      <w:proofErr w:type="spellEnd"/>
+      <w:r>
+        <w:t xml:space="preserve"> </w:t>
+      </w:r>
+      <w:proofErr w:type="spellStart"/>
+      <w:r>
+        <w:t>ancora</w:t>
+      </w:r>
+      <w:proofErr w:type="spellEnd"/>
+      <w:r>
+        <w:t xml:space="preserve"> </w:t>
+      </w:r>
+      <w:proofErr w:type="spellStart"/>
+      <w:r>
+        <w:t>affidamento</w:t>
+      </w:r>
+      <w:proofErr w:type="spellEnd"/>
+      <w:r>
+        <w:t xml:space="preserve"> </w:t>
+      </w:r>
+      <w:proofErr w:type="spellStart"/>
+      <w:r>
+        <w:t>su</w:t>
+      </w:r>
+      <w:proofErr w:type="spellEnd"/>
+      <w:r>
+        <w:t xml:space="preserve"> </w:t>
+      </w:r>
+      <w:proofErr w:type="spellStart"/>
+      <w:r>
+        <w:t>strumenti</w:t>
+      </w:r>
+      <w:proofErr w:type="spellEnd"/>
+      <w:r>
+        <w:t xml:space="preserve"> </w:t>
+      </w:r>
+      <w:proofErr w:type="spellStart"/>
+      <w:r>
+        <w:t>manuali</w:t>
+      </w:r>
+      <w:proofErr w:type="spellEnd"/>
+      <w:r>
+        <w:t xml:space="preserve"> o semi-</w:t>
+      </w:r>
+      <w:proofErr w:type="spellStart"/>
+      <w:r>
+        <w:t>digitali</w:t>
+      </w:r>
+      <w:proofErr w:type="spellEnd"/>
+      <w:r>
+        <w:t xml:space="preserve">, come </w:t>
+      </w:r>
+      <w:proofErr w:type="spellStart"/>
+      <w:r>
+        <w:t>fogli</w:t>
+      </w:r>
+      <w:proofErr w:type="spellEnd"/>
+      <w:r>
+        <w:t xml:space="preserve"> di </w:t>
+      </w:r>
+      <w:proofErr w:type="spellStart"/>
+      <w:r>
+        <w:t>calcolo</w:t>
+      </w:r>
+      <w:proofErr w:type="spellEnd"/>
+      <w:r>
+        <w:t xml:space="preserve"> </w:t>
+      </w:r>
+      <w:proofErr w:type="spellStart"/>
+      <w:r>
+        <w:t>condivisi</w:t>
+      </w:r>
+      <w:proofErr w:type="spellEnd"/>
+      <w:r>
+        <w:t xml:space="preserve">, task list </w:t>
+      </w:r>
+      <w:proofErr w:type="spellStart"/>
+      <w:r>
+        <w:t>cartacee</w:t>
+      </w:r>
+      <w:proofErr w:type="spellEnd"/>
+      <w:r>
+        <w:t xml:space="preserve">, </w:t>
+      </w:r>
+      <w:proofErr w:type="spellStart"/>
+      <w:r>
+        <w:t>comunicazioni</w:t>
+      </w:r>
+      <w:proofErr w:type="spellEnd"/>
+      <w:r>
+        <w:t xml:space="preserve"> </w:t>
+      </w:r>
+      <w:proofErr w:type="spellStart"/>
+      <w:r>
+        <w:t>tramite</w:t>
+      </w:r>
+      <w:proofErr w:type="spellEnd"/>
+      <w:r>
+        <w:t xml:space="preserve"> </w:t>
+      </w:r>
+      <w:proofErr w:type="spellStart"/>
+      <w:r>
+        <w:t>telefono</w:t>
+      </w:r>
+      <w:proofErr w:type="spellEnd"/>
+      <w:r>
+        <w:t xml:space="preserve"> o </w:t>
+      </w:r>
+      <w:proofErr w:type="spellStart"/>
+      <w:r>
+        <w:t>messaggistica</w:t>
+      </w:r>
+      <w:proofErr w:type="spellEnd"/>
+      <w:r>
+        <w:t xml:space="preserve"> </w:t>
+      </w:r>
+      <w:proofErr w:type="spellStart"/>
+      <w:r>
+        <w:t>istantanea</w:t>
+      </w:r>
+      <w:proofErr w:type="spellEnd"/>
+      <w:r>
+        <w:t xml:space="preserve">, </w:t>
+      </w:r>
+      <w:proofErr w:type="spellStart"/>
+      <w:r>
+        <w:t>oppure</w:t>
+      </w:r>
+      <w:proofErr w:type="spellEnd"/>
+      <w:r>
+        <w:t xml:space="preserve"> moduli </w:t>
+      </w:r>
+      <w:proofErr w:type="spellStart"/>
+      <w:r>
+        <w:t>generici</w:t>
+      </w:r>
+      <w:proofErr w:type="spellEnd"/>
+      <w:r>
+        <w:t xml:space="preserve"> </w:t>
+      </w:r>
+      <w:proofErr w:type="spellStart"/>
+      <w:r>
+        <w:t>inclusi</w:t>
+      </w:r>
+      <w:proofErr w:type="spellEnd"/>
+      <w:r>
+        <w:t xml:space="preserve"> in suite </w:t>
+      </w:r>
+      <w:proofErr w:type="spellStart"/>
+      <w:r>
+        <w:t>aziendali</w:t>
+      </w:r>
+      <w:proofErr w:type="spellEnd"/>
+      <w:r>
+        <w:t xml:space="preserve"> non </w:t>
+      </w:r>
+      <w:proofErr w:type="spellStart"/>
+      <w:r>
+        <w:t>specializzate</w:t>
+      </w:r>
+      <w:proofErr w:type="spellEnd"/>
+      <w:r>
+        <w:t xml:space="preserve">: </w:t>
+      </w:r>
+      <w:proofErr w:type="spellStart"/>
+      <w:r>
+        <w:t>questi</w:t>
+      </w:r>
+      <w:proofErr w:type="spellEnd"/>
+      <w:r>
+        <w:t xml:space="preserve"> </w:t>
+      </w:r>
+      <w:proofErr w:type="spellStart"/>
+      <w:r>
+        <w:t>approcci</w:t>
+      </w:r>
+      <w:proofErr w:type="spellEnd"/>
+      <w:r>
+        <w:t xml:space="preserve"> non </w:t>
+      </w:r>
+      <w:proofErr w:type="spellStart"/>
+      <w:r>
+        <w:t>offrono</w:t>
+      </w:r>
+      <w:proofErr w:type="spellEnd"/>
+      <w:r>
+        <w:t xml:space="preserve"> </w:t>
+      </w:r>
+      <w:proofErr w:type="spellStart"/>
+      <w:r>
+        <w:t>scalabilità</w:t>
+      </w:r>
+      <w:proofErr w:type="spellEnd"/>
+      <w:r>
+        <w:t xml:space="preserve">, </w:t>
+      </w:r>
+      <w:proofErr w:type="spellStart"/>
+      <w:r>
+        <w:t>controllo</w:t>
+      </w:r>
+      <w:proofErr w:type="spellEnd"/>
+      <w:r>
+        <w:t xml:space="preserve"> </w:t>
+      </w:r>
+      <w:proofErr w:type="spellStart"/>
+      <w:r>
+        <w:t>centralizzato</w:t>
+      </w:r>
+      <w:proofErr w:type="spellEnd"/>
+      <w:r>
+        <w:t xml:space="preserve"> né </w:t>
+      </w:r>
+      <w:proofErr w:type="spellStart"/>
+      <w:r>
+        <w:t>visibilità</w:t>
+      </w:r>
+      <w:proofErr w:type="spellEnd"/>
+      <w:r>
+        <w:t xml:space="preserve"> in tempo </w:t>
+      </w:r>
+      <w:proofErr w:type="spellStart"/>
+      <w:r>
+        <w:t>reale</w:t>
+      </w:r>
+      <w:proofErr w:type="spellEnd"/>
+      <w:r>
+        <w:t>.</w:t>
+      </w:r>
+    </w:p>
+    <w:p>
+      <w:pPr>
+        <w:pStyle w:val="Titolo3"/>
+      </w:pPr>
+      <w:r>
+        <w:t xml:space="preserve">2.2 </w:t>
+      </w:r>
+      <w:proofErr w:type="spellStart"/>
+      <w:r>
+        <w:t>Assunzioni</w:t>
+      </w:r>
+      <w:proofErr w:type="spellEnd"/>
+      <w:r>
+        <w:t xml:space="preserve"> Derivate dal </w:t>
+      </w:r>
+      <w:proofErr w:type="spellStart"/>
+      <w:r>
+        <w:t>Contesto</w:t>
+      </w:r>
+      <w:proofErr w:type="spellEnd"/>
+      <w:r>
+        <w:t xml:space="preserve"> </w:t>
+      </w:r>
+      <w:proofErr w:type="spellStart"/>
+      <w:r>
+        <w:t>Attuale</w:t>
+      </w:r>
+      <w:proofErr w:type="spellEnd"/>
+    </w:p>
+    <w:p>
+      <w:r>
+        <w:t xml:space="preserve">La </w:t>
+      </w:r>
+      <w:proofErr w:type="spellStart"/>
+      <w:r>
+        <w:t>progettazione</w:t>
+      </w:r>
+      <w:proofErr w:type="spellEnd"/>
+      <w:r>
+        <w:t xml:space="preserve"> del </w:t>
+      </w:r>
+      <w:proofErr w:type="spellStart"/>
+      <w:r>
+        <w:t>sistema</w:t>
+      </w:r>
+      <w:proofErr w:type="spellEnd"/>
+      <w:r>
+        <w:t xml:space="preserve"> </w:t>
+      </w:r>
+      <w:proofErr w:type="spellStart"/>
+      <w:r>
+        <w:t>parte</w:t>
+      </w:r>
+      <w:proofErr w:type="spellEnd"/>
+      <w:r>
+        <w:t xml:space="preserve"> </w:t>
+      </w:r>
+      <w:proofErr w:type="spellStart"/>
+      <w:r>
+        <w:t>dall’assunzione</w:t>
+      </w:r>
+      <w:proofErr w:type="spellEnd"/>
+      <w:r>
+        <w:t xml:space="preserve"> </w:t>
+      </w:r>
+      <w:proofErr w:type="spellStart"/>
+      <w:r>
+        <w:t>che</w:t>
+      </w:r>
+      <w:proofErr w:type="spellEnd"/>
+      <w:r>
+        <w:t xml:space="preserve"> </w:t>
+      </w:r>
+      <w:proofErr w:type="spellStart"/>
+      <w:r>
+        <w:t>siano</w:t>
+      </w:r>
+      <w:proofErr w:type="spellEnd"/>
+      <w:r>
+        <w:t xml:space="preserve"> </w:t>
+      </w:r>
+      <w:proofErr w:type="spellStart"/>
+      <w:r>
+        <w:t>necessari</w:t>
+      </w:r>
+      <w:proofErr w:type="spellEnd"/>
+      <w:r>
+        <w:t xml:space="preserve">: </w:t>
       </w:r>
     </w:p>
     <w:p>
@@ -202,7 +3588,23 @@
         </w:numPr>
       </w:pPr>
       <w:r>
-        <w:t>accesso immediato alle informazioni operative</w:t>
+        <w:t xml:space="preserve">accesso </w:t>
+      </w:r>
+      <w:proofErr w:type="spellStart"/>
+      <w:r>
+        <w:t>immediato</w:t>
+      </w:r>
+      <w:proofErr w:type="spellEnd"/>
+      <w:r>
+        <w:t xml:space="preserve"> alle </w:t>
+      </w:r>
+      <w:proofErr w:type="spellStart"/>
+      <w:r>
+        <w:t>informazioni</w:t>
+      </w:r>
+      <w:proofErr w:type="spellEnd"/>
+      <w:r>
+        <w:t xml:space="preserve"> operative</w:t>
       </w:r>
     </w:p>
     <w:p>
@@ -214,8 +3616,29 @@
         </w:numPr>
       </w:pPr>
       <w:r>
-        <w:t>aggiornamenti dello stato in tempo reale</w:t>
-      </w:r>
+        <w:t xml:space="preserve">aggiornamenti </w:t>
+      </w:r>
+      <w:proofErr w:type="spellStart"/>
+      <w:r>
+        <w:t>dello</w:t>
+      </w:r>
+      <w:proofErr w:type="spellEnd"/>
+      <w:r>
+        <w:t xml:space="preserve"> </w:t>
+      </w:r>
+      <w:proofErr w:type="spellStart"/>
+      <w:r>
+        <w:t>stato</w:t>
+      </w:r>
+      <w:proofErr w:type="spellEnd"/>
+      <w:r>
+        <w:t xml:space="preserve"> in tempo </w:t>
+      </w:r>
+      <w:proofErr w:type="spellStart"/>
+      <w:r>
+        <w:t>reale</w:t>
+      </w:r>
+      <w:proofErr w:type="spellEnd"/>
     </w:p>
     <w:p>
       <w:pPr>
@@ -225,8 +3648,45 @@
           <w:numId w:val="10"/>
         </w:numPr>
       </w:pPr>
-      <w:r>
-        <w:t>comunicazioni strutturate e trasparenza nelle attività.</w:t>
+      <w:proofErr w:type="spellStart"/>
+      <w:r>
+        <w:t>comunicazioni</w:t>
+      </w:r>
+      <w:proofErr w:type="spellEnd"/>
+      <w:r>
+        <w:t xml:space="preserve"> </w:t>
+      </w:r>
+      <w:proofErr w:type="spellStart"/>
+      <w:r>
+        <w:t>strutturate</w:t>
+      </w:r>
+      <w:proofErr w:type="spellEnd"/>
+      <w:r>
+        <w:t xml:space="preserve"> e </w:t>
+      </w:r>
+      <w:proofErr w:type="spellStart"/>
+      <w:r>
+        <w:t>trasparenza</w:t>
+      </w:r>
+      <w:proofErr w:type="spellEnd"/>
+      <w:r>
+        <w:t xml:space="preserve"> </w:t>
+      </w:r>
+      <w:proofErr w:type="spellStart"/>
+      <w:r>
+        <w:t>nelle</w:t>
+      </w:r>
+      <w:proofErr w:type="spellEnd"/>
+      <w:r>
+        <w:t xml:space="preserve"> </w:t>
+      </w:r>
+      <w:proofErr w:type="spellStart"/>
+      <w:r>
+        <w:t>attività</w:t>
+      </w:r>
+      <w:proofErr w:type="spellEnd"/>
+      <w:r>
+        <w:t>.</w:t>
       </w:r>
     </w:p>
     <w:p>
@@ -235,12 +3695,110 @@
       </w:pPr>
     </w:p>
     <w:p>
-      <w:r>
-        <w:t xml:space="preserve">Gli strumenti attuali risultano insufficienti a supportare la complessità e le esigenze di tracciabilità tipiche degli ambienti </w:t>
-      </w:r>
-      <w:r>
-        <w:t>molto dinamici ed esigenti</w:t>
-      </w:r>
+      <w:proofErr w:type="spellStart"/>
+      <w:r>
+        <w:t>Gli</w:t>
+      </w:r>
+      <w:proofErr w:type="spellEnd"/>
+      <w:r>
+        <w:t xml:space="preserve"> </w:t>
+      </w:r>
+      <w:proofErr w:type="spellStart"/>
+      <w:r>
+        <w:t>strumenti</w:t>
+      </w:r>
+      <w:proofErr w:type="spellEnd"/>
+      <w:r>
+        <w:t xml:space="preserve"> </w:t>
+      </w:r>
+      <w:proofErr w:type="spellStart"/>
+      <w:r>
+        <w:t>attuali</w:t>
+      </w:r>
+      <w:proofErr w:type="spellEnd"/>
+      <w:r>
+        <w:t xml:space="preserve"> </w:t>
+      </w:r>
+      <w:proofErr w:type="spellStart"/>
+      <w:r>
+        <w:t>risultano</w:t>
+      </w:r>
+      <w:proofErr w:type="spellEnd"/>
+      <w:r>
+        <w:t xml:space="preserve"> </w:t>
+      </w:r>
+      <w:proofErr w:type="spellStart"/>
+      <w:r>
+        <w:t>insufficienti</w:t>
+      </w:r>
+      <w:proofErr w:type="spellEnd"/>
+      <w:r>
+        <w:t xml:space="preserve"> a </w:t>
+      </w:r>
+      <w:proofErr w:type="spellStart"/>
+      <w:r>
+        <w:t>supportare</w:t>
+      </w:r>
+      <w:proofErr w:type="spellEnd"/>
+      <w:r>
+        <w:t xml:space="preserve"> la </w:t>
+      </w:r>
+      <w:proofErr w:type="spellStart"/>
+      <w:r>
+        <w:t>complessità</w:t>
+      </w:r>
+      <w:proofErr w:type="spellEnd"/>
+      <w:r>
+        <w:t xml:space="preserve"> e le </w:t>
+      </w:r>
+      <w:proofErr w:type="spellStart"/>
+      <w:r>
+        <w:t>esigenze</w:t>
+      </w:r>
+      <w:proofErr w:type="spellEnd"/>
+      <w:r>
+        <w:t xml:space="preserve"> di </w:t>
+      </w:r>
+      <w:proofErr w:type="spellStart"/>
+      <w:r>
+        <w:t>tracciabilità</w:t>
+      </w:r>
+      <w:proofErr w:type="spellEnd"/>
+      <w:r>
+        <w:t xml:space="preserve"> </w:t>
+      </w:r>
+      <w:proofErr w:type="spellStart"/>
+      <w:r>
+        <w:t>tipiche</w:t>
+      </w:r>
+      <w:proofErr w:type="spellEnd"/>
+      <w:r>
+        <w:t xml:space="preserve"> degli </w:t>
+      </w:r>
+      <w:proofErr w:type="spellStart"/>
+      <w:r>
+        <w:t>ambienti</w:t>
+      </w:r>
+      <w:proofErr w:type="spellEnd"/>
+      <w:r>
+        <w:t xml:space="preserve"> </w:t>
+      </w:r>
+      <w:r>
+        <w:t xml:space="preserve">molto </w:t>
+      </w:r>
+      <w:proofErr w:type="spellStart"/>
+      <w:r>
+        <w:t>dinamici</w:t>
+      </w:r>
+      <w:proofErr w:type="spellEnd"/>
+      <w:r>
+        <w:t xml:space="preserve"> ed </w:t>
+      </w:r>
+      <w:proofErr w:type="spellStart"/>
+      <w:r>
+        <w:t>esigenti</w:t>
+      </w:r>
+      <w:proofErr w:type="spellEnd"/>
       <w:r>
         <w:t>.</w:t>
       </w:r>
@@ -250,22 +3808,308 @@
         <w:pStyle w:val="Titolo3"/>
       </w:pPr>
       <w:r>
-        <w:t>2.3 Problemi Ricorrenti nei Metodi Esistenti</w:t>
-      </w:r>
+        <w:t xml:space="preserve">2.3 </w:t>
+      </w:r>
+      <w:proofErr w:type="spellStart"/>
+      <w:r>
+        <w:t>Problemi</w:t>
+      </w:r>
+      <w:proofErr w:type="spellEnd"/>
+      <w:r>
+        <w:t xml:space="preserve"> </w:t>
+      </w:r>
+      <w:proofErr w:type="spellStart"/>
+      <w:r>
+        <w:t>Ricorrenti</w:t>
+      </w:r>
+      <w:proofErr w:type="spellEnd"/>
+      <w:r>
+        <w:t xml:space="preserve"> </w:t>
+      </w:r>
+      <w:proofErr w:type="spellStart"/>
+      <w:r>
+        <w:t>nei</w:t>
+      </w:r>
+      <w:proofErr w:type="spellEnd"/>
+      <w:r>
+        <w:t xml:space="preserve"> Metodi </w:t>
+      </w:r>
+      <w:proofErr w:type="spellStart"/>
+      <w:r>
+        <w:t>Esistenti</w:t>
+      </w:r>
+      <w:proofErr w:type="spellEnd"/>
     </w:p>
     <w:p>
       <w:r>
-        <w:t>I problemi più comuni riscontrati includono: frammentazione delle informazioni, mancanza di un controllo centralizzato dei task, impossibilità di monitorare efficacemente l’avanzamento, carico comunicativo elevato su canali non strutturati, scarsa scalabilità</w:t>
-      </w:r>
+        <w:t xml:space="preserve">I </w:t>
+      </w:r>
+      <w:proofErr w:type="spellStart"/>
+      <w:r>
+        <w:t>problemi</w:t>
+      </w:r>
+      <w:proofErr w:type="spellEnd"/>
+      <w:r>
+        <w:t xml:space="preserve"> </w:t>
+      </w:r>
+      <w:proofErr w:type="spellStart"/>
+      <w:r>
+        <w:t>più</w:t>
+      </w:r>
+      <w:proofErr w:type="spellEnd"/>
+      <w:r>
+        <w:t xml:space="preserve"> </w:t>
+      </w:r>
+      <w:proofErr w:type="spellStart"/>
+      <w:r>
+        <w:t>comuni</w:t>
+      </w:r>
+      <w:proofErr w:type="spellEnd"/>
+      <w:r>
+        <w:t xml:space="preserve"> </w:t>
+      </w:r>
+      <w:proofErr w:type="spellStart"/>
+      <w:r>
+        <w:t>riscontrati</w:t>
+      </w:r>
+      <w:proofErr w:type="spellEnd"/>
+      <w:r>
+        <w:t xml:space="preserve"> </w:t>
+      </w:r>
+      <w:proofErr w:type="spellStart"/>
+      <w:r>
+        <w:t>includono</w:t>
+      </w:r>
+      <w:proofErr w:type="spellEnd"/>
+      <w:r>
+        <w:t xml:space="preserve">: </w:t>
+      </w:r>
+      <w:proofErr w:type="spellStart"/>
+      <w:r>
+        <w:t>frammentazione</w:t>
+      </w:r>
+      <w:proofErr w:type="spellEnd"/>
+      <w:r>
+        <w:t xml:space="preserve"> delle </w:t>
+      </w:r>
+      <w:proofErr w:type="spellStart"/>
+      <w:r>
+        <w:t>informazioni</w:t>
+      </w:r>
+      <w:proofErr w:type="spellEnd"/>
       <w:r>
         <w:t xml:space="preserve">, </w:t>
       </w:r>
-      <w:r>
-        <w:t xml:space="preserve"> bassa integrazione con i flussi operativi reali</w:t>
-      </w:r>
-      <w:r>
-        <w:t>, ridondanza delle infromazioni e perdita di dati</w:t>
-      </w:r>
+      <w:proofErr w:type="spellStart"/>
+      <w:r>
+        <w:t>mancanza</w:t>
+      </w:r>
+      <w:proofErr w:type="spellEnd"/>
+      <w:r>
+        <w:t xml:space="preserve"> di un </w:t>
+      </w:r>
+      <w:proofErr w:type="spellStart"/>
+      <w:r>
+        <w:t>controllo</w:t>
+      </w:r>
+      <w:proofErr w:type="spellEnd"/>
+      <w:r>
+        <w:t xml:space="preserve"> </w:t>
+      </w:r>
+      <w:proofErr w:type="spellStart"/>
+      <w:r>
+        <w:t>centralizzato</w:t>
+      </w:r>
+      <w:proofErr w:type="spellEnd"/>
+      <w:r>
+        <w:t xml:space="preserve"> </w:t>
+      </w:r>
+      <w:proofErr w:type="spellStart"/>
+      <w:r>
+        <w:t>dei</w:t>
+      </w:r>
+      <w:proofErr w:type="spellEnd"/>
+      <w:r>
+        <w:t xml:space="preserve"> task, </w:t>
+      </w:r>
+      <w:proofErr w:type="spellStart"/>
+      <w:r>
+        <w:t>impossibilità</w:t>
+      </w:r>
+      <w:proofErr w:type="spellEnd"/>
+      <w:r>
+        <w:t xml:space="preserve"> di </w:t>
+      </w:r>
+      <w:proofErr w:type="spellStart"/>
+      <w:r>
+        <w:t>monitorare</w:t>
+      </w:r>
+      <w:proofErr w:type="spellEnd"/>
+      <w:r>
+        <w:t xml:space="preserve"> </w:t>
+      </w:r>
+      <w:proofErr w:type="spellStart"/>
+      <w:r>
+        <w:t>efficacemente</w:t>
+      </w:r>
+      <w:proofErr w:type="spellEnd"/>
+      <w:r>
+        <w:t xml:space="preserve"> </w:t>
+      </w:r>
+      <w:proofErr w:type="spellStart"/>
+      <w:r>
+        <w:t>l’avanzamento</w:t>
+      </w:r>
+      <w:proofErr w:type="spellEnd"/>
+      <w:r>
+        <w:t xml:space="preserve">, </w:t>
+      </w:r>
+      <w:proofErr w:type="spellStart"/>
+      <w:r>
+        <w:t>carico</w:t>
+      </w:r>
+      <w:proofErr w:type="spellEnd"/>
+      <w:r>
+        <w:t xml:space="preserve"> </w:t>
+      </w:r>
+      <w:proofErr w:type="spellStart"/>
+      <w:r>
+        <w:t>comunicativo</w:t>
+      </w:r>
+      <w:proofErr w:type="spellEnd"/>
+      <w:r>
+        <w:t xml:space="preserve"> </w:t>
+      </w:r>
+      <w:proofErr w:type="spellStart"/>
+      <w:r>
+        <w:t>elevato</w:t>
+      </w:r>
+      <w:proofErr w:type="spellEnd"/>
+      <w:r>
+        <w:t xml:space="preserve"> </w:t>
+      </w:r>
+      <w:proofErr w:type="spellStart"/>
+      <w:r>
+        <w:t>su</w:t>
+      </w:r>
+      <w:proofErr w:type="spellEnd"/>
+      <w:r>
+        <w:t xml:space="preserve"> </w:t>
+      </w:r>
+      <w:proofErr w:type="spellStart"/>
+      <w:r>
+        <w:t>canali</w:t>
+      </w:r>
+      <w:proofErr w:type="spellEnd"/>
+      <w:r>
+        <w:t xml:space="preserve"> non </w:t>
+      </w:r>
+      <w:proofErr w:type="spellStart"/>
+      <w:r>
+        <w:t>strutturati</w:t>
+      </w:r>
+      <w:proofErr w:type="spellEnd"/>
+      <w:r>
+        <w:t xml:space="preserve">, </w:t>
+      </w:r>
+      <w:proofErr w:type="spellStart"/>
+      <w:r>
+        <w:t>scarsa</w:t>
+      </w:r>
+      <w:proofErr w:type="spellEnd"/>
+      <w:r>
+        <w:t xml:space="preserve"> </w:t>
+      </w:r>
+      <w:proofErr w:type="spellStart"/>
+      <w:proofErr w:type="gramStart"/>
+      <w:r>
+        <w:t>scalabilità</w:t>
+      </w:r>
+      <w:proofErr w:type="spellEnd"/>
+      <w:r>
+        <w:t xml:space="preserve">, </w:t>
+      </w:r>
+      <w:r>
+        <w:t xml:space="preserve"> </w:t>
+      </w:r>
+      <w:proofErr w:type="spellStart"/>
+      <w:r>
+        <w:t>bassa</w:t>
+      </w:r>
+      <w:proofErr w:type="spellEnd"/>
+      <w:proofErr w:type="gramEnd"/>
+      <w:r>
+        <w:t xml:space="preserve"> </w:t>
+      </w:r>
+      <w:proofErr w:type="spellStart"/>
+      <w:r>
+        <w:t>integrazione</w:t>
+      </w:r>
+      <w:proofErr w:type="spellEnd"/>
+      <w:r>
+        <w:t xml:space="preserve"> con </w:t>
+      </w:r>
+      <w:proofErr w:type="spellStart"/>
+      <w:r>
+        <w:t>i</w:t>
+      </w:r>
+      <w:proofErr w:type="spellEnd"/>
+      <w:r>
+        <w:t xml:space="preserve"> </w:t>
+      </w:r>
+      <w:proofErr w:type="spellStart"/>
+      <w:r>
+        <w:t>flussi</w:t>
+      </w:r>
+      <w:proofErr w:type="spellEnd"/>
+      <w:r>
+        <w:t xml:space="preserve"> </w:t>
+      </w:r>
+      <w:proofErr w:type="spellStart"/>
+      <w:r>
+        <w:t>operativi</w:t>
+      </w:r>
+      <w:proofErr w:type="spellEnd"/>
+      <w:r>
+        <w:t xml:space="preserve"> </w:t>
+      </w:r>
+      <w:proofErr w:type="spellStart"/>
+      <w:r>
+        <w:t>reali</w:t>
+      </w:r>
+      <w:proofErr w:type="spellEnd"/>
+      <w:r>
+        <w:t xml:space="preserve">, </w:t>
+      </w:r>
+      <w:proofErr w:type="spellStart"/>
+      <w:r>
+        <w:t>ridondanza</w:t>
+      </w:r>
+      <w:proofErr w:type="spellEnd"/>
+      <w:r>
+        <w:t xml:space="preserve"> delle </w:t>
+      </w:r>
+      <w:proofErr w:type="spellStart"/>
+      <w:r>
+        <w:t>infromazioni</w:t>
+      </w:r>
+      <w:proofErr w:type="spellEnd"/>
+      <w:r>
+        <w:t xml:space="preserve"> e </w:t>
+      </w:r>
+      <w:proofErr w:type="spellStart"/>
+      <w:r>
+        <w:t>perdita</w:t>
+      </w:r>
+      <w:proofErr w:type="spellEnd"/>
+      <w:r>
+        <w:t xml:space="preserve"> di </w:t>
+      </w:r>
+      <w:proofErr w:type="spellStart"/>
+      <w:r>
+        <w:t>dati</w:t>
+      </w:r>
+      <w:proofErr w:type="spellEnd"/>
       <w:r>
         <w:t>.</w:t>
       </w:r>
@@ -275,7 +4119,15 @@
         <w:pStyle w:val="Titolo3"/>
       </w:pPr>
       <w:r>
-        <w:t>2.4 Motivazioni alla Base del Nuovo Sistema</w:t>
+        <w:t xml:space="preserve">2.4 </w:t>
+      </w:r>
+      <w:proofErr w:type="spellStart"/>
+      <w:r>
+        <w:t>Motivazioni</w:t>
+      </w:r>
+      <w:proofErr w:type="spellEnd"/>
+      <w:r>
+        <w:t xml:space="preserve"> alla Base del Nuovo Sistema</w:t>
       </w:r>
     </w:p>
     <w:p>
@@ -304,7 +4156,247 @@
         <w:t>.</w:t>
       </w:r>
       <w:r>
-        <w:t xml:space="preserve"> affronta tali limitazioni offrendo una piattaforma centralizzata, progettata per garantire visibilità in tempo reale, scalabilità operativa e un'interazione fluida tra dipendenti e supervisori. L’architettura del sistema permette una gestione precisa dei task e una distribuzione efficiente del carico operativo.</w:t>
+        <w:t xml:space="preserve"> </w:t>
+      </w:r>
+      <w:proofErr w:type="spellStart"/>
+      <w:r>
+        <w:t>affronta</w:t>
+      </w:r>
+      <w:proofErr w:type="spellEnd"/>
+      <w:r>
+        <w:t xml:space="preserve"> </w:t>
+      </w:r>
+      <w:proofErr w:type="spellStart"/>
+      <w:r>
+        <w:t>tali</w:t>
+      </w:r>
+      <w:proofErr w:type="spellEnd"/>
+      <w:r>
+        <w:t xml:space="preserve"> </w:t>
+      </w:r>
+      <w:proofErr w:type="spellStart"/>
+      <w:r>
+        <w:t>limitazioni</w:t>
+      </w:r>
+      <w:proofErr w:type="spellEnd"/>
+      <w:r>
+        <w:t xml:space="preserve"> </w:t>
+      </w:r>
+      <w:proofErr w:type="spellStart"/>
+      <w:r>
+        <w:t>offrendo</w:t>
+      </w:r>
+      <w:proofErr w:type="spellEnd"/>
+      <w:r>
+        <w:t xml:space="preserve"> </w:t>
+      </w:r>
+      <w:proofErr w:type="spellStart"/>
+      <w:r>
+        <w:t>una</w:t>
+      </w:r>
+      <w:proofErr w:type="spellEnd"/>
+      <w:r>
+        <w:t xml:space="preserve"> </w:t>
+      </w:r>
+      <w:proofErr w:type="spellStart"/>
+      <w:r>
+        <w:t>piattaforma</w:t>
+      </w:r>
+      <w:proofErr w:type="spellEnd"/>
+      <w:r>
+        <w:t xml:space="preserve"> </w:t>
+      </w:r>
+      <w:proofErr w:type="spellStart"/>
+      <w:r>
+        <w:t>centralizzata</w:t>
+      </w:r>
+      <w:proofErr w:type="spellEnd"/>
+      <w:r>
+        <w:t xml:space="preserve">, </w:t>
+      </w:r>
+      <w:proofErr w:type="spellStart"/>
+      <w:r>
+        <w:t>progettata</w:t>
+      </w:r>
+      <w:proofErr w:type="spellEnd"/>
+      <w:r>
+        <w:t xml:space="preserve"> per </w:t>
+      </w:r>
+      <w:proofErr w:type="spellStart"/>
+      <w:r>
+        <w:t>garantire</w:t>
+      </w:r>
+      <w:proofErr w:type="spellEnd"/>
+      <w:r>
+        <w:t xml:space="preserve"> </w:t>
+      </w:r>
+      <w:proofErr w:type="spellStart"/>
+      <w:r>
+        <w:t>visibilità</w:t>
+      </w:r>
+      <w:proofErr w:type="spellEnd"/>
+      <w:r>
+        <w:t xml:space="preserve"> in tempo </w:t>
+      </w:r>
+      <w:proofErr w:type="spellStart"/>
+      <w:r>
+        <w:t>reale</w:t>
+      </w:r>
+      <w:proofErr w:type="spellEnd"/>
+      <w:r>
+        <w:t xml:space="preserve">, </w:t>
+      </w:r>
+      <w:proofErr w:type="spellStart"/>
+      <w:r>
+        <w:t>scalabilità</w:t>
+      </w:r>
+      <w:proofErr w:type="spellEnd"/>
+      <w:r>
+        <w:t xml:space="preserve"> </w:t>
+      </w:r>
+      <w:proofErr w:type="spellStart"/>
+      <w:r>
+        <w:t>operativa</w:t>
+      </w:r>
+      <w:proofErr w:type="spellEnd"/>
+      <w:r>
+        <w:t xml:space="preserve"> e </w:t>
+      </w:r>
+      <w:proofErr w:type="spellStart"/>
+      <w:r>
+        <w:t>un'interazione</w:t>
+      </w:r>
+      <w:proofErr w:type="spellEnd"/>
+      <w:r>
+        <w:t xml:space="preserve"> </w:t>
+      </w:r>
+      <w:proofErr w:type="spellStart"/>
+      <w:r>
+        <w:t>fluida</w:t>
+      </w:r>
+      <w:proofErr w:type="spellEnd"/>
+      <w:r>
+        <w:t xml:space="preserve"> </w:t>
+      </w:r>
+      <w:proofErr w:type="spellStart"/>
+      <w:r>
+        <w:t>tra</w:t>
+      </w:r>
+      <w:proofErr w:type="spellEnd"/>
+      <w:r>
+        <w:t xml:space="preserve"> </w:t>
+      </w:r>
+      <w:proofErr w:type="spellStart"/>
+      <w:r>
+        <w:t>dipendenti</w:t>
+      </w:r>
+      <w:proofErr w:type="spellEnd"/>
+      <w:r>
+        <w:t xml:space="preserve"> e </w:t>
+      </w:r>
+      <w:proofErr w:type="spellStart"/>
+      <w:r>
+        <w:t>supervisori</w:t>
+      </w:r>
+      <w:proofErr w:type="spellEnd"/>
+      <w:r>
+        <w:t xml:space="preserve">. </w:t>
+      </w:r>
+      <w:proofErr w:type="spellStart"/>
+      <w:r>
+        <w:t>L’architettura</w:t>
+      </w:r>
+      <w:proofErr w:type="spellEnd"/>
+      <w:r>
+        <w:t xml:space="preserve"> del </w:t>
+      </w:r>
+      <w:proofErr w:type="spellStart"/>
+      <w:r>
+        <w:t>sistema</w:t>
+      </w:r>
+      <w:proofErr w:type="spellEnd"/>
+      <w:r>
+        <w:t xml:space="preserve"> </w:t>
+      </w:r>
+      <w:proofErr w:type="spellStart"/>
+      <w:r>
+        <w:t>permette</w:t>
+      </w:r>
+      <w:proofErr w:type="spellEnd"/>
+      <w:r>
+        <w:t xml:space="preserve"> </w:t>
+      </w:r>
+      <w:proofErr w:type="spellStart"/>
+      <w:r>
+        <w:t>una</w:t>
+      </w:r>
+      <w:proofErr w:type="spellEnd"/>
+      <w:r>
+        <w:t xml:space="preserve"> </w:t>
+      </w:r>
+      <w:proofErr w:type="spellStart"/>
+      <w:r>
+        <w:t>gestione</w:t>
+      </w:r>
+      <w:proofErr w:type="spellEnd"/>
+      <w:r>
+        <w:t xml:space="preserve"> </w:t>
+      </w:r>
+      <w:proofErr w:type="spellStart"/>
+      <w:r>
+        <w:t>precisa</w:t>
+      </w:r>
+      <w:proofErr w:type="spellEnd"/>
+      <w:r>
+        <w:t xml:space="preserve"> </w:t>
+      </w:r>
+      <w:proofErr w:type="spellStart"/>
+      <w:r>
+        <w:t>dei</w:t>
+      </w:r>
+      <w:proofErr w:type="spellEnd"/>
+      <w:r>
+        <w:t xml:space="preserve"> task e </w:t>
+      </w:r>
+      <w:proofErr w:type="spellStart"/>
+      <w:r>
+        <w:t>una</w:t>
+      </w:r>
+      <w:proofErr w:type="spellEnd"/>
+      <w:r>
+        <w:t xml:space="preserve"> </w:t>
+      </w:r>
+      <w:proofErr w:type="spellStart"/>
+      <w:r>
+        <w:t>distribuzione</w:t>
+      </w:r>
+      <w:proofErr w:type="spellEnd"/>
+      <w:r>
+        <w:t xml:space="preserve"> </w:t>
+      </w:r>
+      <w:proofErr w:type="spellStart"/>
+      <w:r>
+        <w:t>efficiente</w:t>
+      </w:r>
+      <w:proofErr w:type="spellEnd"/>
+      <w:r>
+        <w:t xml:space="preserve"> del </w:t>
+      </w:r>
+      <w:proofErr w:type="spellStart"/>
+      <w:r>
+        <w:t>carico</w:t>
+      </w:r>
+      <w:proofErr w:type="spellEnd"/>
+      <w:r>
+        <w:t xml:space="preserve"> </w:t>
+      </w:r>
+      <w:proofErr w:type="spellStart"/>
+      <w:r>
+        <w:t>operativo</w:t>
+      </w:r>
+      <w:proofErr w:type="spellEnd"/>
+      <w:r>
+        <w:t>.</w:t>
       </w:r>
     </w:p>
     <w:sectPr>
@@ -491,6 +4583,119 @@
     </w:lvl>
   </w:abstractNum>
   <w:abstractNum w:abstractNumId="9" w15:restartNumberingAfterBreak="0">
+    <w:nsid w:val="021C0EB0"/>
+    <w:multiLevelType w:val="hybridMultilevel"/>
+    <w:tmpl w:val="977A8B14"/>
+    <w:lvl w:ilvl="0" w:tplc="04100001">
+      <w:start w:val="1"/>
+      <w:numFmt w:val="bullet"/>
+      <w:lvlText w:val=""/>
+      <w:lvlJc w:val="left"/>
+      <w:pPr>
+        <w:ind w:left="720" w:hanging="360"/>
+      </w:pPr>
+      <w:rPr>
+        <w:rFonts w:ascii="Symbol" w:hAnsi="Symbol" w:hint="default"/>
+      </w:rPr>
+    </w:lvl>
+    <w:lvl w:ilvl="1" w:tplc="04100003" w:tentative="1">
+      <w:start w:val="1"/>
+      <w:numFmt w:val="bullet"/>
+      <w:lvlText w:val="o"/>
+      <w:lvlJc w:val="left"/>
+      <w:pPr>
+        <w:ind w:left="1440" w:hanging="360"/>
+      </w:pPr>
+      <w:rPr>
+        <w:rFonts w:ascii="Courier New" w:hAnsi="Courier New" w:cs="Courier New" w:hint="default"/>
+      </w:rPr>
+    </w:lvl>
+    <w:lvl w:ilvl="2" w:tplc="04100005" w:tentative="1">
+      <w:start w:val="1"/>
+      <w:numFmt w:val="bullet"/>
+      <w:lvlText w:val=""/>
+      <w:lvlJc w:val="left"/>
+      <w:pPr>
+        <w:ind w:left="2160" w:hanging="360"/>
+      </w:pPr>
+      <w:rPr>
+        <w:rFonts w:ascii="Wingdings" w:hAnsi="Wingdings" w:hint="default"/>
+      </w:rPr>
+    </w:lvl>
+    <w:lvl w:ilvl="3" w:tplc="04100001" w:tentative="1">
+      <w:start w:val="1"/>
+      <w:numFmt w:val="bullet"/>
+      <w:lvlText w:val=""/>
+      <w:lvlJc w:val="left"/>
+      <w:pPr>
+        <w:ind w:left="2880" w:hanging="360"/>
+      </w:pPr>
+      <w:rPr>
+        <w:rFonts w:ascii="Symbol" w:hAnsi="Symbol" w:hint="default"/>
+      </w:rPr>
+    </w:lvl>
+    <w:lvl w:ilvl="4" w:tplc="04100003" w:tentative="1">
+      <w:start w:val="1"/>
+      <w:numFmt w:val="bullet"/>
+      <w:lvlText w:val="o"/>
+      <w:lvlJc w:val="left"/>
+      <w:pPr>
+        <w:ind w:left="3600" w:hanging="360"/>
+      </w:pPr>
+      <w:rPr>
+        <w:rFonts w:ascii="Courier New" w:hAnsi="Courier New" w:cs="Courier New" w:hint="default"/>
+      </w:rPr>
+    </w:lvl>
+    <w:lvl w:ilvl="5" w:tplc="04100005" w:tentative="1">
+      <w:start w:val="1"/>
+      <w:numFmt w:val="bullet"/>
+      <w:lvlText w:val=""/>
+      <w:lvlJc w:val="left"/>
+      <w:pPr>
+        <w:ind w:left="4320" w:hanging="360"/>
+      </w:pPr>
+      <w:rPr>
+        <w:rFonts w:ascii="Wingdings" w:hAnsi="Wingdings" w:hint="default"/>
+      </w:rPr>
+    </w:lvl>
+    <w:lvl w:ilvl="6" w:tplc="04100001" w:tentative="1">
+      <w:start w:val="1"/>
+      <w:numFmt w:val="bullet"/>
+      <w:lvlText w:val=""/>
+      <w:lvlJc w:val="left"/>
+      <w:pPr>
+        <w:ind w:left="5040" w:hanging="360"/>
+      </w:pPr>
+      <w:rPr>
+        <w:rFonts w:ascii="Symbol" w:hAnsi="Symbol" w:hint="default"/>
+      </w:rPr>
+    </w:lvl>
+    <w:lvl w:ilvl="7" w:tplc="04100003" w:tentative="1">
+      <w:start w:val="1"/>
+      <w:numFmt w:val="bullet"/>
+      <w:lvlText w:val="o"/>
+      <w:lvlJc w:val="left"/>
+      <w:pPr>
+        <w:ind w:left="5760" w:hanging="360"/>
+      </w:pPr>
+      <w:rPr>
+        <w:rFonts w:ascii="Courier New" w:hAnsi="Courier New" w:cs="Courier New" w:hint="default"/>
+      </w:rPr>
+    </w:lvl>
+    <w:lvl w:ilvl="8" w:tplc="04100005" w:tentative="1">
+      <w:start w:val="1"/>
+      <w:numFmt w:val="bullet"/>
+      <w:lvlText w:val=""/>
+      <w:lvlJc w:val="left"/>
+      <w:pPr>
+        <w:ind w:left="6480" w:hanging="360"/>
+      </w:pPr>
+      <w:rPr>
+        <w:rFonts w:ascii="Wingdings" w:hAnsi="Wingdings" w:hint="default"/>
+      </w:rPr>
+    </w:lvl>
+  </w:abstractNum>
+  <w:abstractNum w:abstractNumId="10" w15:restartNumberingAfterBreak="0">
     <w:nsid w:val="1F3A31CC"/>
     <w:multiLevelType w:val="hybridMultilevel"/>
     <w:tmpl w:val="56AA1376"/>
@@ -600,6 +4805,1573 @@
       </w:pPr>
       <w:rPr>
         <w:rFonts w:ascii="Wingdings" w:hAnsi="Wingdings" w:hint="default"/>
+      </w:rPr>
+    </w:lvl>
+  </w:abstractNum>
+  <w:abstractNum w:abstractNumId="11" w15:restartNumberingAfterBreak="0">
+    <w:nsid w:val="2C656783"/>
+    <w:multiLevelType w:val="multilevel"/>
+    <w:tmpl w:val="B5701C0C"/>
+    <w:lvl w:ilvl="0">
+      <w:start w:val="1"/>
+      <w:numFmt w:val="bullet"/>
+      <w:lvlText w:val=""/>
+      <w:lvlJc w:val="left"/>
+      <w:pPr>
+        <w:tabs>
+          <w:tab w:val="num" w:pos="720"/>
+        </w:tabs>
+        <w:ind w:left="720" w:hanging="360"/>
+      </w:pPr>
+      <w:rPr>
+        <w:rFonts w:ascii="Symbol" w:hAnsi="Symbol" w:hint="default"/>
+        <w:sz w:val="20"/>
+      </w:rPr>
+    </w:lvl>
+    <w:lvl w:ilvl="1">
+      <w:start w:val="1"/>
+      <w:numFmt w:val="bullet"/>
+      <w:lvlText w:val="o"/>
+      <w:lvlJc w:val="left"/>
+      <w:pPr>
+        <w:tabs>
+          <w:tab w:val="num" w:pos="1440"/>
+        </w:tabs>
+        <w:ind w:left="1440" w:hanging="360"/>
+      </w:pPr>
+      <w:rPr>
+        <w:rFonts w:ascii="Courier New" w:hAnsi="Courier New" w:hint="default"/>
+        <w:sz w:val="20"/>
+      </w:rPr>
+    </w:lvl>
+    <w:lvl w:ilvl="2" w:tentative="1">
+      <w:start w:val="1"/>
+      <w:numFmt w:val="bullet"/>
+      <w:lvlText w:val=""/>
+      <w:lvlJc w:val="left"/>
+      <w:pPr>
+        <w:tabs>
+          <w:tab w:val="num" w:pos="2160"/>
+        </w:tabs>
+        <w:ind w:left="2160" w:hanging="360"/>
+      </w:pPr>
+      <w:rPr>
+        <w:rFonts w:ascii="Wingdings" w:hAnsi="Wingdings" w:hint="default"/>
+        <w:sz w:val="20"/>
+      </w:rPr>
+    </w:lvl>
+    <w:lvl w:ilvl="3" w:tentative="1">
+      <w:start w:val="1"/>
+      <w:numFmt w:val="bullet"/>
+      <w:lvlText w:val=""/>
+      <w:lvlJc w:val="left"/>
+      <w:pPr>
+        <w:tabs>
+          <w:tab w:val="num" w:pos="2880"/>
+        </w:tabs>
+        <w:ind w:left="2880" w:hanging="360"/>
+      </w:pPr>
+      <w:rPr>
+        <w:rFonts w:ascii="Wingdings" w:hAnsi="Wingdings" w:hint="default"/>
+        <w:sz w:val="20"/>
+      </w:rPr>
+    </w:lvl>
+    <w:lvl w:ilvl="4" w:tentative="1">
+      <w:start w:val="1"/>
+      <w:numFmt w:val="bullet"/>
+      <w:lvlText w:val=""/>
+      <w:lvlJc w:val="left"/>
+      <w:pPr>
+        <w:tabs>
+          <w:tab w:val="num" w:pos="3600"/>
+        </w:tabs>
+        <w:ind w:left="3600" w:hanging="360"/>
+      </w:pPr>
+      <w:rPr>
+        <w:rFonts w:ascii="Wingdings" w:hAnsi="Wingdings" w:hint="default"/>
+        <w:sz w:val="20"/>
+      </w:rPr>
+    </w:lvl>
+    <w:lvl w:ilvl="5" w:tentative="1">
+      <w:start w:val="1"/>
+      <w:numFmt w:val="bullet"/>
+      <w:lvlText w:val=""/>
+      <w:lvlJc w:val="left"/>
+      <w:pPr>
+        <w:tabs>
+          <w:tab w:val="num" w:pos="4320"/>
+        </w:tabs>
+        <w:ind w:left="4320" w:hanging="360"/>
+      </w:pPr>
+      <w:rPr>
+        <w:rFonts w:ascii="Wingdings" w:hAnsi="Wingdings" w:hint="default"/>
+        <w:sz w:val="20"/>
+      </w:rPr>
+    </w:lvl>
+    <w:lvl w:ilvl="6" w:tentative="1">
+      <w:start w:val="1"/>
+      <w:numFmt w:val="bullet"/>
+      <w:lvlText w:val=""/>
+      <w:lvlJc w:val="left"/>
+      <w:pPr>
+        <w:tabs>
+          <w:tab w:val="num" w:pos="5040"/>
+        </w:tabs>
+        <w:ind w:left="5040" w:hanging="360"/>
+      </w:pPr>
+      <w:rPr>
+        <w:rFonts w:ascii="Wingdings" w:hAnsi="Wingdings" w:hint="default"/>
+        <w:sz w:val="20"/>
+      </w:rPr>
+    </w:lvl>
+    <w:lvl w:ilvl="7" w:tentative="1">
+      <w:start w:val="1"/>
+      <w:numFmt w:val="bullet"/>
+      <w:lvlText w:val=""/>
+      <w:lvlJc w:val="left"/>
+      <w:pPr>
+        <w:tabs>
+          <w:tab w:val="num" w:pos="5760"/>
+        </w:tabs>
+        <w:ind w:left="5760" w:hanging="360"/>
+      </w:pPr>
+      <w:rPr>
+        <w:rFonts w:ascii="Wingdings" w:hAnsi="Wingdings" w:hint="default"/>
+        <w:sz w:val="20"/>
+      </w:rPr>
+    </w:lvl>
+    <w:lvl w:ilvl="8" w:tentative="1">
+      <w:start w:val="1"/>
+      <w:numFmt w:val="bullet"/>
+      <w:lvlText w:val=""/>
+      <w:lvlJc w:val="left"/>
+      <w:pPr>
+        <w:tabs>
+          <w:tab w:val="num" w:pos="6480"/>
+        </w:tabs>
+        <w:ind w:left="6480" w:hanging="360"/>
+      </w:pPr>
+      <w:rPr>
+        <w:rFonts w:ascii="Wingdings" w:hAnsi="Wingdings" w:hint="default"/>
+        <w:sz w:val="20"/>
+      </w:rPr>
+    </w:lvl>
+  </w:abstractNum>
+  <w:abstractNum w:abstractNumId="12" w15:restartNumberingAfterBreak="0">
+    <w:nsid w:val="44203D5A"/>
+    <w:multiLevelType w:val="multilevel"/>
+    <w:tmpl w:val="E3A0237E"/>
+    <w:lvl w:ilvl="0">
+      <w:start w:val="1"/>
+      <w:numFmt w:val="bullet"/>
+      <w:lvlText w:val=""/>
+      <w:lvlJc w:val="left"/>
+      <w:pPr>
+        <w:tabs>
+          <w:tab w:val="num" w:pos="720"/>
+        </w:tabs>
+        <w:ind w:left="720" w:hanging="360"/>
+      </w:pPr>
+      <w:rPr>
+        <w:rFonts w:ascii="Symbol" w:hAnsi="Symbol" w:hint="default"/>
+        <w:sz w:val="20"/>
+      </w:rPr>
+    </w:lvl>
+    <w:lvl w:ilvl="1" w:tentative="1">
+      <w:start w:val="1"/>
+      <w:numFmt w:val="bullet"/>
+      <w:lvlText w:val="o"/>
+      <w:lvlJc w:val="left"/>
+      <w:pPr>
+        <w:tabs>
+          <w:tab w:val="num" w:pos="1440"/>
+        </w:tabs>
+        <w:ind w:left="1440" w:hanging="360"/>
+      </w:pPr>
+      <w:rPr>
+        <w:rFonts w:ascii="Courier New" w:hAnsi="Courier New" w:hint="default"/>
+        <w:sz w:val="20"/>
+      </w:rPr>
+    </w:lvl>
+    <w:lvl w:ilvl="2" w:tentative="1">
+      <w:start w:val="1"/>
+      <w:numFmt w:val="bullet"/>
+      <w:lvlText w:val=""/>
+      <w:lvlJc w:val="left"/>
+      <w:pPr>
+        <w:tabs>
+          <w:tab w:val="num" w:pos="2160"/>
+        </w:tabs>
+        <w:ind w:left="2160" w:hanging="360"/>
+      </w:pPr>
+      <w:rPr>
+        <w:rFonts w:ascii="Wingdings" w:hAnsi="Wingdings" w:hint="default"/>
+        <w:sz w:val="20"/>
+      </w:rPr>
+    </w:lvl>
+    <w:lvl w:ilvl="3" w:tentative="1">
+      <w:start w:val="1"/>
+      <w:numFmt w:val="bullet"/>
+      <w:lvlText w:val=""/>
+      <w:lvlJc w:val="left"/>
+      <w:pPr>
+        <w:tabs>
+          <w:tab w:val="num" w:pos="2880"/>
+        </w:tabs>
+        <w:ind w:left="2880" w:hanging="360"/>
+      </w:pPr>
+      <w:rPr>
+        <w:rFonts w:ascii="Wingdings" w:hAnsi="Wingdings" w:hint="default"/>
+        <w:sz w:val="20"/>
+      </w:rPr>
+    </w:lvl>
+    <w:lvl w:ilvl="4" w:tentative="1">
+      <w:start w:val="1"/>
+      <w:numFmt w:val="bullet"/>
+      <w:lvlText w:val=""/>
+      <w:lvlJc w:val="left"/>
+      <w:pPr>
+        <w:tabs>
+          <w:tab w:val="num" w:pos="3600"/>
+        </w:tabs>
+        <w:ind w:left="3600" w:hanging="360"/>
+      </w:pPr>
+      <w:rPr>
+        <w:rFonts w:ascii="Wingdings" w:hAnsi="Wingdings" w:hint="default"/>
+        <w:sz w:val="20"/>
+      </w:rPr>
+    </w:lvl>
+    <w:lvl w:ilvl="5" w:tentative="1">
+      <w:start w:val="1"/>
+      <w:numFmt w:val="bullet"/>
+      <w:lvlText w:val=""/>
+      <w:lvlJc w:val="left"/>
+      <w:pPr>
+        <w:tabs>
+          <w:tab w:val="num" w:pos="4320"/>
+        </w:tabs>
+        <w:ind w:left="4320" w:hanging="360"/>
+      </w:pPr>
+      <w:rPr>
+        <w:rFonts w:ascii="Wingdings" w:hAnsi="Wingdings" w:hint="default"/>
+        <w:sz w:val="20"/>
+      </w:rPr>
+    </w:lvl>
+    <w:lvl w:ilvl="6" w:tentative="1">
+      <w:start w:val="1"/>
+      <w:numFmt w:val="bullet"/>
+      <w:lvlText w:val=""/>
+      <w:lvlJc w:val="left"/>
+      <w:pPr>
+        <w:tabs>
+          <w:tab w:val="num" w:pos="5040"/>
+        </w:tabs>
+        <w:ind w:left="5040" w:hanging="360"/>
+      </w:pPr>
+      <w:rPr>
+        <w:rFonts w:ascii="Wingdings" w:hAnsi="Wingdings" w:hint="default"/>
+        <w:sz w:val="20"/>
+      </w:rPr>
+    </w:lvl>
+    <w:lvl w:ilvl="7" w:tentative="1">
+      <w:start w:val="1"/>
+      <w:numFmt w:val="bullet"/>
+      <w:lvlText w:val=""/>
+      <w:lvlJc w:val="left"/>
+      <w:pPr>
+        <w:tabs>
+          <w:tab w:val="num" w:pos="5760"/>
+        </w:tabs>
+        <w:ind w:left="5760" w:hanging="360"/>
+      </w:pPr>
+      <w:rPr>
+        <w:rFonts w:ascii="Wingdings" w:hAnsi="Wingdings" w:hint="default"/>
+        <w:sz w:val="20"/>
+      </w:rPr>
+    </w:lvl>
+    <w:lvl w:ilvl="8" w:tentative="1">
+      <w:start w:val="1"/>
+      <w:numFmt w:val="bullet"/>
+      <w:lvlText w:val=""/>
+      <w:lvlJc w:val="left"/>
+      <w:pPr>
+        <w:tabs>
+          <w:tab w:val="num" w:pos="6480"/>
+        </w:tabs>
+        <w:ind w:left="6480" w:hanging="360"/>
+      </w:pPr>
+      <w:rPr>
+        <w:rFonts w:ascii="Wingdings" w:hAnsi="Wingdings" w:hint="default"/>
+        <w:sz w:val="20"/>
+      </w:rPr>
+    </w:lvl>
+  </w:abstractNum>
+  <w:abstractNum w:abstractNumId="13" w15:restartNumberingAfterBreak="0">
+    <w:nsid w:val="48325ED8"/>
+    <w:multiLevelType w:val="multilevel"/>
+    <w:tmpl w:val="B470A98C"/>
+    <w:lvl w:ilvl="0">
+      <w:start w:val="1"/>
+      <w:numFmt w:val="bullet"/>
+      <w:lvlText w:val=""/>
+      <w:lvlJc w:val="left"/>
+      <w:pPr>
+        <w:tabs>
+          <w:tab w:val="num" w:pos="720"/>
+        </w:tabs>
+        <w:ind w:left="720" w:hanging="360"/>
+      </w:pPr>
+      <w:rPr>
+        <w:rFonts w:ascii="Symbol" w:hAnsi="Symbol" w:hint="default"/>
+        <w:sz w:val="20"/>
+      </w:rPr>
+    </w:lvl>
+    <w:lvl w:ilvl="1">
+      <w:start w:val="1"/>
+      <w:numFmt w:val="bullet"/>
+      <w:lvlText w:val="o"/>
+      <w:lvlJc w:val="left"/>
+      <w:pPr>
+        <w:tabs>
+          <w:tab w:val="num" w:pos="1440"/>
+        </w:tabs>
+        <w:ind w:left="1440" w:hanging="360"/>
+      </w:pPr>
+      <w:rPr>
+        <w:rFonts w:ascii="Courier New" w:hAnsi="Courier New" w:hint="default"/>
+        <w:sz w:val="20"/>
+      </w:rPr>
+    </w:lvl>
+    <w:lvl w:ilvl="2" w:tentative="1">
+      <w:start w:val="1"/>
+      <w:numFmt w:val="bullet"/>
+      <w:lvlText w:val=""/>
+      <w:lvlJc w:val="left"/>
+      <w:pPr>
+        <w:tabs>
+          <w:tab w:val="num" w:pos="2160"/>
+        </w:tabs>
+        <w:ind w:left="2160" w:hanging="360"/>
+      </w:pPr>
+      <w:rPr>
+        <w:rFonts w:ascii="Wingdings" w:hAnsi="Wingdings" w:hint="default"/>
+        <w:sz w:val="20"/>
+      </w:rPr>
+    </w:lvl>
+    <w:lvl w:ilvl="3" w:tentative="1">
+      <w:start w:val="1"/>
+      <w:numFmt w:val="bullet"/>
+      <w:lvlText w:val=""/>
+      <w:lvlJc w:val="left"/>
+      <w:pPr>
+        <w:tabs>
+          <w:tab w:val="num" w:pos="2880"/>
+        </w:tabs>
+        <w:ind w:left="2880" w:hanging="360"/>
+      </w:pPr>
+      <w:rPr>
+        <w:rFonts w:ascii="Wingdings" w:hAnsi="Wingdings" w:hint="default"/>
+        <w:sz w:val="20"/>
+      </w:rPr>
+    </w:lvl>
+    <w:lvl w:ilvl="4" w:tentative="1">
+      <w:start w:val="1"/>
+      <w:numFmt w:val="bullet"/>
+      <w:lvlText w:val=""/>
+      <w:lvlJc w:val="left"/>
+      <w:pPr>
+        <w:tabs>
+          <w:tab w:val="num" w:pos="3600"/>
+        </w:tabs>
+        <w:ind w:left="3600" w:hanging="360"/>
+      </w:pPr>
+      <w:rPr>
+        <w:rFonts w:ascii="Wingdings" w:hAnsi="Wingdings" w:hint="default"/>
+        <w:sz w:val="20"/>
+      </w:rPr>
+    </w:lvl>
+    <w:lvl w:ilvl="5" w:tentative="1">
+      <w:start w:val="1"/>
+      <w:numFmt w:val="bullet"/>
+      <w:lvlText w:val=""/>
+      <w:lvlJc w:val="left"/>
+      <w:pPr>
+        <w:tabs>
+          <w:tab w:val="num" w:pos="4320"/>
+        </w:tabs>
+        <w:ind w:left="4320" w:hanging="360"/>
+      </w:pPr>
+      <w:rPr>
+        <w:rFonts w:ascii="Wingdings" w:hAnsi="Wingdings" w:hint="default"/>
+        <w:sz w:val="20"/>
+      </w:rPr>
+    </w:lvl>
+    <w:lvl w:ilvl="6" w:tentative="1">
+      <w:start w:val="1"/>
+      <w:numFmt w:val="bullet"/>
+      <w:lvlText w:val=""/>
+      <w:lvlJc w:val="left"/>
+      <w:pPr>
+        <w:tabs>
+          <w:tab w:val="num" w:pos="5040"/>
+        </w:tabs>
+        <w:ind w:left="5040" w:hanging="360"/>
+      </w:pPr>
+      <w:rPr>
+        <w:rFonts w:ascii="Wingdings" w:hAnsi="Wingdings" w:hint="default"/>
+        <w:sz w:val="20"/>
+      </w:rPr>
+    </w:lvl>
+    <w:lvl w:ilvl="7" w:tentative="1">
+      <w:start w:val="1"/>
+      <w:numFmt w:val="bullet"/>
+      <w:lvlText w:val=""/>
+      <w:lvlJc w:val="left"/>
+      <w:pPr>
+        <w:tabs>
+          <w:tab w:val="num" w:pos="5760"/>
+        </w:tabs>
+        <w:ind w:left="5760" w:hanging="360"/>
+      </w:pPr>
+      <w:rPr>
+        <w:rFonts w:ascii="Wingdings" w:hAnsi="Wingdings" w:hint="default"/>
+        <w:sz w:val="20"/>
+      </w:rPr>
+    </w:lvl>
+    <w:lvl w:ilvl="8" w:tentative="1">
+      <w:start w:val="1"/>
+      <w:numFmt w:val="bullet"/>
+      <w:lvlText w:val=""/>
+      <w:lvlJc w:val="left"/>
+      <w:pPr>
+        <w:tabs>
+          <w:tab w:val="num" w:pos="6480"/>
+        </w:tabs>
+        <w:ind w:left="6480" w:hanging="360"/>
+      </w:pPr>
+      <w:rPr>
+        <w:rFonts w:ascii="Wingdings" w:hAnsi="Wingdings" w:hint="default"/>
+        <w:sz w:val="20"/>
+      </w:rPr>
+    </w:lvl>
+  </w:abstractNum>
+  <w:abstractNum w:abstractNumId="14" w15:restartNumberingAfterBreak="0">
+    <w:nsid w:val="48C45A54"/>
+    <w:multiLevelType w:val="multilevel"/>
+    <w:tmpl w:val="45986CB2"/>
+    <w:lvl w:ilvl="0">
+      <w:start w:val="1"/>
+      <w:numFmt w:val="bullet"/>
+      <w:lvlText w:val=""/>
+      <w:lvlJc w:val="left"/>
+      <w:pPr>
+        <w:tabs>
+          <w:tab w:val="num" w:pos="720"/>
+        </w:tabs>
+        <w:ind w:left="720" w:hanging="360"/>
+      </w:pPr>
+      <w:rPr>
+        <w:rFonts w:ascii="Symbol" w:hAnsi="Symbol" w:hint="default"/>
+        <w:sz w:val="20"/>
+      </w:rPr>
+    </w:lvl>
+    <w:lvl w:ilvl="1">
+      <w:start w:val="1"/>
+      <w:numFmt w:val="bullet"/>
+      <w:lvlText w:val="o"/>
+      <w:lvlJc w:val="left"/>
+      <w:pPr>
+        <w:tabs>
+          <w:tab w:val="num" w:pos="1440"/>
+        </w:tabs>
+        <w:ind w:left="1440" w:hanging="360"/>
+      </w:pPr>
+      <w:rPr>
+        <w:rFonts w:ascii="Courier New" w:hAnsi="Courier New" w:hint="default"/>
+        <w:sz w:val="20"/>
+      </w:rPr>
+    </w:lvl>
+    <w:lvl w:ilvl="2" w:tentative="1">
+      <w:start w:val="1"/>
+      <w:numFmt w:val="bullet"/>
+      <w:lvlText w:val=""/>
+      <w:lvlJc w:val="left"/>
+      <w:pPr>
+        <w:tabs>
+          <w:tab w:val="num" w:pos="2160"/>
+        </w:tabs>
+        <w:ind w:left="2160" w:hanging="360"/>
+      </w:pPr>
+      <w:rPr>
+        <w:rFonts w:ascii="Wingdings" w:hAnsi="Wingdings" w:hint="default"/>
+        <w:sz w:val="20"/>
+      </w:rPr>
+    </w:lvl>
+    <w:lvl w:ilvl="3" w:tentative="1">
+      <w:start w:val="1"/>
+      <w:numFmt w:val="bullet"/>
+      <w:lvlText w:val=""/>
+      <w:lvlJc w:val="left"/>
+      <w:pPr>
+        <w:tabs>
+          <w:tab w:val="num" w:pos="2880"/>
+        </w:tabs>
+        <w:ind w:left="2880" w:hanging="360"/>
+      </w:pPr>
+      <w:rPr>
+        <w:rFonts w:ascii="Wingdings" w:hAnsi="Wingdings" w:hint="default"/>
+        <w:sz w:val="20"/>
+      </w:rPr>
+    </w:lvl>
+    <w:lvl w:ilvl="4" w:tentative="1">
+      <w:start w:val="1"/>
+      <w:numFmt w:val="bullet"/>
+      <w:lvlText w:val=""/>
+      <w:lvlJc w:val="left"/>
+      <w:pPr>
+        <w:tabs>
+          <w:tab w:val="num" w:pos="3600"/>
+        </w:tabs>
+        <w:ind w:left="3600" w:hanging="360"/>
+      </w:pPr>
+      <w:rPr>
+        <w:rFonts w:ascii="Wingdings" w:hAnsi="Wingdings" w:hint="default"/>
+        <w:sz w:val="20"/>
+      </w:rPr>
+    </w:lvl>
+    <w:lvl w:ilvl="5" w:tentative="1">
+      <w:start w:val="1"/>
+      <w:numFmt w:val="bullet"/>
+      <w:lvlText w:val=""/>
+      <w:lvlJc w:val="left"/>
+      <w:pPr>
+        <w:tabs>
+          <w:tab w:val="num" w:pos="4320"/>
+        </w:tabs>
+        <w:ind w:left="4320" w:hanging="360"/>
+      </w:pPr>
+      <w:rPr>
+        <w:rFonts w:ascii="Wingdings" w:hAnsi="Wingdings" w:hint="default"/>
+        <w:sz w:val="20"/>
+      </w:rPr>
+    </w:lvl>
+    <w:lvl w:ilvl="6" w:tentative="1">
+      <w:start w:val="1"/>
+      <w:numFmt w:val="bullet"/>
+      <w:lvlText w:val=""/>
+      <w:lvlJc w:val="left"/>
+      <w:pPr>
+        <w:tabs>
+          <w:tab w:val="num" w:pos="5040"/>
+        </w:tabs>
+        <w:ind w:left="5040" w:hanging="360"/>
+      </w:pPr>
+      <w:rPr>
+        <w:rFonts w:ascii="Wingdings" w:hAnsi="Wingdings" w:hint="default"/>
+        <w:sz w:val="20"/>
+      </w:rPr>
+    </w:lvl>
+    <w:lvl w:ilvl="7" w:tentative="1">
+      <w:start w:val="1"/>
+      <w:numFmt w:val="bullet"/>
+      <w:lvlText w:val=""/>
+      <w:lvlJc w:val="left"/>
+      <w:pPr>
+        <w:tabs>
+          <w:tab w:val="num" w:pos="5760"/>
+        </w:tabs>
+        <w:ind w:left="5760" w:hanging="360"/>
+      </w:pPr>
+      <w:rPr>
+        <w:rFonts w:ascii="Wingdings" w:hAnsi="Wingdings" w:hint="default"/>
+        <w:sz w:val="20"/>
+      </w:rPr>
+    </w:lvl>
+    <w:lvl w:ilvl="8" w:tentative="1">
+      <w:start w:val="1"/>
+      <w:numFmt w:val="bullet"/>
+      <w:lvlText w:val=""/>
+      <w:lvlJc w:val="left"/>
+      <w:pPr>
+        <w:tabs>
+          <w:tab w:val="num" w:pos="6480"/>
+        </w:tabs>
+        <w:ind w:left="6480" w:hanging="360"/>
+      </w:pPr>
+      <w:rPr>
+        <w:rFonts w:ascii="Wingdings" w:hAnsi="Wingdings" w:hint="default"/>
+        <w:sz w:val="20"/>
+      </w:rPr>
+    </w:lvl>
+  </w:abstractNum>
+  <w:abstractNum w:abstractNumId="15" w15:restartNumberingAfterBreak="0">
+    <w:nsid w:val="4C6A3A1D"/>
+    <w:multiLevelType w:val="hybridMultilevel"/>
+    <w:tmpl w:val="3EC203DA"/>
+    <w:lvl w:ilvl="0" w:tplc="04100001">
+      <w:start w:val="1"/>
+      <w:numFmt w:val="bullet"/>
+      <w:lvlText w:val=""/>
+      <w:lvlJc w:val="left"/>
+      <w:pPr>
+        <w:ind w:left="720" w:hanging="360"/>
+      </w:pPr>
+      <w:rPr>
+        <w:rFonts w:ascii="Symbol" w:hAnsi="Symbol" w:hint="default"/>
+      </w:rPr>
+    </w:lvl>
+    <w:lvl w:ilvl="1" w:tplc="04100003" w:tentative="1">
+      <w:start w:val="1"/>
+      <w:numFmt w:val="bullet"/>
+      <w:lvlText w:val="o"/>
+      <w:lvlJc w:val="left"/>
+      <w:pPr>
+        <w:ind w:left="1440" w:hanging="360"/>
+      </w:pPr>
+      <w:rPr>
+        <w:rFonts w:ascii="Courier New" w:hAnsi="Courier New" w:cs="Courier New" w:hint="default"/>
+      </w:rPr>
+    </w:lvl>
+    <w:lvl w:ilvl="2" w:tplc="04100005" w:tentative="1">
+      <w:start w:val="1"/>
+      <w:numFmt w:val="bullet"/>
+      <w:lvlText w:val=""/>
+      <w:lvlJc w:val="left"/>
+      <w:pPr>
+        <w:ind w:left="2160" w:hanging="360"/>
+      </w:pPr>
+      <w:rPr>
+        <w:rFonts w:ascii="Wingdings" w:hAnsi="Wingdings" w:hint="default"/>
+      </w:rPr>
+    </w:lvl>
+    <w:lvl w:ilvl="3" w:tplc="04100001" w:tentative="1">
+      <w:start w:val="1"/>
+      <w:numFmt w:val="bullet"/>
+      <w:lvlText w:val=""/>
+      <w:lvlJc w:val="left"/>
+      <w:pPr>
+        <w:ind w:left="2880" w:hanging="360"/>
+      </w:pPr>
+      <w:rPr>
+        <w:rFonts w:ascii="Symbol" w:hAnsi="Symbol" w:hint="default"/>
+      </w:rPr>
+    </w:lvl>
+    <w:lvl w:ilvl="4" w:tplc="04100003" w:tentative="1">
+      <w:start w:val="1"/>
+      <w:numFmt w:val="bullet"/>
+      <w:lvlText w:val="o"/>
+      <w:lvlJc w:val="left"/>
+      <w:pPr>
+        <w:ind w:left="3600" w:hanging="360"/>
+      </w:pPr>
+      <w:rPr>
+        <w:rFonts w:ascii="Courier New" w:hAnsi="Courier New" w:cs="Courier New" w:hint="default"/>
+      </w:rPr>
+    </w:lvl>
+    <w:lvl w:ilvl="5" w:tplc="04100005" w:tentative="1">
+      <w:start w:val="1"/>
+      <w:numFmt w:val="bullet"/>
+      <w:lvlText w:val=""/>
+      <w:lvlJc w:val="left"/>
+      <w:pPr>
+        <w:ind w:left="4320" w:hanging="360"/>
+      </w:pPr>
+      <w:rPr>
+        <w:rFonts w:ascii="Wingdings" w:hAnsi="Wingdings" w:hint="default"/>
+      </w:rPr>
+    </w:lvl>
+    <w:lvl w:ilvl="6" w:tplc="04100001" w:tentative="1">
+      <w:start w:val="1"/>
+      <w:numFmt w:val="bullet"/>
+      <w:lvlText w:val=""/>
+      <w:lvlJc w:val="left"/>
+      <w:pPr>
+        <w:ind w:left="5040" w:hanging="360"/>
+      </w:pPr>
+      <w:rPr>
+        <w:rFonts w:ascii="Symbol" w:hAnsi="Symbol" w:hint="default"/>
+      </w:rPr>
+    </w:lvl>
+    <w:lvl w:ilvl="7" w:tplc="04100003" w:tentative="1">
+      <w:start w:val="1"/>
+      <w:numFmt w:val="bullet"/>
+      <w:lvlText w:val="o"/>
+      <w:lvlJc w:val="left"/>
+      <w:pPr>
+        <w:ind w:left="5760" w:hanging="360"/>
+      </w:pPr>
+      <w:rPr>
+        <w:rFonts w:ascii="Courier New" w:hAnsi="Courier New" w:cs="Courier New" w:hint="default"/>
+      </w:rPr>
+    </w:lvl>
+    <w:lvl w:ilvl="8" w:tplc="04100005" w:tentative="1">
+      <w:start w:val="1"/>
+      <w:numFmt w:val="bullet"/>
+      <w:lvlText w:val=""/>
+      <w:lvlJc w:val="left"/>
+      <w:pPr>
+        <w:ind w:left="6480" w:hanging="360"/>
+      </w:pPr>
+      <w:rPr>
+        <w:rFonts w:ascii="Wingdings" w:hAnsi="Wingdings" w:hint="default"/>
+      </w:rPr>
+    </w:lvl>
+  </w:abstractNum>
+  <w:abstractNum w:abstractNumId="16" w15:restartNumberingAfterBreak="0">
+    <w:nsid w:val="4EDC25B8"/>
+    <w:multiLevelType w:val="multilevel"/>
+    <w:tmpl w:val="925EB6AE"/>
+    <w:lvl w:ilvl="0">
+      <w:start w:val="1"/>
+      <w:numFmt w:val="bullet"/>
+      <w:lvlText w:val=""/>
+      <w:lvlJc w:val="left"/>
+      <w:pPr>
+        <w:tabs>
+          <w:tab w:val="num" w:pos="720"/>
+        </w:tabs>
+        <w:ind w:left="720" w:hanging="360"/>
+      </w:pPr>
+      <w:rPr>
+        <w:rFonts w:ascii="Symbol" w:hAnsi="Symbol" w:hint="default"/>
+        <w:sz w:val="20"/>
+      </w:rPr>
+    </w:lvl>
+    <w:lvl w:ilvl="1" w:tentative="1">
+      <w:start w:val="1"/>
+      <w:numFmt w:val="bullet"/>
+      <w:lvlText w:val="o"/>
+      <w:lvlJc w:val="left"/>
+      <w:pPr>
+        <w:tabs>
+          <w:tab w:val="num" w:pos="1440"/>
+        </w:tabs>
+        <w:ind w:left="1440" w:hanging="360"/>
+      </w:pPr>
+      <w:rPr>
+        <w:rFonts w:ascii="Courier New" w:hAnsi="Courier New" w:hint="default"/>
+        <w:sz w:val="20"/>
+      </w:rPr>
+    </w:lvl>
+    <w:lvl w:ilvl="2" w:tentative="1">
+      <w:start w:val="1"/>
+      <w:numFmt w:val="bullet"/>
+      <w:lvlText w:val=""/>
+      <w:lvlJc w:val="left"/>
+      <w:pPr>
+        <w:tabs>
+          <w:tab w:val="num" w:pos="2160"/>
+        </w:tabs>
+        <w:ind w:left="2160" w:hanging="360"/>
+      </w:pPr>
+      <w:rPr>
+        <w:rFonts w:ascii="Wingdings" w:hAnsi="Wingdings" w:hint="default"/>
+        <w:sz w:val="20"/>
+      </w:rPr>
+    </w:lvl>
+    <w:lvl w:ilvl="3" w:tentative="1">
+      <w:start w:val="1"/>
+      <w:numFmt w:val="bullet"/>
+      <w:lvlText w:val=""/>
+      <w:lvlJc w:val="left"/>
+      <w:pPr>
+        <w:tabs>
+          <w:tab w:val="num" w:pos="2880"/>
+        </w:tabs>
+        <w:ind w:left="2880" w:hanging="360"/>
+      </w:pPr>
+      <w:rPr>
+        <w:rFonts w:ascii="Wingdings" w:hAnsi="Wingdings" w:hint="default"/>
+        <w:sz w:val="20"/>
+      </w:rPr>
+    </w:lvl>
+    <w:lvl w:ilvl="4" w:tentative="1">
+      <w:start w:val="1"/>
+      <w:numFmt w:val="bullet"/>
+      <w:lvlText w:val=""/>
+      <w:lvlJc w:val="left"/>
+      <w:pPr>
+        <w:tabs>
+          <w:tab w:val="num" w:pos="3600"/>
+        </w:tabs>
+        <w:ind w:left="3600" w:hanging="360"/>
+      </w:pPr>
+      <w:rPr>
+        <w:rFonts w:ascii="Wingdings" w:hAnsi="Wingdings" w:hint="default"/>
+        <w:sz w:val="20"/>
+      </w:rPr>
+    </w:lvl>
+    <w:lvl w:ilvl="5" w:tentative="1">
+      <w:start w:val="1"/>
+      <w:numFmt w:val="bullet"/>
+      <w:lvlText w:val=""/>
+      <w:lvlJc w:val="left"/>
+      <w:pPr>
+        <w:tabs>
+          <w:tab w:val="num" w:pos="4320"/>
+        </w:tabs>
+        <w:ind w:left="4320" w:hanging="360"/>
+      </w:pPr>
+      <w:rPr>
+        <w:rFonts w:ascii="Wingdings" w:hAnsi="Wingdings" w:hint="default"/>
+        <w:sz w:val="20"/>
+      </w:rPr>
+    </w:lvl>
+    <w:lvl w:ilvl="6" w:tentative="1">
+      <w:start w:val="1"/>
+      <w:numFmt w:val="bullet"/>
+      <w:lvlText w:val=""/>
+      <w:lvlJc w:val="left"/>
+      <w:pPr>
+        <w:tabs>
+          <w:tab w:val="num" w:pos="5040"/>
+        </w:tabs>
+        <w:ind w:left="5040" w:hanging="360"/>
+      </w:pPr>
+      <w:rPr>
+        <w:rFonts w:ascii="Wingdings" w:hAnsi="Wingdings" w:hint="default"/>
+        <w:sz w:val="20"/>
+      </w:rPr>
+    </w:lvl>
+    <w:lvl w:ilvl="7" w:tentative="1">
+      <w:start w:val="1"/>
+      <w:numFmt w:val="bullet"/>
+      <w:lvlText w:val=""/>
+      <w:lvlJc w:val="left"/>
+      <w:pPr>
+        <w:tabs>
+          <w:tab w:val="num" w:pos="5760"/>
+        </w:tabs>
+        <w:ind w:left="5760" w:hanging="360"/>
+      </w:pPr>
+      <w:rPr>
+        <w:rFonts w:ascii="Wingdings" w:hAnsi="Wingdings" w:hint="default"/>
+        <w:sz w:val="20"/>
+      </w:rPr>
+    </w:lvl>
+    <w:lvl w:ilvl="8" w:tentative="1">
+      <w:start w:val="1"/>
+      <w:numFmt w:val="bullet"/>
+      <w:lvlText w:val=""/>
+      <w:lvlJc w:val="left"/>
+      <w:pPr>
+        <w:tabs>
+          <w:tab w:val="num" w:pos="6480"/>
+        </w:tabs>
+        <w:ind w:left="6480" w:hanging="360"/>
+      </w:pPr>
+      <w:rPr>
+        <w:rFonts w:ascii="Wingdings" w:hAnsi="Wingdings" w:hint="default"/>
+        <w:sz w:val="20"/>
+      </w:rPr>
+    </w:lvl>
+  </w:abstractNum>
+  <w:abstractNum w:abstractNumId="17" w15:restartNumberingAfterBreak="0">
+    <w:nsid w:val="53D444E3"/>
+    <w:multiLevelType w:val="multilevel"/>
+    <w:tmpl w:val="EDC65E58"/>
+    <w:lvl w:ilvl="0">
+      <w:start w:val="1"/>
+      <w:numFmt w:val="bullet"/>
+      <w:lvlText w:val=""/>
+      <w:lvlJc w:val="left"/>
+      <w:pPr>
+        <w:tabs>
+          <w:tab w:val="num" w:pos="720"/>
+        </w:tabs>
+        <w:ind w:left="720" w:hanging="360"/>
+      </w:pPr>
+      <w:rPr>
+        <w:rFonts w:ascii="Symbol" w:hAnsi="Symbol" w:hint="default"/>
+        <w:sz w:val="20"/>
+      </w:rPr>
+    </w:lvl>
+    <w:lvl w:ilvl="1" w:tentative="1">
+      <w:start w:val="1"/>
+      <w:numFmt w:val="bullet"/>
+      <w:lvlText w:val="o"/>
+      <w:lvlJc w:val="left"/>
+      <w:pPr>
+        <w:tabs>
+          <w:tab w:val="num" w:pos="1440"/>
+        </w:tabs>
+        <w:ind w:left="1440" w:hanging="360"/>
+      </w:pPr>
+      <w:rPr>
+        <w:rFonts w:ascii="Courier New" w:hAnsi="Courier New" w:hint="default"/>
+        <w:sz w:val="20"/>
+      </w:rPr>
+    </w:lvl>
+    <w:lvl w:ilvl="2" w:tentative="1">
+      <w:start w:val="1"/>
+      <w:numFmt w:val="bullet"/>
+      <w:lvlText w:val=""/>
+      <w:lvlJc w:val="left"/>
+      <w:pPr>
+        <w:tabs>
+          <w:tab w:val="num" w:pos="2160"/>
+        </w:tabs>
+        <w:ind w:left="2160" w:hanging="360"/>
+      </w:pPr>
+      <w:rPr>
+        <w:rFonts w:ascii="Wingdings" w:hAnsi="Wingdings" w:hint="default"/>
+        <w:sz w:val="20"/>
+      </w:rPr>
+    </w:lvl>
+    <w:lvl w:ilvl="3" w:tentative="1">
+      <w:start w:val="1"/>
+      <w:numFmt w:val="bullet"/>
+      <w:lvlText w:val=""/>
+      <w:lvlJc w:val="left"/>
+      <w:pPr>
+        <w:tabs>
+          <w:tab w:val="num" w:pos="2880"/>
+        </w:tabs>
+        <w:ind w:left="2880" w:hanging="360"/>
+      </w:pPr>
+      <w:rPr>
+        <w:rFonts w:ascii="Wingdings" w:hAnsi="Wingdings" w:hint="default"/>
+        <w:sz w:val="20"/>
+      </w:rPr>
+    </w:lvl>
+    <w:lvl w:ilvl="4" w:tentative="1">
+      <w:start w:val="1"/>
+      <w:numFmt w:val="bullet"/>
+      <w:lvlText w:val=""/>
+      <w:lvlJc w:val="left"/>
+      <w:pPr>
+        <w:tabs>
+          <w:tab w:val="num" w:pos="3600"/>
+        </w:tabs>
+        <w:ind w:left="3600" w:hanging="360"/>
+      </w:pPr>
+      <w:rPr>
+        <w:rFonts w:ascii="Wingdings" w:hAnsi="Wingdings" w:hint="default"/>
+        <w:sz w:val="20"/>
+      </w:rPr>
+    </w:lvl>
+    <w:lvl w:ilvl="5" w:tentative="1">
+      <w:start w:val="1"/>
+      <w:numFmt w:val="bullet"/>
+      <w:lvlText w:val=""/>
+      <w:lvlJc w:val="left"/>
+      <w:pPr>
+        <w:tabs>
+          <w:tab w:val="num" w:pos="4320"/>
+        </w:tabs>
+        <w:ind w:left="4320" w:hanging="360"/>
+      </w:pPr>
+      <w:rPr>
+        <w:rFonts w:ascii="Wingdings" w:hAnsi="Wingdings" w:hint="default"/>
+        <w:sz w:val="20"/>
+      </w:rPr>
+    </w:lvl>
+    <w:lvl w:ilvl="6" w:tentative="1">
+      <w:start w:val="1"/>
+      <w:numFmt w:val="bullet"/>
+      <w:lvlText w:val=""/>
+      <w:lvlJc w:val="left"/>
+      <w:pPr>
+        <w:tabs>
+          <w:tab w:val="num" w:pos="5040"/>
+        </w:tabs>
+        <w:ind w:left="5040" w:hanging="360"/>
+      </w:pPr>
+      <w:rPr>
+        <w:rFonts w:ascii="Wingdings" w:hAnsi="Wingdings" w:hint="default"/>
+        <w:sz w:val="20"/>
+      </w:rPr>
+    </w:lvl>
+    <w:lvl w:ilvl="7" w:tentative="1">
+      <w:start w:val="1"/>
+      <w:numFmt w:val="bullet"/>
+      <w:lvlText w:val=""/>
+      <w:lvlJc w:val="left"/>
+      <w:pPr>
+        <w:tabs>
+          <w:tab w:val="num" w:pos="5760"/>
+        </w:tabs>
+        <w:ind w:left="5760" w:hanging="360"/>
+      </w:pPr>
+      <w:rPr>
+        <w:rFonts w:ascii="Wingdings" w:hAnsi="Wingdings" w:hint="default"/>
+        <w:sz w:val="20"/>
+      </w:rPr>
+    </w:lvl>
+    <w:lvl w:ilvl="8" w:tentative="1">
+      <w:start w:val="1"/>
+      <w:numFmt w:val="bullet"/>
+      <w:lvlText w:val=""/>
+      <w:lvlJc w:val="left"/>
+      <w:pPr>
+        <w:tabs>
+          <w:tab w:val="num" w:pos="6480"/>
+        </w:tabs>
+        <w:ind w:left="6480" w:hanging="360"/>
+      </w:pPr>
+      <w:rPr>
+        <w:rFonts w:ascii="Wingdings" w:hAnsi="Wingdings" w:hint="default"/>
+        <w:sz w:val="20"/>
+      </w:rPr>
+    </w:lvl>
+  </w:abstractNum>
+  <w:abstractNum w:abstractNumId="18" w15:restartNumberingAfterBreak="0">
+    <w:nsid w:val="62C145C2"/>
+    <w:multiLevelType w:val="hybridMultilevel"/>
+    <w:tmpl w:val="6FA0AAE0"/>
+    <w:lvl w:ilvl="0" w:tplc="04100001">
+      <w:start w:val="1"/>
+      <w:numFmt w:val="bullet"/>
+      <w:lvlText w:val=""/>
+      <w:lvlJc w:val="left"/>
+      <w:pPr>
+        <w:ind w:left="720" w:hanging="360"/>
+      </w:pPr>
+      <w:rPr>
+        <w:rFonts w:ascii="Symbol" w:hAnsi="Symbol" w:hint="default"/>
+      </w:rPr>
+    </w:lvl>
+    <w:lvl w:ilvl="1" w:tplc="04100003">
+      <w:start w:val="1"/>
+      <w:numFmt w:val="bullet"/>
+      <w:lvlText w:val="o"/>
+      <w:lvlJc w:val="left"/>
+      <w:pPr>
+        <w:ind w:left="1440" w:hanging="360"/>
+      </w:pPr>
+      <w:rPr>
+        <w:rFonts w:ascii="Courier New" w:hAnsi="Courier New" w:cs="Courier New" w:hint="default"/>
+      </w:rPr>
+    </w:lvl>
+    <w:lvl w:ilvl="2" w:tplc="04100005" w:tentative="1">
+      <w:start w:val="1"/>
+      <w:numFmt w:val="bullet"/>
+      <w:lvlText w:val=""/>
+      <w:lvlJc w:val="left"/>
+      <w:pPr>
+        <w:ind w:left="2160" w:hanging="360"/>
+      </w:pPr>
+      <w:rPr>
+        <w:rFonts w:ascii="Wingdings" w:hAnsi="Wingdings" w:hint="default"/>
+      </w:rPr>
+    </w:lvl>
+    <w:lvl w:ilvl="3" w:tplc="04100001" w:tentative="1">
+      <w:start w:val="1"/>
+      <w:numFmt w:val="bullet"/>
+      <w:lvlText w:val=""/>
+      <w:lvlJc w:val="left"/>
+      <w:pPr>
+        <w:ind w:left="2880" w:hanging="360"/>
+      </w:pPr>
+      <w:rPr>
+        <w:rFonts w:ascii="Symbol" w:hAnsi="Symbol" w:hint="default"/>
+      </w:rPr>
+    </w:lvl>
+    <w:lvl w:ilvl="4" w:tplc="04100003" w:tentative="1">
+      <w:start w:val="1"/>
+      <w:numFmt w:val="bullet"/>
+      <w:lvlText w:val="o"/>
+      <w:lvlJc w:val="left"/>
+      <w:pPr>
+        <w:ind w:left="3600" w:hanging="360"/>
+      </w:pPr>
+      <w:rPr>
+        <w:rFonts w:ascii="Courier New" w:hAnsi="Courier New" w:cs="Courier New" w:hint="default"/>
+      </w:rPr>
+    </w:lvl>
+    <w:lvl w:ilvl="5" w:tplc="04100005" w:tentative="1">
+      <w:start w:val="1"/>
+      <w:numFmt w:val="bullet"/>
+      <w:lvlText w:val=""/>
+      <w:lvlJc w:val="left"/>
+      <w:pPr>
+        <w:ind w:left="4320" w:hanging="360"/>
+      </w:pPr>
+      <w:rPr>
+        <w:rFonts w:ascii="Wingdings" w:hAnsi="Wingdings" w:hint="default"/>
+      </w:rPr>
+    </w:lvl>
+    <w:lvl w:ilvl="6" w:tplc="04100001" w:tentative="1">
+      <w:start w:val="1"/>
+      <w:numFmt w:val="bullet"/>
+      <w:lvlText w:val=""/>
+      <w:lvlJc w:val="left"/>
+      <w:pPr>
+        <w:ind w:left="5040" w:hanging="360"/>
+      </w:pPr>
+      <w:rPr>
+        <w:rFonts w:ascii="Symbol" w:hAnsi="Symbol" w:hint="default"/>
+      </w:rPr>
+    </w:lvl>
+    <w:lvl w:ilvl="7" w:tplc="04100003" w:tentative="1">
+      <w:start w:val="1"/>
+      <w:numFmt w:val="bullet"/>
+      <w:lvlText w:val="o"/>
+      <w:lvlJc w:val="left"/>
+      <w:pPr>
+        <w:ind w:left="5760" w:hanging="360"/>
+      </w:pPr>
+      <w:rPr>
+        <w:rFonts w:ascii="Courier New" w:hAnsi="Courier New" w:cs="Courier New" w:hint="default"/>
+      </w:rPr>
+    </w:lvl>
+    <w:lvl w:ilvl="8" w:tplc="04100005" w:tentative="1">
+      <w:start w:val="1"/>
+      <w:numFmt w:val="bullet"/>
+      <w:lvlText w:val=""/>
+      <w:lvlJc w:val="left"/>
+      <w:pPr>
+        <w:ind w:left="6480" w:hanging="360"/>
+      </w:pPr>
+      <w:rPr>
+        <w:rFonts w:ascii="Wingdings" w:hAnsi="Wingdings" w:hint="default"/>
+      </w:rPr>
+    </w:lvl>
+  </w:abstractNum>
+  <w:abstractNum w:abstractNumId="19" w15:restartNumberingAfterBreak="0">
+    <w:nsid w:val="644752FB"/>
+    <w:multiLevelType w:val="multilevel"/>
+    <w:tmpl w:val="6F20827A"/>
+    <w:lvl w:ilvl="0">
+      <w:start w:val="1"/>
+      <w:numFmt w:val="bullet"/>
+      <w:lvlText w:val=""/>
+      <w:lvlJc w:val="left"/>
+      <w:pPr>
+        <w:tabs>
+          <w:tab w:val="num" w:pos="720"/>
+        </w:tabs>
+        <w:ind w:left="720" w:hanging="360"/>
+      </w:pPr>
+      <w:rPr>
+        <w:rFonts w:ascii="Symbol" w:hAnsi="Symbol" w:hint="default"/>
+        <w:sz w:val="20"/>
+      </w:rPr>
+    </w:lvl>
+    <w:lvl w:ilvl="1" w:tentative="1">
+      <w:start w:val="1"/>
+      <w:numFmt w:val="bullet"/>
+      <w:lvlText w:val="o"/>
+      <w:lvlJc w:val="left"/>
+      <w:pPr>
+        <w:tabs>
+          <w:tab w:val="num" w:pos="1440"/>
+        </w:tabs>
+        <w:ind w:left="1440" w:hanging="360"/>
+      </w:pPr>
+      <w:rPr>
+        <w:rFonts w:ascii="Courier New" w:hAnsi="Courier New" w:hint="default"/>
+        <w:sz w:val="20"/>
+      </w:rPr>
+    </w:lvl>
+    <w:lvl w:ilvl="2" w:tentative="1">
+      <w:start w:val="1"/>
+      <w:numFmt w:val="bullet"/>
+      <w:lvlText w:val=""/>
+      <w:lvlJc w:val="left"/>
+      <w:pPr>
+        <w:tabs>
+          <w:tab w:val="num" w:pos="2160"/>
+        </w:tabs>
+        <w:ind w:left="2160" w:hanging="360"/>
+      </w:pPr>
+      <w:rPr>
+        <w:rFonts w:ascii="Wingdings" w:hAnsi="Wingdings" w:hint="default"/>
+        <w:sz w:val="20"/>
+      </w:rPr>
+    </w:lvl>
+    <w:lvl w:ilvl="3" w:tentative="1">
+      <w:start w:val="1"/>
+      <w:numFmt w:val="bullet"/>
+      <w:lvlText w:val=""/>
+      <w:lvlJc w:val="left"/>
+      <w:pPr>
+        <w:tabs>
+          <w:tab w:val="num" w:pos="2880"/>
+        </w:tabs>
+        <w:ind w:left="2880" w:hanging="360"/>
+      </w:pPr>
+      <w:rPr>
+        <w:rFonts w:ascii="Wingdings" w:hAnsi="Wingdings" w:hint="default"/>
+        <w:sz w:val="20"/>
+      </w:rPr>
+    </w:lvl>
+    <w:lvl w:ilvl="4" w:tentative="1">
+      <w:start w:val="1"/>
+      <w:numFmt w:val="bullet"/>
+      <w:lvlText w:val=""/>
+      <w:lvlJc w:val="left"/>
+      <w:pPr>
+        <w:tabs>
+          <w:tab w:val="num" w:pos="3600"/>
+        </w:tabs>
+        <w:ind w:left="3600" w:hanging="360"/>
+      </w:pPr>
+      <w:rPr>
+        <w:rFonts w:ascii="Wingdings" w:hAnsi="Wingdings" w:hint="default"/>
+        <w:sz w:val="20"/>
+      </w:rPr>
+    </w:lvl>
+    <w:lvl w:ilvl="5" w:tentative="1">
+      <w:start w:val="1"/>
+      <w:numFmt w:val="bullet"/>
+      <w:lvlText w:val=""/>
+      <w:lvlJc w:val="left"/>
+      <w:pPr>
+        <w:tabs>
+          <w:tab w:val="num" w:pos="4320"/>
+        </w:tabs>
+        <w:ind w:left="4320" w:hanging="360"/>
+      </w:pPr>
+      <w:rPr>
+        <w:rFonts w:ascii="Wingdings" w:hAnsi="Wingdings" w:hint="default"/>
+        <w:sz w:val="20"/>
+      </w:rPr>
+    </w:lvl>
+    <w:lvl w:ilvl="6" w:tentative="1">
+      <w:start w:val="1"/>
+      <w:numFmt w:val="bullet"/>
+      <w:lvlText w:val=""/>
+      <w:lvlJc w:val="left"/>
+      <w:pPr>
+        <w:tabs>
+          <w:tab w:val="num" w:pos="5040"/>
+        </w:tabs>
+        <w:ind w:left="5040" w:hanging="360"/>
+      </w:pPr>
+      <w:rPr>
+        <w:rFonts w:ascii="Wingdings" w:hAnsi="Wingdings" w:hint="default"/>
+        <w:sz w:val="20"/>
+      </w:rPr>
+    </w:lvl>
+    <w:lvl w:ilvl="7" w:tentative="1">
+      <w:start w:val="1"/>
+      <w:numFmt w:val="bullet"/>
+      <w:lvlText w:val=""/>
+      <w:lvlJc w:val="left"/>
+      <w:pPr>
+        <w:tabs>
+          <w:tab w:val="num" w:pos="5760"/>
+        </w:tabs>
+        <w:ind w:left="5760" w:hanging="360"/>
+      </w:pPr>
+      <w:rPr>
+        <w:rFonts w:ascii="Wingdings" w:hAnsi="Wingdings" w:hint="default"/>
+        <w:sz w:val="20"/>
+      </w:rPr>
+    </w:lvl>
+    <w:lvl w:ilvl="8" w:tentative="1">
+      <w:start w:val="1"/>
+      <w:numFmt w:val="bullet"/>
+      <w:lvlText w:val=""/>
+      <w:lvlJc w:val="left"/>
+      <w:pPr>
+        <w:tabs>
+          <w:tab w:val="num" w:pos="6480"/>
+        </w:tabs>
+        <w:ind w:left="6480" w:hanging="360"/>
+      </w:pPr>
+      <w:rPr>
+        <w:rFonts w:ascii="Wingdings" w:hAnsi="Wingdings" w:hint="default"/>
+        <w:sz w:val="20"/>
+      </w:rPr>
+    </w:lvl>
+  </w:abstractNum>
+  <w:abstractNum w:abstractNumId="20" w15:restartNumberingAfterBreak="0">
+    <w:nsid w:val="65970E6F"/>
+    <w:multiLevelType w:val="multilevel"/>
+    <w:tmpl w:val="BD722EC8"/>
+    <w:lvl w:ilvl="0">
+      <w:start w:val="1"/>
+      <w:numFmt w:val="bullet"/>
+      <w:lvlText w:val=""/>
+      <w:lvlJc w:val="left"/>
+      <w:pPr>
+        <w:tabs>
+          <w:tab w:val="num" w:pos="720"/>
+        </w:tabs>
+        <w:ind w:left="720" w:hanging="360"/>
+      </w:pPr>
+      <w:rPr>
+        <w:rFonts w:ascii="Symbol" w:hAnsi="Symbol" w:hint="default"/>
+        <w:sz w:val="20"/>
+      </w:rPr>
+    </w:lvl>
+    <w:lvl w:ilvl="1">
+      <w:start w:val="1"/>
+      <w:numFmt w:val="bullet"/>
+      <w:lvlText w:val="o"/>
+      <w:lvlJc w:val="left"/>
+      <w:pPr>
+        <w:tabs>
+          <w:tab w:val="num" w:pos="1440"/>
+        </w:tabs>
+        <w:ind w:left="1440" w:hanging="360"/>
+      </w:pPr>
+      <w:rPr>
+        <w:rFonts w:ascii="Courier New" w:hAnsi="Courier New" w:hint="default"/>
+        <w:sz w:val="20"/>
+      </w:rPr>
+    </w:lvl>
+    <w:lvl w:ilvl="2" w:tentative="1">
+      <w:start w:val="1"/>
+      <w:numFmt w:val="bullet"/>
+      <w:lvlText w:val=""/>
+      <w:lvlJc w:val="left"/>
+      <w:pPr>
+        <w:tabs>
+          <w:tab w:val="num" w:pos="2160"/>
+        </w:tabs>
+        <w:ind w:left="2160" w:hanging="360"/>
+      </w:pPr>
+      <w:rPr>
+        <w:rFonts w:ascii="Wingdings" w:hAnsi="Wingdings" w:hint="default"/>
+        <w:sz w:val="20"/>
+      </w:rPr>
+    </w:lvl>
+    <w:lvl w:ilvl="3" w:tentative="1">
+      <w:start w:val="1"/>
+      <w:numFmt w:val="bullet"/>
+      <w:lvlText w:val=""/>
+      <w:lvlJc w:val="left"/>
+      <w:pPr>
+        <w:tabs>
+          <w:tab w:val="num" w:pos="2880"/>
+        </w:tabs>
+        <w:ind w:left="2880" w:hanging="360"/>
+      </w:pPr>
+      <w:rPr>
+        <w:rFonts w:ascii="Wingdings" w:hAnsi="Wingdings" w:hint="default"/>
+        <w:sz w:val="20"/>
+      </w:rPr>
+    </w:lvl>
+    <w:lvl w:ilvl="4" w:tentative="1">
+      <w:start w:val="1"/>
+      <w:numFmt w:val="bullet"/>
+      <w:lvlText w:val=""/>
+      <w:lvlJc w:val="left"/>
+      <w:pPr>
+        <w:tabs>
+          <w:tab w:val="num" w:pos="3600"/>
+        </w:tabs>
+        <w:ind w:left="3600" w:hanging="360"/>
+      </w:pPr>
+      <w:rPr>
+        <w:rFonts w:ascii="Wingdings" w:hAnsi="Wingdings" w:hint="default"/>
+        <w:sz w:val="20"/>
+      </w:rPr>
+    </w:lvl>
+    <w:lvl w:ilvl="5" w:tentative="1">
+      <w:start w:val="1"/>
+      <w:numFmt w:val="bullet"/>
+      <w:lvlText w:val=""/>
+      <w:lvlJc w:val="left"/>
+      <w:pPr>
+        <w:tabs>
+          <w:tab w:val="num" w:pos="4320"/>
+        </w:tabs>
+        <w:ind w:left="4320" w:hanging="360"/>
+      </w:pPr>
+      <w:rPr>
+        <w:rFonts w:ascii="Wingdings" w:hAnsi="Wingdings" w:hint="default"/>
+        <w:sz w:val="20"/>
+      </w:rPr>
+    </w:lvl>
+    <w:lvl w:ilvl="6" w:tentative="1">
+      <w:start w:val="1"/>
+      <w:numFmt w:val="bullet"/>
+      <w:lvlText w:val=""/>
+      <w:lvlJc w:val="left"/>
+      <w:pPr>
+        <w:tabs>
+          <w:tab w:val="num" w:pos="5040"/>
+        </w:tabs>
+        <w:ind w:left="5040" w:hanging="360"/>
+      </w:pPr>
+      <w:rPr>
+        <w:rFonts w:ascii="Wingdings" w:hAnsi="Wingdings" w:hint="default"/>
+        <w:sz w:val="20"/>
+      </w:rPr>
+    </w:lvl>
+    <w:lvl w:ilvl="7" w:tentative="1">
+      <w:start w:val="1"/>
+      <w:numFmt w:val="bullet"/>
+      <w:lvlText w:val=""/>
+      <w:lvlJc w:val="left"/>
+      <w:pPr>
+        <w:tabs>
+          <w:tab w:val="num" w:pos="5760"/>
+        </w:tabs>
+        <w:ind w:left="5760" w:hanging="360"/>
+      </w:pPr>
+      <w:rPr>
+        <w:rFonts w:ascii="Wingdings" w:hAnsi="Wingdings" w:hint="default"/>
+        <w:sz w:val="20"/>
+      </w:rPr>
+    </w:lvl>
+    <w:lvl w:ilvl="8" w:tentative="1">
+      <w:start w:val="1"/>
+      <w:numFmt w:val="bullet"/>
+      <w:lvlText w:val=""/>
+      <w:lvlJc w:val="left"/>
+      <w:pPr>
+        <w:tabs>
+          <w:tab w:val="num" w:pos="6480"/>
+        </w:tabs>
+        <w:ind w:left="6480" w:hanging="360"/>
+      </w:pPr>
+      <w:rPr>
+        <w:rFonts w:ascii="Wingdings" w:hAnsi="Wingdings" w:hint="default"/>
+        <w:sz w:val="20"/>
+      </w:rPr>
+    </w:lvl>
+  </w:abstractNum>
+  <w:abstractNum w:abstractNumId="21" w15:restartNumberingAfterBreak="0">
+    <w:nsid w:val="7B704686"/>
+    <w:multiLevelType w:val="multilevel"/>
+    <w:tmpl w:val="9822B712"/>
+    <w:lvl w:ilvl="0">
+      <w:start w:val="1"/>
+      <w:numFmt w:val="bullet"/>
+      <w:lvlText w:val=""/>
+      <w:lvlJc w:val="left"/>
+      <w:pPr>
+        <w:tabs>
+          <w:tab w:val="num" w:pos="720"/>
+        </w:tabs>
+        <w:ind w:left="720" w:hanging="360"/>
+      </w:pPr>
+      <w:rPr>
+        <w:rFonts w:ascii="Symbol" w:hAnsi="Symbol" w:hint="default"/>
+        <w:sz w:val="20"/>
+      </w:rPr>
+    </w:lvl>
+    <w:lvl w:ilvl="1">
+      <w:start w:val="1"/>
+      <w:numFmt w:val="bullet"/>
+      <w:lvlText w:val="o"/>
+      <w:lvlJc w:val="left"/>
+      <w:pPr>
+        <w:tabs>
+          <w:tab w:val="num" w:pos="1440"/>
+        </w:tabs>
+        <w:ind w:left="1440" w:hanging="360"/>
+      </w:pPr>
+      <w:rPr>
+        <w:rFonts w:ascii="Courier New" w:hAnsi="Courier New" w:hint="default"/>
+        <w:sz w:val="20"/>
+      </w:rPr>
+    </w:lvl>
+    <w:lvl w:ilvl="2" w:tentative="1">
+      <w:start w:val="1"/>
+      <w:numFmt w:val="bullet"/>
+      <w:lvlText w:val=""/>
+      <w:lvlJc w:val="left"/>
+      <w:pPr>
+        <w:tabs>
+          <w:tab w:val="num" w:pos="2160"/>
+        </w:tabs>
+        <w:ind w:left="2160" w:hanging="360"/>
+      </w:pPr>
+      <w:rPr>
+        <w:rFonts w:ascii="Wingdings" w:hAnsi="Wingdings" w:hint="default"/>
+        <w:sz w:val="20"/>
+      </w:rPr>
+    </w:lvl>
+    <w:lvl w:ilvl="3" w:tentative="1">
+      <w:start w:val="1"/>
+      <w:numFmt w:val="bullet"/>
+      <w:lvlText w:val=""/>
+      <w:lvlJc w:val="left"/>
+      <w:pPr>
+        <w:tabs>
+          <w:tab w:val="num" w:pos="2880"/>
+        </w:tabs>
+        <w:ind w:left="2880" w:hanging="360"/>
+      </w:pPr>
+      <w:rPr>
+        <w:rFonts w:ascii="Wingdings" w:hAnsi="Wingdings" w:hint="default"/>
+        <w:sz w:val="20"/>
+      </w:rPr>
+    </w:lvl>
+    <w:lvl w:ilvl="4" w:tentative="1">
+      <w:start w:val="1"/>
+      <w:numFmt w:val="bullet"/>
+      <w:lvlText w:val=""/>
+      <w:lvlJc w:val="left"/>
+      <w:pPr>
+        <w:tabs>
+          <w:tab w:val="num" w:pos="3600"/>
+        </w:tabs>
+        <w:ind w:left="3600" w:hanging="360"/>
+      </w:pPr>
+      <w:rPr>
+        <w:rFonts w:ascii="Wingdings" w:hAnsi="Wingdings" w:hint="default"/>
+        <w:sz w:val="20"/>
+      </w:rPr>
+    </w:lvl>
+    <w:lvl w:ilvl="5" w:tentative="1">
+      <w:start w:val="1"/>
+      <w:numFmt w:val="bullet"/>
+      <w:lvlText w:val=""/>
+      <w:lvlJc w:val="left"/>
+      <w:pPr>
+        <w:tabs>
+          <w:tab w:val="num" w:pos="4320"/>
+        </w:tabs>
+        <w:ind w:left="4320" w:hanging="360"/>
+      </w:pPr>
+      <w:rPr>
+        <w:rFonts w:ascii="Wingdings" w:hAnsi="Wingdings" w:hint="default"/>
+        <w:sz w:val="20"/>
+      </w:rPr>
+    </w:lvl>
+    <w:lvl w:ilvl="6" w:tentative="1">
+      <w:start w:val="1"/>
+      <w:numFmt w:val="bullet"/>
+      <w:lvlText w:val=""/>
+      <w:lvlJc w:val="left"/>
+      <w:pPr>
+        <w:tabs>
+          <w:tab w:val="num" w:pos="5040"/>
+        </w:tabs>
+        <w:ind w:left="5040" w:hanging="360"/>
+      </w:pPr>
+      <w:rPr>
+        <w:rFonts w:ascii="Wingdings" w:hAnsi="Wingdings" w:hint="default"/>
+        <w:sz w:val="20"/>
+      </w:rPr>
+    </w:lvl>
+    <w:lvl w:ilvl="7" w:tentative="1">
+      <w:start w:val="1"/>
+      <w:numFmt w:val="bullet"/>
+      <w:lvlText w:val=""/>
+      <w:lvlJc w:val="left"/>
+      <w:pPr>
+        <w:tabs>
+          <w:tab w:val="num" w:pos="5760"/>
+        </w:tabs>
+        <w:ind w:left="5760" w:hanging="360"/>
+      </w:pPr>
+      <w:rPr>
+        <w:rFonts w:ascii="Wingdings" w:hAnsi="Wingdings" w:hint="default"/>
+        <w:sz w:val="20"/>
+      </w:rPr>
+    </w:lvl>
+    <w:lvl w:ilvl="8" w:tentative="1">
+      <w:start w:val="1"/>
+      <w:numFmt w:val="bullet"/>
+      <w:lvlText w:val=""/>
+      <w:lvlJc w:val="left"/>
+      <w:pPr>
+        <w:tabs>
+          <w:tab w:val="num" w:pos="6480"/>
+        </w:tabs>
+        <w:ind w:left="6480" w:hanging="360"/>
+      </w:pPr>
+      <w:rPr>
+        <w:rFonts w:ascii="Wingdings" w:hAnsi="Wingdings" w:hint="default"/>
+        <w:sz w:val="20"/>
       </w:rPr>
     </w:lvl>
   </w:abstractNum>
@@ -631,6 +6403,42 @@
     <w:abstractNumId w:val="0"/>
   </w:num>
   <w:num w:numId="10" w16cid:durableId="1001002862">
+    <w:abstractNumId w:val="10"/>
+  </w:num>
+  <w:num w:numId="11" w16cid:durableId="946540370">
+    <w:abstractNumId w:val="18"/>
+  </w:num>
+  <w:num w:numId="12" w16cid:durableId="1491024147">
+    <w:abstractNumId w:val="17"/>
+  </w:num>
+  <w:num w:numId="13" w16cid:durableId="2115204342">
+    <w:abstractNumId w:val="12"/>
+  </w:num>
+  <w:num w:numId="14" w16cid:durableId="1473673393">
+    <w:abstractNumId w:val="16"/>
+  </w:num>
+  <w:num w:numId="15" w16cid:durableId="313728454">
+    <w:abstractNumId w:val="19"/>
+  </w:num>
+  <w:num w:numId="16" w16cid:durableId="2102794259">
+    <w:abstractNumId w:val="20"/>
+  </w:num>
+  <w:num w:numId="17" w16cid:durableId="936132849">
+    <w:abstractNumId w:val="14"/>
+  </w:num>
+  <w:num w:numId="18" w16cid:durableId="983507472">
+    <w:abstractNumId w:val="11"/>
+  </w:num>
+  <w:num w:numId="19" w16cid:durableId="1648364832">
+    <w:abstractNumId w:val="21"/>
+  </w:num>
+  <w:num w:numId="20" w16cid:durableId="2055542083">
+    <w:abstractNumId w:val="13"/>
+  </w:num>
+  <w:num w:numId="21" w16cid:durableId="278996208">
+    <w:abstractNumId w:val="15"/>
+  </w:num>
+  <w:num w:numId="22" w16cid:durableId="31268812">
     <w:abstractNumId w:val="9"/>
   </w:num>
 </w:numbering>
@@ -1239,7 +7047,6 @@
   <w:style w:type="character" w:default="1" w:styleId="Carpredefinitoparagrafo">
     <w:name w:val="Default Paragraph Font"/>
     <w:uiPriority w:val="1"/>
-    <w:semiHidden/>
     <w:unhideWhenUsed/>
   </w:style>
   <w:style w:type="table" w:default="1" w:styleId="Tabellanormale">
